--- a/Di-bootcamp/week2/day4/DC/Расшифровка кода.docx
+++ b/Di-bootcamp/week2/day4/DC/Расшифровка кода.docx
@@ -2559,11 +2559,33 @@
           <w:lang w:val="en-US"/>
         </w:rPr>
       </w:pPr>
-      <w:r>
-        <w:rPr>
-          <w:lang w:val="en-US"/>
-        </w:rPr>
-        <w:t>def unique_words(self):</w:t>
+      <w:proofErr w:type="gramStart"/>
+      <w:r>
+        <w:rPr>
+          <w:lang w:val="en-US"/>
+        </w:rPr>
+        <w:t>def</w:t>
+      </w:r>
+      <w:proofErr w:type="gramEnd"/>
+      <w:r>
+        <w:rPr>
+          <w:lang w:val="en-US"/>
+        </w:rPr>
+        <w:t xml:space="preserve"> </w:t>
+      </w:r>
+      <w:proofErr w:type="spellStart"/>
+      <w:r>
+        <w:rPr>
+          <w:lang w:val="en-US"/>
+        </w:rPr>
+        <w:t>unique_words</w:t>
+      </w:r>
+      <w:proofErr w:type="spellEnd"/>
+      <w:r>
+        <w:rPr>
+          <w:lang w:val="en-US"/>
+        </w:rPr>
+        <w:t>(self):</w:t>
       </w:r>
     </w:p>
     <w:p>
@@ -2602,7 +2624,21 @@
         <w:rPr>
           <w:lang w:val="en-US"/>
         </w:rPr>
-        <w:t xml:space="preserve">    :return: List of unique words</w:t>
+        <w:t xml:space="preserve">    </w:t>
+      </w:r>
+      <w:proofErr w:type="gramStart"/>
+      <w:r>
+        <w:rPr>
+          <w:lang w:val="en-US"/>
+        </w:rPr>
+        <w:t>:return</w:t>
+      </w:r>
+      <w:proofErr w:type="gramEnd"/>
+      <w:r>
+        <w:rPr>
+          <w:lang w:val="en-US"/>
+        </w:rPr>
+        <w:t>: List of unique words</w:t>
       </w:r>
     </w:p>
     <w:p>
@@ -2706,271 +2742,5711 @@
         <w:t>() на список слов.</w:t>
       </w:r>
     </w:p>
+    <w:p>
+      <w:r>
+        <w:t>По умолчанию .</w:t>
+      </w:r>
+      <w:proofErr w:type="spellStart"/>
+      <w:r>
+        <w:t>split</w:t>
+      </w:r>
+      <w:proofErr w:type="spellEnd"/>
+      <w:r>
+        <w:t>() разделяет по пробелам и символам перевода строки.</w:t>
+      </w:r>
+    </w:p>
     <w:p/>
     <w:p>
-      <w:r>
-        <w:t>По умолчанию .</w:t>
-      </w:r>
-      <w:proofErr w:type="spellStart"/>
-      <w:r>
-        <w:t>split</w:t>
-      </w:r>
-      <w:proofErr w:type="spellEnd"/>
-      <w:r>
-        <w:t>() разделяет по пробелам и символам перевода строки.</w:t>
+      <w:pPr>
+        <w:rPr>
+          <w:lang w:val="en-US"/>
+        </w:rPr>
+      </w:pPr>
+      <w:r>
+        <w:t>Например</w:t>
+      </w:r>
+      <w:r>
+        <w:rPr>
+          <w:lang w:val="en-US"/>
+        </w:rPr>
+        <w:t>:</w:t>
+      </w:r>
+    </w:p>
+    <w:p>
+      <w:pPr>
+        <w:rPr>
+          <w:lang w:val="en-US"/>
+        </w:rPr>
+      </w:pPr>
+    </w:p>
+    <w:p>
+      <w:pPr>
+        <w:rPr>
+          <w:lang w:val="en-US"/>
+        </w:rPr>
+      </w:pPr>
+      <w:proofErr w:type="gramStart"/>
+      <w:r>
+        <w:rPr>
+          <w:lang w:val="en-US"/>
+        </w:rPr>
+        <w:t>python</w:t>
+      </w:r>
+      <w:proofErr w:type="gramEnd"/>
+    </w:p>
+    <w:p>
+      <w:pPr>
+        <w:rPr>
+          <w:lang w:val="en-US"/>
+        </w:rPr>
+      </w:pPr>
+      <w:r>
+        <w:t>Копировать</w:t>
+      </w:r>
+      <w:r>
+        <w:rPr>
+          <w:lang w:val="en-US"/>
+        </w:rPr>
+        <w:t xml:space="preserve"> </w:t>
+      </w:r>
+      <w:r>
+        <w:t>код</w:t>
+      </w:r>
+    </w:p>
+    <w:p>
+      <w:pPr>
+        <w:rPr>
+          <w:lang w:val="en-US"/>
+        </w:rPr>
+      </w:pPr>
+      <w:r>
+        <w:rPr>
+          <w:lang w:val="en-US"/>
+        </w:rPr>
+        <w:t>"</w:t>
+      </w:r>
+      <w:proofErr w:type="gramStart"/>
+      <w:r>
+        <w:rPr>
+          <w:lang w:val="en-US"/>
+        </w:rPr>
+        <w:t>cat</w:t>
+      </w:r>
+      <w:proofErr w:type="gramEnd"/>
+      <w:r>
+        <w:rPr>
+          <w:lang w:val="en-US"/>
+        </w:rPr>
+        <w:t xml:space="preserve"> dog </w:t>
+      </w:r>
+      <w:proofErr w:type="spellStart"/>
+      <w:r>
+        <w:rPr>
+          <w:lang w:val="en-US"/>
+        </w:rPr>
+        <w:t>cat".split</w:t>
+      </w:r>
+      <w:proofErr w:type="spellEnd"/>
+      <w:r>
+        <w:rPr>
+          <w:lang w:val="en-US"/>
+        </w:rPr>
+        <w:t>() → ["cat", "dog", "cat"]</w:t>
+      </w:r>
+    </w:p>
+    <w:p>
+      <w:pPr>
+        <w:rPr>
+          <w:lang w:val="en-US"/>
+        </w:rPr>
+      </w:pPr>
+      <w:proofErr w:type="gramStart"/>
+      <w:r>
+        <w:rPr>
+          <w:lang w:val="en-US"/>
+        </w:rPr>
+        <w:t>python</w:t>
+      </w:r>
+      <w:proofErr w:type="gramEnd"/>
+    </w:p>
+    <w:p>
+      <w:pPr>
+        <w:rPr>
+          <w:lang w:val="en-US"/>
+        </w:rPr>
+      </w:pPr>
+      <w:r>
+        <w:t>Копировать</w:t>
+      </w:r>
+      <w:r>
+        <w:rPr>
+          <w:lang w:val="en-US"/>
+        </w:rPr>
+        <w:t xml:space="preserve"> </w:t>
+      </w:r>
+      <w:r>
+        <w:t>код</w:t>
+      </w:r>
+    </w:p>
+    <w:p>
+      <w:pPr>
+        <w:rPr>
+          <w:lang w:val="en-US"/>
+        </w:rPr>
+      </w:pPr>
+      <w:proofErr w:type="gramStart"/>
+      <w:r>
+        <w:rPr>
+          <w:lang w:val="en-US"/>
+        </w:rPr>
+        <w:t>unique</w:t>
+      </w:r>
+      <w:proofErr w:type="gramEnd"/>
+      <w:r>
+        <w:rPr>
+          <w:lang w:val="en-US"/>
+        </w:rPr>
+        <w:t xml:space="preserve"> = set(words)</w:t>
+      </w:r>
+    </w:p>
+    <w:p>
+      <w:r>
+        <w:t>Создаётся множество (</w:t>
+      </w:r>
+      <w:proofErr w:type="spellStart"/>
+      <w:r>
+        <w:t>set</w:t>
+      </w:r>
+      <w:proofErr w:type="spellEnd"/>
+      <w:r>
+        <w:t>) из списка слов.</w:t>
       </w:r>
     </w:p>
     <w:p/>
     <w:p>
-      <w:pPr>
-        <w:rPr>
-          <w:lang w:val="en-US"/>
-        </w:rPr>
-      </w:pPr>
-      <w:r>
-        <w:t>Например</w:t>
-      </w:r>
-      <w:r>
-        <w:rPr>
+      <w:r>
+        <w:t>Особенность множества: оно хранит только уникальные элементы.</w:t>
+      </w:r>
+    </w:p>
+    <w:p/>
+    <w:p>
+      <w:r>
+        <w:t>Повторяющиеся слова автоматически убираются.</w:t>
+      </w:r>
+    </w:p>
+    <w:p>
+      <w:pPr>
+        <w:rPr>
+          <w:lang w:val="en-US"/>
+        </w:rPr>
+      </w:pPr>
+    </w:p>
+    <w:p>
+      <w:proofErr w:type="spellStart"/>
+      <w:r>
+        <w:t>python</w:t>
+      </w:r>
+      <w:proofErr w:type="spellEnd"/>
+    </w:p>
+    <w:p>
+      <w:r>
+        <w:t>Копировать код</w:t>
+      </w:r>
+    </w:p>
+    <w:p>
+      <w:pPr>
+        <w:rPr>
+          <w:lang w:val="en-US"/>
+        </w:rPr>
+      </w:pPr>
+      <w:r>
+        <w:rPr>
+          <w:lang w:val="en-US"/>
+        </w:rPr>
+        <w:t>["</w:t>
+      </w:r>
+      <w:proofErr w:type="gramStart"/>
+      <w:r>
+        <w:rPr>
+          <w:lang w:val="en-US"/>
+        </w:rPr>
+        <w:t>cat</w:t>
+      </w:r>
+      <w:proofErr w:type="gramEnd"/>
+      <w:r>
+        <w:rPr>
+          <w:lang w:val="en-US"/>
+        </w:rPr>
+        <w:t>", "dog", "cat"] → {"cat", "dog"}</w:t>
+      </w:r>
+    </w:p>
+    <w:p>
+      <w:pPr>
+        <w:rPr>
+          <w:lang w:val="en-US"/>
+        </w:rPr>
+      </w:pPr>
+      <w:proofErr w:type="gramStart"/>
+      <w:r>
+        <w:rPr>
+          <w:lang w:val="en-US"/>
+        </w:rPr>
+        <w:t>python</w:t>
+      </w:r>
+      <w:proofErr w:type="gramEnd"/>
+    </w:p>
+    <w:p>
+      <w:pPr>
+        <w:rPr>
+          <w:lang w:val="en-US"/>
+        </w:rPr>
+      </w:pPr>
+      <w:r>
+        <w:lastRenderedPageBreak/>
+        <w:t>Копировать</w:t>
+      </w:r>
+      <w:r>
+        <w:rPr>
+          <w:lang w:val="en-US"/>
+        </w:rPr>
+        <w:t xml:space="preserve"> </w:t>
+      </w:r>
+      <w:r>
+        <w:t>код</w:t>
+      </w:r>
+    </w:p>
+    <w:p>
+      <w:pPr>
+        <w:rPr>
+          <w:lang w:val="en-US"/>
+        </w:rPr>
+      </w:pPr>
+      <w:proofErr w:type="gramStart"/>
+      <w:r>
+        <w:rPr>
+          <w:lang w:val="en-US"/>
+        </w:rPr>
+        <w:t>return</w:t>
+      </w:r>
+      <w:proofErr w:type="gramEnd"/>
+      <w:r>
+        <w:rPr>
+          <w:lang w:val="en-US"/>
+        </w:rPr>
+        <w:t xml:space="preserve"> list(unique)</w:t>
+      </w:r>
+    </w:p>
+    <w:p>
+      <w:r>
+        <w:t>Множество преобразуется обратно в список.</w:t>
+      </w:r>
+    </w:p>
+    <w:p/>
+    <w:p>
+      <w:r>
+        <w:t>Возвращается список уникальных слов.</w:t>
+      </w:r>
+    </w:p>
+    <w:p/>
+    <w:p>
+      <w:r>
+        <w:t>Порядок может быть любым, так как множества не сохраняют порядок.</w:t>
+      </w:r>
+    </w:p>
+    <w:p/>
+    <w:p>
+      <w:r>
+        <w:rPr>
+          <w:rFonts w:ascii="Calibri" w:hAnsi="Calibri" w:cs="Calibri"/>
+        </w:rPr>
+        <w:t>✅</w:t>
+      </w:r>
+      <w:r>
+        <w:t xml:space="preserve"> Итог:</w:t>
+      </w:r>
+    </w:p>
+    <w:p>
+      <w:pPr>
+        <w:pBdr>
+          <w:bottom w:val="double" w:sz="6" w:space="1" w:color="auto"/>
+        </w:pBdr>
+      </w:pPr>
+      <w:r>
+        <w:t xml:space="preserve">Метод </w:t>
+      </w:r>
+      <w:proofErr w:type="spellStart"/>
+      <w:r>
+        <w:t>unique_words</w:t>
+      </w:r>
+      <w:proofErr w:type="spellEnd"/>
+      <w:r>
+        <w:t>() возвращает список слов из текста, но каждое слово встречается только один раз.</w:t>
+      </w:r>
+    </w:p>
+    <w:p>
+      <w:pPr>
+        <w:pStyle w:val="a4"/>
+      </w:pPr>
+      <w:r>
+        <w:t xml:space="preserve">Разберём метод построчно и объясним, </w:t>
+      </w:r>
+      <w:r>
+        <w:rPr>
+          <w:rStyle w:val="a3"/>
+        </w:rPr>
+        <w:t xml:space="preserve">зачем здесь </w:t>
+      </w:r>
+      <w:r>
+        <w:rPr>
+          <w:rStyle w:val="HTML"/>
+          <w:b/>
+          <w:bCs/>
+        </w:rPr>
+        <w:t>@</w:t>
+      </w:r>
+      <w:proofErr w:type="spellStart"/>
+      <w:r>
+        <w:rPr>
+          <w:rStyle w:val="HTML"/>
+          <w:b/>
+          <w:bCs/>
+        </w:rPr>
+        <w:t>classmethod</w:t>
+      </w:r>
+      <w:proofErr w:type="spellEnd"/>
+      <w:r>
+        <w:t xml:space="preserve"> и как это работает.</w:t>
+      </w:r>
+    </w:p>
+    <w:p>
+      <w:pPr>
+        <w:pStyle w:val="HTML0"/>
+        <w:rPr>
+          <w:rStyle w:val="HTML"/>
+          <w:lang w:val="en-US"/>
+        </w:rPr>
+      </w:pPr>
+      <w:r>
+        <w:rPr>
+          <w:rStyle w:val="hljs-meta"/>
+          <w:lang w:val="en-US"/>
+        </w:rPr>
+        <w:t>@</w:t>
+      </w:r>
+      <w:proofErr w:type="spellStart"/>
+      <w:r>
+        <w:rPr>
+          <w:rStyle w:val="hljs-meta"/>
+          <w:lang w:val="en-US"/>
+        </w:rPr>
+        <w:t>classmethod</w:t>
+      </w:r>
+      <w:proofErr w:type="spellEnd"/>
+    </w:p>
+    <w:p>
+      <w:pPr>
+        <w:pStyle w:val="HTML0"/>
+        <w:rPr>
+          <w:rStyle w:val="HTML"/>
+          <w:lang w:val="en-US"/>
+        </w:rPr>
+      </w:pPr>
+      <w:proofErr w:type="gramStart"/>
+      <w:r>
+        <w:rPr>
+          <w:rStyle w:val="hljs-keyword"/>
+          <w:lang w:val="en-US"/>
+        </w:rPr>
+        <w:t>def</w:t>
+      </w:r>
+      <w:proofErr w:type="gramEnd"/>
+      <w:r>
+        <w:rPr>
+          <w:rStyle w:val="HTML"/>
+          <w:lang w:val="en-US"/>
+        </w:rPr>
+        <w:t xml:space="preserve"> </w:t>
+      </w:r>
+      <w:proofErr w:type="spellStart"/>
+      <w:r>
+        <w:rPr>
+          <w:rStyle w:val="hljs-title"/>
+          <w:lang w:val="en-US"/>
+        </w:rPr>
+        <w:t>from_file</w:t>
+      </w:r>
+      <w:proofErr w:type="spellEnd"/>
+      <w:r>
+        <w:rPr>
+          <w:rStyle w:val="HTML"/>
+          <w:lang w:val="en-US"/>
+        </w:rPr>
+        <w:t>(</w:t>
+      </w:r>
+      <w:proofErr w:type="spellStart"/>
+      <w:r>
+        <w:rPr>
+          <w:rStyle w:val="hljs-params"/>
+          <w:lang w:val="en-US"/>
+        </w:rPr>
+        <w:t>cls</w:t>
+      </w:r>
+      <w:proofErr w:type="spellEnd"/>
+      <w:r>
+        <w:rPr>
+          <w:rStyle w:val="hljs-params"/>
+          <w:lang w:val="en-US"/>
+        </w:rPr>
+        <w:t xml:space="preserve">, </w:t>
+      </w:r>
+      <w:proofErr w:type="spellStart"/>
+      <w:r>
+        <w:rPr>
+          <w:rStyle w:val="hljs-params"/>
+          <w:lang w:val="en-US"/>
+        </w:rPr>
+        <w:t>file_path</w:t>
+      </w:r>
+      <w:proofErr w:type="spellEnd"/>
+      <w:r>
+        <w:rPr>
+          <w:rStyle w:val="HTML"/>
+          <w:lang w:val="en-US"/>
+        </w:rPr>
+        <w:t>):</w:t>
+      </w:r>
+    </w:p>
+    <w:p>
+      <w:pPr>
+        <w:pStyle w:val="HTML0"/>
+        <w:rPr>
+          <w:rStyle w:val="hljs-string"/>
+          <w:lang w:val="en-US"/>
+        </w:rPr>
+      </w:pPr>
+      <w:r>
+        <w:rPr>
+          <w:rStyle w:val="HTML"/>
+          <w:lang w:val="en-US"/>
+        </w:rPr>
+        <w:t xml:space="preserve">    </w:t>
+      </w:r>
+      <w:r>
+        <w:rPr>
+          <w:rStyle w:val="hljs-string"/>
+          <w:lang w:val="en-US"/>
+        </w:rPr>
+        <w:t>"""</w:t>
+      </w:r>
+    </w:p>
+    <w:p>
+      <w:pPr>
+        <w:pStyle w:val="HTML0"/>
+        <w:rPr>
+          <w:rStyle w:val="hljs-string"/>
+          <w:lang w:val="en-US"/>
+        </w:rPr>
+      </w:pPr>
+      <w:r>
+        <w:rPr>
+          <w:rStyle w:val="hljs-string"/>
+          <w:lang w:val="en-US"/>
+        </w:rPr>
+        <w:t xml:space="preserve">    Create a Text instance from a file.</w:t>
+      </w:r>
+    </w:p>
+    <w:p>
+      <w:pPr>
+        <w:pStyle w:val="HTML0"/>
+        <w:rPr>
+          <w:rStyle w:val="hljs-string"/>
+          <w:lang w:val="en-US"/>
+        </w:rPr>
+      </w:pPr>
+      <w:r>
+        <w:rPr>
+          <w:rStyle w:val="hljs-string"/>
+          <w:lang w:val="en-US"/>
+        </w:rPr>
+        <w:t xml:space="preserve">    </w:t>
+      </w:r>
+      <w:proofErr w:type="gramStart"/>
+      <w:r>
+        <w:rPr>
+          <w:rStyle w:val="hljs-string"/>
           <w:lang w:val="en-US"/>
         </w:rPr>
         <w:t>:</w:t>
       </w:r>
-    </w:p>
-    <w:p>
-      <w:pPr>
-        <w:rPr>
-          <w:lang w:val="en-US"/>
-        </w:rPr>
-      </w:pPr>
-    </w:p>
-    <w:p>
-      <w:pPr>
-        <w:rPr>
-          <w:lang w:val="en-US"/>
-        </w:rPr>
-      </w:pPr>
-      <w:r>
-        <w:rPr>
-          <w:lang w:val="en-US"/>
-        </w:rPr>
-        <w:t>python</w:t>
-      </w:r>
-    </w:p>
-    <w:p>
-      <w:pPr>
-        <w:rPr>
-          <w:lang w:val="en-US"/>
-        </w:rPr>
-      </w:pPr>
-      <w:r>
-        <w:t>Копировать</w:t>
-      </w:r>
-      <w:r>
-        <w:rPr>
+      <w:proofErr w:type="spellStart"/>
+      <w:r>
+        <w:rPr>
+          <w:rStyle w:val="hljs-string"/>
+          <w:lang w:val="en-US"/>
+        </w:rPr>
+        <w:t>param</w:t>
+      </w:r>
+      <w:proofErr w:type="spellEnd"/>
+      <w:proofErr w:type="gramEnd"/>
+      <w:r>
+        <w:rPr>
+          <w:rStyle w:val="hljs-string"/>
           <w:lang w:val="en-US"/>
         </w:rPr>
         <w:t xml:space="preserve"> </w:t>
       </w:r>
-      <w:r>
-        <w:t>код</w:t>
-      </w:r>
-    </w:p>
-    <w:p>
-      <w:pPr>
-        <w:rPr>
-          <w:lang w:val="en-US"/>
-        </w:rPr>
-      </w:pPr>
-      <w:r>
-        <w:rPr>
-          <w:lang w:val="en-US"/>
-        </w:rPr>
-        <w:t>"cat dog cat".split() → ["cat", "dog", "cat"]</w:t>
-      </w:r>
-    </w:p>
-    <w:p>
-      <w:pPr>
-        <w:rPr>
-          <w:lang w:val="en-US"/>
-        </w:rPr>
-      </w:pPr>
-      <w:r>
-        <w:rPr>
-          <w:lang w:val="en-US"/>
-        </w:rPr>
-        <w:t>python</w:t>
-      </w:r>
-    </w:p>
-    <w:p>
-      <w:pPr>
-        <w:rPr>
-          <w:lang w:val="en-US"/>
-        </w:rPr>
-      </w:pPr>
-      <w:r>
-        <w:t>Копировать</w:t>
-      </w:r>
-      <w:r>
-        <w:rPr>
+      <w:proofErr w:type="spellStart"/>
+      <w:r>
+        <w:rPr>
+          <w:rStyle w:val="hljs-string"/>
+          <w:lang w:val="en-US"/>
+        </w:rPr>
+        <w:t>file_path</w:t>
+      </w:r>
+      <w:proofErr w:type="spellEnd"/>
+      <w:r>
+        <w:rPr>
+          <w:rStyle w:val="hljs-string"/>
+          <w:lang w:val="en-US"/>
+        </w:rPr>
+        <w:t>: Path to the text file</w:t>
+      </w:r>
+    </w:p>
+    <w:p>
+      <w:pPr>
+        <w:pStyle w:val="HTML0"/>
+        <w:rPr>
+          <w:rStyle w:val="hljs-string"/>
+          <w:lang w:val="en-US"/>
+        </w:rPr>
+      </w:pPr>
+      <w:r>
+        <w:rPr>
+          <w:rStyle w:val="hljs-string"/>
+          <w:lang w:val="en-US"/>
+        </w:rPr>
+        <w:t xml:space="preserve">    </w:t>
+      </w:r>
+      <w:proofErr w:type="gramStart"/>
+      <w:r>
+        <w:rPr>
+          <w:rStyle w:val="hljs-string"/>
+          <w:lang w:val="en-US"/>
+        </w:rPr>
+        <w:t>:return</w:t>
+      </w:r>
+      <w:proofErr w:type="gramEnd"/>
+      <w:r>
+        <w:rPr>
+          <w:rStyle w:val="hljs-string"/>
+          <w:lang w:val="en-US"/>
+        </w:rPr>
+        <w:t>: Text object</w:t>
+      </w:r>
+    </w:p>
+    <w:p>
+      <w:pPr>
+        <w:pStyle w:val="HTML0"/>
+        <w:rPr>
+          <w:rStyle w:val="HTML"/>
+          <w:lang w:val="en-US"/>
+        </w:rPr>
+      </w:pPr>
+      <w:r>
+        <w:rPr>
+          <w:rStyle w:val="hljs-string"/>
+          <w:lang w:val="en-US"/>
+        </w:rPr>
+        <w:t xml:space="preserve">    """</w:t>
+      </w:r>
+    </w:p>
+    <w:p>
+      <w:pPr>
+        <w:pStyle w:val="HTML0"/>
+        <w:rPr>
+          <w:rStyle w:val="HTML"/>
+          <w:lang w:val="en-US"/>
+        </w:rPr>
+      </w:pPr>
+      <w:r>
+        <w:rPr>
+          <w:rStyle w:val="HTML"/>
+          <w:lang w:val="en-US"/>
+        </w:rPr>
+        <w:t xml:space="preserve">    </w:t>
+      </w:r>
+      <w:proofErr w:type="gramStart"/>
+      <w:r>
+        <w:rPr>
+          <w:rStyle w:val="hljs-keyword"/>
+          <w:lang w:val="en-US"/>
+        </w:rPr>
+        <w:t>with</w:t>
+      </w:r>
+      <w:proofErr w:type="gramEnd"/>
+      <w:r>
+        <w:rPr>
+          <w:rStyle w:val="HTML"/>
           <w:lang w:val="en-US"/>
         </w:rPr>
         <w:t xml:space="preserve"> </w:t>
       </w:r>
       <w:r>
-        <w:t>код</w:t>
-      </w:r>
-    </w:p>
-    <w:p>
-      <w:pPr>
-        <w:rPr>
-          <w:lang w:val="en-US"/>
-        </w:rPr>
-      </w:pPr>
-      <w:r>
-        <w:rPr>
-          <w:lang w:val="en-US"/>
-        </w:rPr>
-        <w:t>unique = set(words)</w:t>
-      </w:r>
-    </w:p>
-    <w:p>
-      <w:r>
-        <w:t>Создаётся множество (</w:t>
-      </w:r>
-      <w:proofErr w:type="spellStart"/>
-      <w:r>
-        <w:t>set</w:t>
-      </w:r>
-      <w:proofErr w:type="spellEnd"/>
-      <w:r>
-        <w:t>) из списка слов.</w:t>
+        <w:rPr>
+          <w:rStyle w:val="hljs-builtin"/>
+          <w:lang w:val="en-US"/>
+        </w:rPr>
+        <w:t>open</w:t>
+      </w:r>
+      <w:r>
+        <w:rPr>
+          <w:rStyle w:val="HTML"/>
+          <w:lang w:val="en-US"/>
+        </w:rPr>
+        <w:t>(</w:t>
+      </w:r>
+      <w:proofErr w:type="spellStart"/>
+      <w:r>
+        <w:rPr>
+          <w:rStyle w:val="HTML"/>
+          <w:lang w:val="en-US"/>
+        </w:rPr>
+        <w:t>file_path</w:t>
+      </w:r>
+      <w:proofErr w:type="spellEnd"/>
+      <w:r>
+        <w:rPr>
+          <w:rStyle w:val="HTML"/>
+          <w:lang w:val="en-US"/>
+        </w:rPr>
+        <w:t xml:space="preserve">, </w:t>
+      </w:r>
+      <w:r>
+        <w:rPr>
+          <w:rStyle w:val="hljs-string"/>
+          <w:lang w:val="en-US"/>
+        </w:rPr>
+        <w:t>"r"</w:t>
+      </w:r>
+      <w:r>
+        <w:rPr>
+          <w:rStyle w:val="HTML"/>
+          <w:lang w:val="en-US"/>
+        </w:rPr>
+        <w:t xml:space="preserve">) </w:t>
+      </w:r>
+      <w:r>
+        <w:rPr>
+          <w:rStyle w:val="hljs-keyword"/>
+          <w:lang w:val="en-US"/>
+        </w:rPr>
+        <w:t>as</w:t>
+      </w:r>
+      <w:r>
+        <w:rPr>
+          <w:rStyle w:val="HTML"/>
+          <w:lang w:val="en-US"/>
+        </w:rPr>
+        <w:t xml:space="preserve"> file:</w:t>
+      </w:r>
+    </w:p>
+    <w:p>
+      <w:pPr>
+        <w:pStyle w:val="HTML0"/>
+        <w:rPr>
+          <w:rStyle w:val="HTML"/>
+          <w:lang w:val="en-US"/>
+        </w:rPr>
+      </w:pPr>
+      <w:r>
+        <w:rPr>
+          <w:rStyle w:val="HTML"/>
+          <w:lang w:val="en-US"/>
+        </w:rPr>
+        <w:t xml:space="preserve">        </w:t>
+      </w:r>
+      <w:proofErr w:type="gramStart"/>
+      <w:r>
+        <w:rPr>
+          <w:rStyle w:val="HTML"/>
+          <w:lang w:val="en-US"/>
+        </w:rPr>
+        <w:t>content</w:t>
+      </w:r>
+      <w:proofErr w:type="gramEnd"/>
+      <w:r>
+        <w:rPr>
+          <w:rStyle w:val="HTML"/>
+          <w:lang w:val="en-US"/>
+        </w:rPr>
+        <w:t xml:space="preserve"> = </w:t>
+      </w:r>
+      <w:proofErr w:type="spellStart"/>
+      <w:r>
+        <w:rPr>
+          <w:rStyle w:val="HTML"/>
+          <w:lang w:val="en-US"/>
+        </w:rPr>
+        <w:t>file.read</w:t>
+      </w:r>
+      <w:proofErr w:type="spellEnd"/>
+      <w:r>
+        <w:rPr>
+          <w:rStyle w:val="HTML"/>
+          <w:lang w:val="en-US"/>
+        </w:rPr>
+        <w:t>()</w:t>
+      </w:r>
+    </w:p>
+    <w:p>
+      <w:pPr>
+        <w:pStyle w:val="HTML0"/>
+        <w:rPr>
+          <w:rStyle w:val="HTML"/>
+          <w:lang w:val="en-US"/>
+        </w:rPr>
+      </w:pPr>
+      <w:r>
+        <w:rPr>
+          <w:rStyle w:val="HTML"/>
+          <w:lang w:val="en-US"/>
+        </w:rPr>
+        <w:t xml:space="preserve">    </w:t>
+      </w:r>
+      <w:proofErr w:type="gramStart"/>
+      <w:r>
+        <w:rPr>
+          <w:rStyle w:val="hljs-keyword"/>
+          <w:lang w:val="en-US"/>
+        </w:rPr>
+        <w:t>return</w:t>
+      </w:r>
+      <w:proofErr w:type="gramEnd"/>
+      <w:r>
+        <w:rPr>
+          <w:rStyle w:val="HTML"/>
+          <w:lang w:val="en-US"/>
+        </w:rPr>
+        <w:t xml:space="preserve"> </w:t>
+      </w:r>
+      <w:proofErr w:type="spellStart"/>
+      <w:r>
+        <w:rPr>
+          <w:rStyle w:val="HTML"/>
+          <w:lang w:val="en-US"/>
+        </w:rPr>
+        <w:t>cls</w:t>
+      </w:r>
+      <w:proofErr w:type="spellEnd"/>
+      <w:r>
+        <w:rPr>
+          <w:rStyle w:val="HTML"/>
+          <w:lang w:val="en-US"/>
+        </w:rPr>
+        <w:t>(content)</w:t>
+      </w:r>
+    </w:p>
+    <w:p>
+      <w:pPr>
+        <w:pStyle w:val="2"/>
+      </w:pPr>
+      <w:r>
+        <w:t>Что происходит</w:t>
+      </w:r>
+    </w:p>
+    <w:p>
+      <w:pPr>
+        <w:pStyle w:val="a4"/>
+        <w:numPr>
+          <w:ilvl w:val="0"/>
+          <w:numId w:val="7"/>
+        </w:numPr>
+      </w:pPr>
+      <w:r>
+        <w:rPr>
+          <w:rStyle w:val="HTML"/>
+        </w:rPr>
+        <w:t>@</w:t>
+      </w:r>
+      <w:proofErr w:type="spellStart"/>
+      <w:r>
+        <w:rPr>
+          <w:rStyle w:val="HTML"/>
+        </w:rPr>
+        <w:t>classmethod</w:t>
+      </w:r>
+      <w:proofErr w:type="spellEnd"/>
+      <w:r>
+        <w:br/>
+        <w:t xml:space="preserve">Декоратор делает метод </w:t>
+      </w:r>
+      <w:r>
+        <w:rPr>
+          <w:rStyle w:val="a3"/>
+        </w:rPr>
+        <w:t>методом класса</w:t>
+      </w:r>
+      <w:r>
+        <w:t xml:space="preserve">. Вместо </w:t>
+      </w:r>
+      <w:proofErr w:type="gramStart"/>
+      <w:r>
+        <w:t>привычного</w:t>
+      </w:r>
+      <w:proofErr w:type="gramEnd"/>
+      <w:r>
+        <w:t xml:space="preserve"> </w:t>
+      </w:r>
+      <w:proofErr w:type="spellStart"/>
+      <w:r>
+        <w:rPr>
+          <w:rStyle w:val="HTML"/>
+        </w:rPr>
+        <w:t>self</w:t>
+      </w:r>
+      <w:proofErr w:type="spellEnd"/>
+      <w:r>
+        <w:t xml:space="preserve"> (экземпляр) он получает первый аргумент </w:t>
+      </w:r>
+      <w:proofErr w:type="spellStart"/>
+      <w:r>
+        <w:rPr>
+          <w:rStyle w:val="HTML"/>
+        </w:rPr>
+        <w:t>cls</w:t>
+      </w:r>
+      <w:proofErr w:type="spellEnd"/>
+      <w:r>
+        <w:t xml:space="preserve"> — </w:t>
+      </w:r>
+      <w:r>
+        <w:rPr>
+          <w:rStyle w:val="a3"/>
+        </w:rPr>
+        <w:t>сам класс</w:t>
+      </w:r>
+      <w:r>
+        <w:t>.</w:t>
+      </w:r>
+    </w:p>
+    <w:p>
+      <w:pPr>
+        <w:pStyle w:val="a4"/>
+        <w:numPr>
+          <w:ilvl w:val="1"/>
+          <w:numId w:val="7"/>
+        </w:numPr>
+      </w:pPr>
+      <w:r>
+        <w:t xml:space="preserve">Это удобно для </w:t>
+      </w:r>
+      <w:r>
+        <w:rPr>
+          <w:rStyle w:val="a3"/>
+        </w:rPr>
+        <w:t>альтернативных конструкторов</w:t>
+      </w:r>
+      <w:r>
+        <w:t xml:space="preserve">: метод создаёт объект не напрямую через </w:t>
+      </w:r>
+      <w:proofErr w:type="spellStart"/>
+      <w:r>
+        <w:rPr>
+          <w:rStyle w:val="HTML"/>
+        </w:rPr>
+        <w:t>Text</w:t>
+      </w:r>
+      <w:proofErr w:type="spellEnd"/>
+      <w:r>
+        <w:rPr>
+          <w:rStyle w:val="HTML"/>
+        </w:rPr>
+        <w:t>(...)</w:t>
+      </w:r>
+      <w:r>
+        <w:t xml:space="preserve">, а через </w:t>
+      </w:r>
+      <w:proofErr w:type="spellStart"/>
+      <w:r>
+        <w:rPr>
+          <w:rStyle w:val="HTML"/>
+        </w:rPr>
+        <w:t>cls</w:t>
+      </w:r>
+      <w:proofErr w:type="spellEnd"/>
+      <w:r>
+        <w:rPr>
+          <w:rStyle w:val="HTML"/>
+        </w:rPr>
+        <w:t>(...)</w:t>
+      </w:r>
+      <w:r>
+        <w:t>.</w:t>
+      </w:r>
+    </w:p>
+    <w:p>
+      <w:pPr>
+        <w:pStyle w:val="a4"/>
+        <w:numPr>
+          <w:ilvl w:val="1"/>
+          <w:numId w:val="7"/>
+        </w:numPr>
+      </w:pPr>
+      <w:r>
+        <w:t xml:space="preserve">Важно: если вы вызовете </w:t>
+      </w:r>
+      <w:proofErr w:type="spellStart"/>
+      <w:r>
+        <w:rPr>
+          <w:rStyle w:val="HTML"/>
+        </w:rPr>
+        <w:t>SubText.from_file</w:t>
+      </w:r>
+      <w:proofErr w:type="spellEnd"/>
+      <w:r>
+        <w:rPr>
+          <w:rStyle w:val="HTML"/>
+        </w:rPr>
+        <w:t>(...)</w:t>
+      </w:r>
+      <w:r>
+        <w:t xml:space="preserve"> у подкласса, то вернётся </w:t>
+      </w:r>
+      <w:r>
+        <w:rPr>
+          <w:rStyle w:val="a3"/>
+        </w:rPr>
+        <w:t>экземпляр подкласса</w:t>
+      </w:r>
+      <w:r>
+        <w:t xml:space="preserve">, потому что используется </w:t>
+      </w:r>
+      <w:proofErr w:type="spellStart"/>
+      <w:r>
+        <w:rPr>
+          <w:rStyle w:val="HTML"/>
+        </w:rPr>
+        <w:t>cls</w:t>
+      </w:r>
+      <w:proofErr w:type="spellEnd"/>
+      <w:r>
+        <w:t xml:space="preserve">, а не жёстко прописанный </w:t>
+      </w:r>
+      <w:proofErr w:type="spellStart"/>
+      <w:r>
+        <w:rPr>
+          <w:rStyle w:val="HTML"/>
+        </w:rPr>
+        <w:t>Text</w:t>
+      </w:r>
+      <w:proofErr w:type="spellEnd"/>
+      <w:r>
+        <w:t>.</w:t>
+      </w:r>
+    </w:p>
+    <w:p>
+      <w:pPr>
+        <w:pStyle w:val="a4"/>
+        <w:numPr>
+          <w:ilvl w:val="0"/>
+          <w:numId w:val="7"/>
+        </w:numPr>
+      </w:pPr>
+      <w:proofErr w:type="spellStart"/>
+      <w:r>
+        <w:rPr>
+          <w:rStyle w:val="HTML"/>
+        </w:rPr>
+        <w:t>def</w:t>
+      </w:r>
+      <w:proofErr w:type="spellEnd"/>
+      <w:r>
+        <w:rPr>
+          <w:rStyle w:val="HTML"/>
+        </w:rPr>
+        <w:t xml:space="preserve"> </w:t>
+      </w:r>
+      <w:proofErr w:type="spellStart"/>
+      <w:r>
+        <w:rPr>
+          <w:rStyle w:val="HTML"/>
+        </w:rPr>
+        <w:t>from_file</w:t>
+      </w:r>
+      <w:proofErr w:type="spellEnd"/>
+      <w:r>
+        <w:rPr>
+          <w:rStyle w:val="HTML"/>
+        </w:rPr>
+        <w:t>(</w:t>
+      </w:r>
+      <w:proofErr w:type="spellStart"/>
+      <w:r>
+        <w:rPr>
+          <w:rStyle w:val="HTML"/>
+        </w:rPr>
+        <w:t>cls</w:t>
+      </w:r>
+      <w:proofErr w:type="spellEnd"/>
+      <w:r>
+        <w:rPr>
+          <w:rStyle w:val="HTML"/>
+        </w:rPr>
+        <w:t xml:space="preserve">, </w:t>
+      </w:r>
+      <w:proofErr w:type="spellStart"/>
+      <w:r>
+        <w:rPr>
+          <w:rStyle w:val="HTML"/>
+        </w:rPr>
+        <w:t>file_path</w:t>
+      </w:r>
+      <w:proofErr w:type="spellEnd"/>
+      <w:r>
+        <w:rPr>
+          <w:rStyle w:val="HTML"/>
+        </w:rPr>
+        <w:t>):</w:t>
+      </w:r>
+      <w:r>
+        <w:br/>
+        <w:t xml:space="preserve">Объявление метода. </w:t>
+      </w:r>
+      <w:proofErr w:type="spellStart"/>
+      <w:r>
+        <w:rPr>
+          <w:rStyle w:val="HTML"/>
+        </w:rPr>
+        <w:t>file_path</w:t>
+      </w:r>
+      <w:proofErr w:type="spellEnd"/>
+      <w:r>
+        <w:t xml:space="preserve"> — путь к текстовому файлу.</w:t>
+      </w:r>
+    </w:p>
+    <w:p>
+      <w:pPr>
+        <w:pStyle w:val="a4"/>
+        <w:numPr>
+          <w:ilvl w:val="0"/>
+          <w:numId w:val="7"/>
+        </w:numPr>
+      </w:pPr>
+      <w:proofErr w:type="spellStart"/>
+      <w:r>
+        <w:t>Docstring</w:t>
+      </w:r>
+      <w:proofErr w:type="spellEnd"/>
+      <w:r>
+        <w:br/>
+        <w:t xml:space="preserve">Коротко описывает назначение: создать объект </w:t>
+      </w:r>
+      <w:proofErr w:type="spellStart"/>
+      <w:r>
+        <w:rPr>
+          <w:rStyle w:val="HTML"/>
+        </w:rPr>
+        <w:t>Text</w:t>
+      </w:r>
+      <w:proofErr w:type="spellEnd"/>
+      <w:r>
+        <w:t xml:space="preserve"> (или его подкласса) из файла.</w:t>
+      </w:r>
+    </w:p>
+    <w:p>
+      <w:pPr>
+        <w:pStyle w:val="a4"/>
+        <w:numPr>
+          <w:ilvl w:val="0"/>
+          <w:numId w:val="7"/>
+        </w:numPr>
+      </w:pPr>
+      <w:proofErr w:type="spellStart"/>
+      <w:r>
+        <w:rPr>
+          <w:rStyle w:val="HTML"/>
+        </w:rPr>
+        <w:t>with</w:t>
+      </w:r>
+      <w:proofErr w:type="spellEnd"/>
+      <w:r>
+        <w:rPr>
+          <w:rStyle w:val="HTML"/>
+        </w:rPr>
+        <w:t xml:space="preserve"> </w:t>
+      </w:r>
+      <w:proofErr w:type="spellStart"/>
+      <w:r>
+        <w:rPr>
+          <w:rStyle w:val="HTML"/>
+        </w:rPr>
+        <w:t>open</w:t>
+      </w:r>
+      <w:proofErr w:type="spellEnd"/>
+      <w:r>
+        <w:rPr>
+          <w:rStyle w:val="HTML"/>
+        </w:rPr>
+        <w:t>(</w:t>
+      </w:r>
+      <w:proofErr w:type="spellStart"/>
+      <w:r>
+        <w:rPr>
+          <w:rStyle w:val="HTML"/>
+        </w:rPr>
+        <w:t>file_path</w:t>
+      </w:r>
+      <w:proofErr w:type="spellEnd"/>
+      <w:r>
+        <w:rPr>
+          <w:rStyle w:val="HTML"/>
+        </w:rPr>
+        <w:t>, "</w:t>
+      </w:r>
+      <w:proofErr w:type="spellStart"/>
+      <w:r>
+        <w:rPr>
+          <w:rStyle w:val="HTML"/>
+        </w:rPr>
+        <w:t>r</w:t>
+      </w:r>
+      <w:proofErr w:type="spellEnd"/>
+      <w:r>
+        <w:rPr>
+          <w:rStyle w:val="HTML"/>
+        </w:rPr>
+        <w:t xml:space="preserve">") </w:t>
+      </w:r>
+      <w:proofErr w:type="spellStart"/>
+      <w:r>
+        <w:rPr>
+          <w:rStyle w:val="HTML"/>
+        </w:rPr>
+        <w:t>as</w:t>
+      </w:r>
+      <w:proofErr w:type="spellEnd"/>
+      <w:r>
+        <w:rPr>
+          <w:rStyle w:val="HTML"/>
+        </w:rPr>
+        <w:t xml:space="preserve"> file:</w:t>
+      </w:r>
+      <w:r>
+        <w:br/>
+        <w:t>Открываем файл в текстовом режиме чтения (</w:t>
+      </w:r>
+      <w:r>
+        <w:rPr>
+          <w:rStyle w:val="HTML"/>
+        </w:rPr>
+        <w:t>"</w:t>
+      </w:r>
+      <w:proofErr w:type="spellStart"/>
+      <w:r>
+        <w:rPr>
+          <w:rStyle w:val="HTML"/>
+        </w:rPr>
+        <w:t>r</w:t>
+      </w:r>
+      <w:proofErr w:type="spellEnd"/>
+      <w:r>
+        <w:rPr>
+          <w:rStyle w:val="HTML"/>
+        </w:rPr>
+        <w:t>"</w:t>
+      </w:r>
+      <w:r>
+        <w:t xml:space="preserve">). Конструкция </w:t>
+      </w:r>
+      <w:proofErr w:type="spellStart"/>
+      <w:r>
+        <w:rPr>
+          <w:rStyle w:val="HTML"/>
+        </w:rPr>
+        <w:t>with</w:t>
+      </w:r>
+      <w:proofErr w:type="spellEnd"/>
+      <w:r>
+        <w:t xml:space="preserve"> — это </w:t>
+      </w:r>
+      <w:r>
+        <w:rPr>
+          <w:rStyle w:val="a3"/>
+        </w:rPr>
+        <w:t>контекстный менеджер</w:t>
+      </w:r>
+      <w:r>
+        <w:t>: файл гарантированно закроется, даже если произойдёт ошибка.</w:t>
+      </w:r>
+    </w:p>
+    <w:p>
+      <w:pPr>
+        <w:pStyle w:val="a4"/>
+        <w:numPr>
+          <w:ilvl w:val="0"/>
+          <w:numId w:val="7"/>
+        </w:numPr>
+      </w:pPr>
+      <w:proofErr w:type="spellStart"/>
+      <w:r>
+        <w:rPr>
+          <w:rStyle w:val="HTML"/>
+        </w:rPr>
+        <w:t>content</w:t>
+      </w:r>
+      <w:proofErr w:type="spellEnd"/>
+      <w:r>
+        <w:rPr>
+          <w:rStyle w:val="HTML"/>
+        </w:rPr>
+        <w:t xml:space="preserve"> = </w:t>
+      </w:r>
+      <w:proofErr w:type="spellStart"/>
+      <w:r>
+        <w:rPr>
+          <w:rStyle w:val="HTML"/>
+        </w:rPr>
+        <w:t>file.read</w:t>
+      </w:r>
+      <w:proofErr w:type="spellEnd"/>
+      <w:r>
+        <w:rPr>
+          <w:rStyle w:val="HTML"/>
+        </w:rPr>
+        <w:t>()</w:t>
+      </w:r>
+      <w:r>
+        <w:br/>
+        <w:t xml:space="preserve">Читаем </w:t>
+      </w:r>
+      <w:r>
+        <w:rPr>
+          <w:rStyle w:val="a3"/>
+        </w:rPr>
+        <w:t>весь файл целиком</w:t>
+      </w:r>
+      <w:r>
+        <w:t xml:space="preserve"> в одну строку </w:t>
+      </w:r>
+      <w:proofErr w:type="spellStart"/>
+      <w:r>
+        <w:rPr>
+          <w:rStyle w:val="HTML"/>
+        </w:rPr>
+        <w:t>content</w:t>
+      </w:r>
+      <w:proofErr w:type="spellEnd"/>
+      <w:r>
+        <w:t>. Если файл большой, это будет одна большая строка.</w:t>
+      </w:r>
+    </w:p>
+    <w:p>
+      <w:pPr>
+        <w:pStyle w:val="a4"/>
+        <w:numPr>
+          <w:ilvl w:val="0"/>
+          <w:numId w:val="7"/>
+        </w:numPr>
+      </w:pPr>
+      <w:proofErr w:type="spellStart"/>
+      <w:r>
+        <w:rPr>
+          <w:rStyle w:val="HTML"/>
+        </w:rPr>
+        <w:lastRenderedPageBreak/>
+        <w:t>return</w:t>
+      </w:r>
+      <w:proofErr w:type="spellEnd"/>
+      <w:r>
+        <w:rPr>
+          <w:rStyle w:val="HTML"/>
+        </w:rPr>
+        <w:t xml:space="preserve"> </w:t>
+      </w:r>
+      <w:proofErr w:type="spellStart"/>
+      <w:r>
+        <w:rPr>
+          <w:rStyle w:val="HTML"/>
+        </w:rPr>
+        <w:t>cls</w:t>
+      </w:r>
+      <w:proofErr w:type="spellEnd"/>
+      <w:r>
+        <w:rPr>
+          <w:rStyle w:val="HTML"/>
+        </w:rPr>
+        <w:t>(</w:t>
+      </w:r>
+      <w:proofErr w:type="spellStart"/>
+      <w:r>
+        <w:rPr>
+          <w:rStyle w:val="HTML"/>
+        </w:rPr>
+        <w:t>content</w:t>
+      </w:r>
+      <w:proofErr w:type="spellEnd"/>
+      <w:r>
+        <w:rPr>
+          <w:rStyle w:val="HTML"/>
+        </w:rPr>
+        <w:t>)</w:t>
+      </w:r>
+      <w:r>
+        <w:br/>
+        <w:t>Возвращаем новый объект, вызывая конструктор класса (</w:t>
+      </w:r>
+      <w:proofErr w:type="spellStart"/>
+      <w:r>
+        <w:rPr>
+          <w:rStyle w:val="HTML"/>
+        </w:rPr>
+        <w:t>cls</w:t>
+      </w:r>
+      <w:proofErr w:type="spellEnd"/>
+      <w:r>
+        <w:t xml:space="preserve">) с прочитанным содержимым. Эквивалентно </w:t>
+      </w:r>
+      <w:proofErr w:type="spellStart"/>
+      <w:r>
+        <w:rPr>
+          <w:rStyle w:val="HTML"/>
+        </w:rPr>
+        <w:t>Text</w:t>
+      </w:r>
+      <w:proofErr w:type="spellEnd"/>
+      <w:r>
+        <w:rPr>
+          <w:rStyle w:val="HTML"/>
+        </w:rPr>
+        <w:t>(</w:t>
+      </w:r>
+      <w:proofErr w:type="spellStart"/>
+      <w:r>
+        <w:rPr>
+          <w:rStyle w:val="HTML"/>
+        </w:rPr>
+        <w:t>content</w:t>
+      </w:r>
+      <w:proofErr w:type="spellEnd"/>
+      <w:r>
+        <w:rPr>
+          <w:rStyle w:val="HTML"/>
+        </w:rPr>
+        <w:t>)</w:t>
+      </w:r>
+      <w:r>
+        <w:t>, но работает корректно и для наследников.</w:t>
+      </w:r>
+    </w:p>
+    <w:p>
+      <w:r>
+        <w:pict>
+          <v:rect id="_x0000_i1025" style="width:0;height:1.5pt" o:hralign="center" o:hrstd="t" o:hr="t" fillcolor="#a0a0a0" stroked="f"/>
+        </w:pict>
+      </w:r>
+    </w:p>
+    <w:p>
+      <w:pPr>
+        <w:pStyle w:val="2"/>
+      </w:pPr>
+      <w:r>
+        <w:t xml:space="preserve">Почему не </w:t>
+      </w:r>
+      <w:r>
+        <w:rPr>
+          <w:rStyle w:val="HTML"/>
+          <w:rFonts w:eastAsiaTheme="majorEastAsia"/>
+        </w:rPr>
+        <w:t>@</w:t>
+      </w:r>
+      <w:proofErr w:type="spellStart"/>
+      <w:r>
+        <w:rPr>
+          <w:rStyle w:val="HTML"/>
+          <w:rFonts w:eastAsiaTheme="majorEastAsia"/>
+        </w:rPr>
+        <w:t>staticmethod</w:t>
+      </w:r>
+      <w:proofErr w:type="spellEnd"/>
+      <w:r>
+        <w:t>?</w:t>
+      </w:r>
+    </w:p>
+    <w:p>
+      <w:pPr>
+        <w:pStyle w:val="a4"/>
+      </w:pPr>
+      <w:r>
+        <w:rPr>
+          <w:rStyle w:val="HTML"/>
+        </w:rPr>
+        <w:t>@</w:t>
+      </w:r>
+      <w:proofErr w:type="spellStart"/>
+      <w:r>
+        <w:rPr>
+          <w:rStyle w:val="HTML"/>
+        </w:rPr>
+        <w:t>staticmethod</w:t>
+      </w:r>
+      <w:proofErr w:type="spellEnd"/>
+      <w:r>
+        <w:t xml:space="preserve"> не получает </w:t>
+      </w:r>
+      <w:proofErr w:type="spellStart"/>
+      <w:r>
+        <w:rPr>
+          <w:rStyle w:val="HTML"/>
+        </w:rPr>
+        <w:t>cls</w:t>
+      </w:r>
+      <w:proofErr w:type="spellEnd"/>
+      <w:r>
+        <w:t xml:space="preserve">, и внутри пришлось бы писать </w:t>
+      </w:r>
+      <w:proofErr w:type="spellStart"/>
+      <w:r>
+        <w:rPr>
+          <w:rStyle w:val="HTML"/>
+        </w:rPr>
+        <w:t>Text</w:t>
+      </w:r>
+      <w:proofErr w:type="spellEnd"/>
+      <w:r>
+        <w:rPr>
+          <w:rStyle w:val="HTML"/>
+        </w:rPr>
+        <w:t>(</w:t>
+      </w:r>
+      <w:proofErr w:type="spellStart"/>
+      <w:r>
+        <w:rPr>
+          <w:rStyle w:val="HTML"/>
+        </w:rPr>
+        <w:t>content</w:t>
+      </w:r>
+      <w:proofErr w:type="spellEnd"/>
+      <w:r>
+        <w:rPr>
+          <w:rStyle w:val="HTML"/>
+        </w:rPr>
+        <w:t>)</w:t>
+      </w:r>
+      <w:r>
+        <w:t xml:space="preserve">. Тогда вызов у подкласса всё равно вернёт </w:t>
+      </w:r>
+      <w:proofErr w:type="spellStart"/>
+      <w:r>
+        <w:rPr>
+          <w:rStyle w:val="HTML"/>
+        </w:rPr>
+        <w:t>Text</w:t>
+      </w:r>
+      <w:proofErr w:type="spellEnd"/>
+      <w:r>
+        <w:t xml:space="preserve">, а не подкласс. </w:t>
+      </w:r>
+      <w:r>
+        <w:rPr>
+          <w:rStyle w:val="HTML"/>
+        </w:rPr>
+        <w:t>@</w:t>
+      </w:r>
+      <w:proofErr w:type="spellStart"/>
+      <w:r>
+        <w:rPr>
+          <w:rStyle w:val="HTML"/>
+        </w:rPr>
+        <w:t>classmethod</w:t>
+      </w:r>
+      <w:proofErr w:type="spellEnd"/>
+      <w:r>
+        <w:t xml:space="preserve"> решает эту проблему.</w:t>
+      </w:r>
+    </w:p>
+    <w:p>
+      <w:r>
+        <w:pict>
+          <v:rect id="_x0000_i1026" style="width:0;height:1.5pt" o:hralign="center" o:hrstd="t" o:hr="t" fillcolor="#a0a0a0" stroked="f"/>
+        </w:pict>
+      </w:r>
+    </w:p>
+    <w:p>
+      <w:pPr>
+        <w:pStyle w:val="2"/>
+      </w:pPr>
+      <w:r>
+        <w:t>Возможные исключения и нюансы</w:t>
+      </w:r>
+    </w:p>
+    <w:p>
+      <w:pPr>
+        <w:pStyle w:val="a4"/>
+        <w:numPr>
+          <w:ilvl w:val="0"/>
+          <w:numId w:val="8"/>
+        </w:numPr>
+      </w:pPr>
+      <w:proofErr w:type="spellStart"/>
+      <w:r>
+        <w:rPr>
+          <w:rStyle w:val="HTML"/>
+        </w:rPr>
+        <w:t>FileNotFoundError</w:t>
+      </w:r>
+      <w:proofErr w:type="spellEnd"/>
+      <w:r>
+        <w:t xml:space="preserve"> — если файла нет.</w:t>
+      </w:r>
+    </w:p>
+    <w:p>
+      <w:pPr>
+        <w:pStyle w:val="a4"/>
+        <w:numPr>
+          <w:ilvl w:val="0"/>
+          <w:numId w:val="8"/>
+        </w:numPr>
+      </w:pPr>
+      <w:proofErr w:type="spellStart"/>
+      <w:r>
+        <w:rPr>
+          <w:rStyle w:val="HTML"/>
+        </w:rPr>
+        <w:t>PermissionError</w:t>
+      </w:r>
+      <w:proofErr w:type="spellEnd"/>
+      <w:r>
+        <w:t xml:space="preserve"> — нет прав на чтение.</w:t>
+      </w:r>
+    </w:p>
+    <w:p>
+      <w:pPr>
+        <w:pStyle w:val="a4"/>
+        <w:numPr>
+          <w:ilvl w:val="0"/>
+          <w:numId w:val="8"/>
+        </w:numPr>
+      </w:pPr>
+      <w:proofErr w:type="spellStart"/>
+      <w:r>
+        <w:rPr>
+          <w:rStyle w:val="HTML"/>
+        </w:rPr>
+        <w:t>UnicodeDecodeError</w:t>
+      </w:r>
+      <w:proofErr w:type="spellEnd"/>
+      <w:r>
+        <w:t xml:space="preserve"> — если кодировка файла не совпадает с </w:t>
+      </w:r>
+      <w:proofErr w:type="gramStart"/>
+      <w:r>
+        <w:t>системной</w:t>
+      </w:r>
+      <w:proofErr w:type="gramEnd"/>
+      <w:r>
+        <w:t xml:space="preserve"> по умолчанию.</w:t>
+      </w:r>
+    </w:p>
+    <w:p>
+      <w:pPr>
+        <w:pStyle w:val="a4"/>
+        <w:numPr>
+          <w:ilvl w:val="0"/>
+          <w:numId w:val="8"/>
+        </w:numPr>
+      </w:pPr>
+      <w:r>
+        <w:t>Чтение целиком (</w:t>
+      </w:r>
+      <w:proofErr w:type="spellStart"/>
+      <w:r>
+        <w:rPr>
+          <w:rStyle w:val="HTML"/>
+        </w:rPr>
+        <w:t>read</w:t>
+      </w:r>
+      <w:proofErr w:type="spellEnd"/>
+      <w:r>
+        <w:rPr>
+          <w:rStyle w:val="HTML"/>
+        </w:rPr>
+        <w:t>()</w:t>
+      </w:r>
+      <w:r>
+        <w:t>) может быть неэффективно для очень больших файлов.</w:t>
+      </w:r>
+    </w:p>
+    <w:p>
+      <w:r>
+        <w:pict>
+          <v:rect id="_x0000_i1027" style="width:0;height:1.5pt" o:hralign="center" o:hrstd="t" o:hr="t" fillcolor="#a0a0a0" stroked="f"/>
+        </w:pict>
+      </w:r>
+    </w:p>
+    <w:p>
+      <w:pPr>
+        <w:pStyle w:val="2"/>
+      </w:pPr>
+      <w:proofErr w:type="spellStart"/>
+      <w:r>
+        <w:t>Боле</w:t>
+      </w:r>
+      <w:proofErr w:type="gramStart"/>
+      <w:r>
+        <w:t>e</w:t>
+      </w:r>
+      <w:proofErr w:type="spellEnd"/>
+      <w:proofErr w:type="gramEnd"/>
+      <w:r>
+        <w:t xml:space="preserve"> надёжный вариант</w:t>
+      </w:r>
+    </w:p>
+    <w:p>
+      <w:pPr>
+        <w:pStyle w:val="a4"/>
+      </w:pPr>
+      <w:r>
+        <w:t>Добавим явную кодировку UTF-8 и обработку ошибок чтения:</w:t>
+      </w:r>
+    </w:p>
+    <w:p>
+      <w:pPr>
+        <w:pStyle w:val="HTML0"/>
+        <w:rPr>
+          <w:rStyle w:val="HTML"/>
+          <w:lang w:val="en-US"/>
+        </w:rPr>
+      </w:pPr>
+      <w:proofErr w:type="gramStart"/>
+      <w:r>
+        <w:rPr>
+          <w:rStyle w:val="hljs-keyword"/>
+          <w:lang w:val="en-US"/>
+        </w:rPr>
+        <w:t>from</w:t>
+      </w:r>
+      <w:proofErr w:type="gramEnd"/>
+      <w:r>
+        <w:rPr>
+          <w:rStyle w:val="HTML"/>
+          <w:lang w:val="en-US"/>
+        </w:rPr>
+        <w:t xml:space="preserve"> </w:t>
+      </w:r>
+      <w:proofErr w:type="spellStart"/>
+      <w:r>
+        <w:rPr>
+          <w:rStyle w:val="HTML"/>
+          <w:lang w:val="en-US"/>
+        </w:rPr>
+        <w:t>pathlib</w:t>
+      </w:r>
+      <w:proofErr w:type="spellEnd"/>
+      <w:r>
+        <w:rPr>
+          <w:rStyle w:val="HTML"/>
+          <w:lang w:val="en-US"/>
+        </w:rPr>
+        <w:t xml:space="preserve"> </w:t>
+      </w:r>
+      <w:r>
+        <w:rPr>
+          <w:rStyle w:val="hljs-keyword"/>
+          <w:lang w:val="en-US"/>
+        </w:rPr>
+        <w:t>import</w:t>
+      </w:r>
+      <w:r>
+        <w:rPr>
+          <w:rStyle w:val="HTML"/>
+          <w:lang w:val="en-US"/>
+        </w:rPr>
+        <w:t xml:space="preserve"> Path</w:t>
+      </w:r>
+    </w:p>
+    <w:p>
+      <w:pPr>
+        <w:pStyle w:val="HTML0"/>
+        <w:rPr>
+          <w:rStyle w:val="HTML"/>
+          <w:lang w:val="en-US"/>
+        </w:rPr>
+      </w:pPr>
+    </w:p>
+    <w:p>
+      <w:pPr>
+        <w:pStyle w:val="HTML0"/>
+        <w:rPr>
+          <w:rStyle w:val="HTML"/>
+          <w:lang w:val="en-US"/>
+        </w:rPr>
+      </w:pPr>
+      <w:proofErr w:type="gramStart"/>
+      <w:r>
+        <w:rPr>
+          <w:rStyle w:val="hljs-keyword"/>
+          <w:lang w:val="en-US"/>
+        </w:rPr>
+        <w:t>class</w:t>
+      </w:r>
+      <w:proofErr w:type="gramEnd"/>
+      <w:r>
+        <w:rPr>
+          <w:rStyle w:val="HTML"/>
+          <w:lang w:val="en-US"/>
+        </w:rPr>
+        <w:t xml:space="preserve"> </w:t>
+      </w:r>
+      <w:r>
+        <w:rPr>
+          <w:rStyle w:val="hljs-title"/>
+          <w:lang w:val="en-US"/>
+        </w:rPr>
+        <w:t>Text</w:t>
+      </w:r>
+      <w:r>
+        <w:rPr>
+          <w:rStyle w:val="HTML"/>
+          <w:lang w:val="en-US"/>
+        </w:rPr>
+        <w:t>:</w:t>
+      </w:r>
+    </w:p>
+    <w:p>
+      <w:pPr>
+        <w:pStyle w:val="HTML0"/>
+        <w:rPr>
+          <w:rStyle w:val="HTML"/>
+          <w:lang w:val="en-US"/>
+        </w:rPr>
+      </w:pPr>
+      <w:r>
+        <w:rPr>
+          <w:rStyle w:val="HTML"/>
+          <w:lang w:val="en-US"/>
+        </w:rPr>
+        <w:t xml:space="preserve">    </w:t>
+      </w:r>
+      <w:proofErr w:type="gramStart"/>
+      <w:r>
+        <w:rPr>
+          <w:rStyle w:val="hljs-keyword"/>
+          <w:lang w:val="en-US"/>
+        </w:rPr>
+        <w:t>def</w:t>
+      </w:r>
+      <w:proofErr w:type="gramEnd"/>
+      <w:r>
+        <w:rPr>
+          <w:rStyle w:val="HTML"/>
+          <w:lang w:val="en-US"/>
+        </w:rPr>
+        <w:t xml:space="preserve"> </w:t>
+      </w:r>
+      <w:r>
+        <w:rPr>
+          <w:rStyle w:val="hljs-title"/>
+          <w:lang w:val="en-US"/>
+        </w:rPr>
+        <w:t>__init__</w:t>
+      </w:r>
+      <w:r>
+        <w:rPr>
+          <w:rStyle w:val="HTML"/>
+          <w:lang w:val="en-US"/>
+        </w:rPr>
+        <w:t>(</w:t>
+      </w:r>
+      <w:r>
+        <w:rPr>
+          <w:rStyle w:val="hljs-params"/>
+          <w:lang w:val="en-US"/>
+        </w:rPr>
+        <w:t xml:space="preserve">self, text: </w:t>
+      </w:r>
+      <w:proofErr w:type="spellStart"/>
+      <w:r>
+        <w:rPr>
+          <w:rStyle w:val="hljs-builtin"/>
+          <w:lang w:val="en-US"/>
+        </w:rPr>
+        <w:t>str</w:t>
+      </w:r>
+      <w:proofErr w:type="spellEnd"/>
+      <w:r>
+        <w:rPr>
+          <w:rStyle w:val="HTML"/>
+          <w:lang w:val="en-US"/>
+        </w:rPr>
+        <w:t>):</w:t>
+      </w:r>
+    </w:p>
+    <w:p>
+      <w:pPr>
+        <w:pStyle w:val="HTML0"/>
+        <w:rPr>
+          <w:rStyle w:val="HTML"/>
+          <w:lang w:val="en-US"/>
+        </w:rPr>
+      </w:pPr>
+      <w:r>
+        <w:rPr>
+          <w:rStyle w:val="HTML"/>
+          <w:lang w:val="en-US"/>
+        </w:rPr>
+        <w:t xml:space="preserve">        </w:t>
+      </w:r>
+      <w:proofErr w:type="spellStart"/>
+      <w:r>
+        <w:rPr>
+          <w:rStyle w:val="HTML"/>
+          <w:lang w:val="en-US"/>
+        </w:rPr>
+        <w:t>self.text</w:t>
+      </w:r>
+      <w:proofErr w:type="spellEnd"/>
+      <w:r>
+        <w:rPr>
+          <w:rStyle w:val="HTML"/>
+          <w:lang w:val="en-US"/>
+        </w:rPr>
+        <w:t xml:space="preserve"> = text</w:t>
+      </w:r>
+    </w:p>
+    <w:p>
+      <w:pPr>
+        <w:pStyle w:val="HTML0"/>
+        <w:rPr>
+          <w:rStyle w:val="HTML"/>
+          <w:lang w:val="en-US"/>
+        </w:rPr>
+      </w:pPr>
+    </w:p>
+    <w:p>
+      <w:pPr>
+        <w:pStyle w:val="HTML0"/>
+        <w:rPr>
+          <w:rStyle w:val="HTML"/>
+          <w:lang w:val="en-US"/>
+        </w:rPr>
+      </w:pPr>
+      <w:r>
+        <w:rPr>
+          <w:rStyle w:val="hljs-meta"/>
+          <w:lang w:val="en-US"/>
+        </w:rPr>
+        <w:t xml:space="preserve">    @</w:t>
+      </w:r>
+      <w:proofErr w:type="spellStart"/>
+      <w:r>
+        <w:rPr>
+          <w:rStyle w:val="hljs-meta"/>
+          <w:lang w:val="en-US"/>
+        </w:rPr>
+        <w:t>classmethod</w:t>
+      </w:r>
+      <w:proofErr w:type="spellEnd"/>
+    </w:p>
+    <w:p>
+      <w:pPr>
+        <w:pStyle w:val="HTML0"/>
+        <w:rPr>
+          <w:rStyle w:val="HTML"/>
+          <w:lang w:val="en-US"/>
+        </w:rPr>
+      </w:pPr>
+      <w:r>
+        <w:rPr>
+          <w:rStyle w:val="HTML"/>
+          <w:lang w:val="en-US"/>
+        </w:rPr>
+        <w:t xml:space="preserve">    </w:t>
+      </w:r>
+      <w:proofErr w:type="gramStart"/>
+      <w:r>
+        <w:rPr>
+          <w:rStyle w:val="hljs-keyword"/>
+          <w:lang w:val="en-US"/>
+        </w:rPr>
+        <w:t>def</w:t>
+      </w:r>
+      <w:proofErr w:type="gramEnd"/>
+      <w:r>
+        <w:rPr>
+          <w:rStyle w:val="HTML"/>
+          <w:lang w:val="en-US"/>
+        </w:rPr>
+        <w:t xml:space="preserve"> </w:t>
+      </w:r>
+      <w:proofErr w:type="spellStart"/>
+      <w:r>
+        <w:rPr>
+          <w:rStyle w:val="hljs-title"/>
+          <w:lang w:val="en-US"/>
+        </w:rPr>
+        <w:t>from_file</w:t>
+      </w:r>
+      <w:proofErr w:type="spellEnd"/>
+      <w:r>
+        <w:rPr>
+          <w:rStyle w:val="HTML"/>
+          <w:lang w:val="en-US"/>
+        </w:rPr>
+        <w:t>(</w:t>
+      </w:r>
+      <w:proofErr w:type="spellStart"/>
+      <w:r>
+        <w:rPr>
+          <w:rStyle w:val="hljs-params"/>
+          <w:lang w:val="en-US"/>
+        </w:rPr>
+        <w:t>cls</w:t>
+      </w:r>
+      <w:proofErr w:type="spellEnd"/>
+      <w:r>
+        <w:rPr>
+          <w:rStyle w:val="hljs-params"/>
+          <w:lang w:val="en-US"/>
+        </w:rPr>
+        <w:t xml:space="preserve">, </w:t>
+      </w:r>
+      <w:proofErr w:type="spellStart"/>
+      <w:r>
+        <w:rPr>
+          <w:rStyle w:val="hljs-params"/>
+          <w:lang w:val="en-US"/>
+        </w:rPr>
+        <w:t>file_path</w:t>
+      </w:r>
+      <w:proofErr w:type="spellEnd"/>
+      <w:r>
+        <w:rPr>
+          <w:rStyle w:val="hljs-params"/>
+          <w:lang w:val="en-US"/>
+        </w:rPr>
+        <w:t xml:space="preserve">: </w:t>
+      </w:r>
+      <w:proofErr w:type="spellStart"/>
+      <w:r>
+        <w:rPr>
+          <w:rStyle w:val="hljs-builtin"/>
+          <w:lang w:val="en-US"/>
+        </w:rPr>
+        <w:t>str</w:t>
+      </w:r>
+      <w:proofErr w:type="spellEnd"/>
+      <w:r>
+        <w:rPr>
+          <w:rStyle w:val="HTML"/>
+          <w:lang w:val="en-US"/>
+        </w:rPr>
+        <w:t xml:space="preserve"> | Path) -&gt; </w:t>
+      </w:r>
+      <w:r>
+        <w:rPr>
+          <w:rStyle w:val="hljs-string"/>
+          <w:lang w:val="en-US"/>
+        </w:rPr>
+        <w:t>"Text"</w:t>
+      </w:r>
+      <w:r>
+        <w:rPr>
+          <w:rStyle w:val="HTML"/>
+          <w:lang w:val="en-US"/>
+        </w:rPr>
+        <w:t>:</w:t>
+      </w:r>
+    </w:p>
+    <w:p>
+      <w:pPr>
+        <w:pStyle w:val="HTML0"/>
+        <w:rPr>
+          <w:rStyle w:val="HTML"/>
+        </w:rPr>
+      </w:pPr>
+      <w:r>
+        <w:rPr>
+          <w:rStyle w:val="HTML"/>
+          <w:lang w:val="en-US"/>
+        </w:rPr>
+        <w:t xml:space="preserve">        </w:t>
+      </w:r>
+      <w:proofErr w:type="spellStart"/>
+      <w:r>
+        <w:rPr>
+          <w:rStyle w:val="HTML"/>
+        </w:rPr>
+        <w:t>path</w:t>
+      </w:r>
+      <w:proofErr w:type="spellEnd"/>
+      <w:r>
+        <w:rPr>
+          <w:rStyle w:val="HTML"/>
+        </w:rPr>
+        <w:t xml:space="preserve"> = </w:t>
+      </w:r>
+      <w:proofErr w:type="spellStart"/>
+      <w:r>
+        <w:rPr>
+          <w:rStyle w:val="HTML"/>
+        </w:rPr>
+        <w:t>Path</w:t>
+      </w:r>
+      <w:proofErr w:type="spellEnd"/>
+      <w:r>
+        <w:rPr>
+          <w:rStyle w:val="HTML"/>
+        </w:rPr>
+        <w:t>(</w:t>
+      </w:r>
+      <w:proofErr w:type="spellStart"/>
+      <w:r>
+        <w:rPr>
+          <w:rStyle w:val="HTML"/>
+        </w:rPr>
+        <w:t>file_path</w:t>
+      </w:r>
+      <w:proofErr w:type="spellEnd"/>
+      <w:r>
+        <w:rPr>
+          <w:rStyle w:val="HTML"/>
+        </w:rPr>
+        <w:t>)</w:t>
+      </w:r>
+    </w:p>
+    <w:p>
+      <w:pPr>
+        <w:pStyle w:val="HTML0"/>
+        <w:rPr>
+          <w:rStyle w:val="HTML"/>
+        </w:rPr>
+      </w:pPr>
+      <w:r>
+        <w:rPr>
+          <w:rStyle w:val="HTML"/>
+        </w:rPr>
+        <w:t xml:space="preserve">        </w:t>
+      </w:r>
+      <w:r>
+        <w:rPr>
+          <w:rStyle w:val="hljs-comment"/>
+        </w:rPr>
+        <w:t># Проверка существования и файла</w:t>
+      </w:r>
+    </w:p>
+    <w:p>
+      <w:pPr>
+        <w:pStyle w:val="HTML0"/>
+        <w:rPr>
+          <w:rStyle w:val="HTML"/>
+          <w:lang w:val="en-US"/>
+        </w:rPr>
+      </w:pPr>
+      <w:r>
+        <w:rPr>
+          <w:rStyle w:val="HTML"/>
+        </w:rPr>
+        <w:t xml:space="preserve">        </w:t>
+      </w:r>
+      <w:proofErr w:type="gramStart"/>
+      <w:r>
+        <w:rPr>
+          <w:rStyle w:val="hljs-keyword"/>
+          <w:lang w:val="en-US"/>
+        </w:rPr>
+        <w:t>if</w:t>
+      </w:r>
+      <w:proofErr w:type="gramEnd"/>
+      <w:r>
+        <w:rPr>
+          <w:rStyle w:val="HTML"/>
+          <w:lang w:val="en-US"/>
+        </w:rPr>
+        <w:t xml:space="preserve"> </w:t>
+      </w:r>
+      <w:r>
+        <w:rPr>
+          <w:rStyle w:val="hljs-keyword"/>
+          <w:lang w:val="en-US"/>
+        </w:rPr>
+        <w:t>not</w:t>
+      </w:r>
+      <w:r>
+        <w:rPr>
+          <w:rStyle w:val="HTML"/>
+          <w:lang w:val="en-US"/>
+        </w:rPr>
+        <w:t xml:space="preserve"> </w:t>
+      </w:r>
+      <w:proofErr w:type="spellStart"/>
+      <w:r>
+        <w:rPr>
+          <w:rStyle w:val="HTML"/>
+          <w:lang w:val="en-US"/>
+        </w:rPr>
+        <w:t>path.is_file</w:t>
+      </w:r>
+      <w:proofErr w:type="spellEnd"/>
+      <w:r>
+        <w:rPr>
+          <w:rStyle w:val="HTML"/>
+          <w:lang w:val="en-US"/>
+        </w:rPr>
+        <w:t>():</w:t>
+      </w:r>
+    </w:p>
+    <w:p>
+      <w:pPr>
+        <w:pStyle w:val="HTML0"/>
+        <w:rPr>
+          <w:rStyle w:val="HTML"/>
+          <w:lang w:val="en-US"/>
+        </w:rPr>
+      </w:pPr>
+      <w:r>
+        <w:rPr>
+          <w:rStyle w:val="HTML"/>
+          <w:lang w:val="en-US"/>
+        </w:rPr>
+        <w:t xml:space="preserve">            </w:t>
+      </w:r>
+      <w:proofErr w:type="gramStart"/>
+      <w:r>
+        <w:rPr>
+          <w:rStyle w:val="hljs-keyword"/>
+          <w:lang w:val="en-US"/>
+        </w:rPr>
+        <w:t>raise</w:t>
+      </w:r>
+      <w:proofErr w:type="gramEnd"/>
+      <w:r>
+        <w:rPr>
+          <w:rStyle w:val="HTML"/>
+          <w:lang w:val="en-US"/>
+        </w:rPr>
+        <w:t xml:space="preserve"> </w:t>
+      </w:r>
+      <w:proofErr w:type="spellStart"/>
+      <w:r>
+        <w:rPr>
+          <w:rStyle w:val="HTML"/>
+          <w:lang w:val="en-US"/>
+        </w:rPr>
+        <w:t>FileNotFoundError</w:t>
+      </w:r>
+      <w:proofErr w:type="spellEnd"/>
+      <w:r>
+        <w:rPr>
+          <w:rStyle w:val="HTML"/>
+          <w:lang w:val="en-US"/>
+        </w:rPr>
+        <w:t>(</w:t>
+      </w:r>
+      <w:r>
+        <w:rPr>
+          <w:rStyle w:val="hljs-string"/>
+          <w:lang w:val="en-US"/>
+        </w:rPr>
+        <w:t>f"</w:t>
+      </w:r>
+      <w:r>
+        <w:rPr>
+          <w:rStyle w:val="hljs-string"/>
+        </w:rPr>
+        <w:t>Файл</w:t>
+      </w:r>
+      <w:r>
+        <w:rPr>
+          <w:rStyle w:val="hljs-string"/>
+          <w:lang w:val="en-US"/>
+        </w:rPr>
+        <w:t xml:space="preserve"> </w:t>
+      </w:r>
+      <w:r>
+        <w:rPr>
+          <w:rStyle w:val="hljs-string"/>
+        </w:rPr>
+        <w:t>не</w:t>
+      </w:r>
+      <w:r>
+        <w:rPr>
+          <w:rStyle w:val="hljs-string"/>
+          <w:lang w:val="en-US"/>
+        </w:rPr>
+        <w:t xml:space="preserve"> </w:t>
+      </w:r>
+      <w:r>
+        <w:rPr>
+          <w:rStyle w:val="hljs-string"/>
+        </w:rPr>
+        <w:t>найден</w:t>
+      </w:r>
+      <w:r>
+        <w:rPr>
+          <w:rStyle w:val="hljs-string"/>
+          <w:lang w:val="en-US"/>
+        </w:rPr>
+        <w:t xml:space="preserve">: </w:t>
+      </w:r>
+      <w:r>
+        <w:rPr>
+          <w:rStyle w:val="hljs-subst"/>
+          <w:rFonts w:eastAsiaTheme="majorEastAsia"/>
+          <w:lang w:val="en-US"/>
+        </w:rPr>
+        <w:t>{path}</w:t>
+      </w:r>
+      <w:r>
+        <w:rPr>
+          <w:rStyle w:val="HTML"/>
+          <w:lang w:val="en-US"/>
+        </w:rPr>
+        <w:t>")</w:t>
+      </w:r>
+    </w:p>
+    <w:p>
+      <w:pPr>
+        <w:pStyle w:val="HTML0"/>
+        <w:rPr>
+          <w:rStyle w:val="HTML"/>
+          <w:lang w:val="en-US"/>
+        </w:rPr>
+      </w:pPr>
+    </w:p>
+    <w:p>
+      <w:pPr>
+        <w:pStyle w:val="HTML0"/>
+        <w:rPr>
+          <w:rStyle w:val="HTML"/>
+        </w:rPr>
+      </w:pPr>
+      <w:r>
+        <w:rPr>
+          <w:rStyle w:val="HTML"/>
+          <w:lang w:val="en-US"/>
+        </w:rPr>
+        <w:t xml:space="preserve">        </w:t>
+      </w:r>
+      <w:r>
+        <w:rPr>
+          <w:rStyle w:val="hljs-comment"/>
+        </w:rPr>
+        <w:t># Явно задаём кодировку и политику ошибок</w:t>
+      </w:r>
+    </w:p>
+    <w:p>
+      <w:pPr>
+        <w:pStyle w:val="HTML0"/>
+        <w:rPr>
+          <w:rStyle w:val="HTML"/>
+          <w:lang w:val="en-US"/>
+        </w:rPr>
+      </w:pPr>
+      <w:r>
+        <w:rPr>
+          <w:rStyle w:val="HTML"/>
+        </w:rPr>
+        <w:t xml:space="preserve">        </w:t>
+      </w:r>
+      <w:proofErr w:type="gramStart"/>
+      <w:r>
+        <w:rPr>
+          <w:rStyle w:val="hljs-keyword"/>
+          <w:lang w:val="en-US"/>
+        </w:rPr>
+        <w:t>with</w:t>
+      </w:r>
+      <w:proofErr w:type="gramEnd"/>
+      <w:r>
+        <w:rPr>
+          <w:rStyle w:val="HTML"/>
+          <w:lang w:val="en-US"/>
+        </w:rPr>
+        <w:t xml:space="preserve"> </w:t>
+      </w:r>
+      <w:proofErr w:type="spellStart"/>
+      <w:r>
+        <w:rPr>
+          <w:rStyle w:val="HTML"/>
+          <w:lang w:val="en-US"/>
+        </w:rPr>
+        <w:t>path.</w:t>
+      </w:r>
+      <w:r>
+        <w:rPr>
+          <w:rStyle w:val="hljs-builtin"/>
+          <w:lang w:val="en-US"/>
+        </w:rPr>
+        <w:t>open</w:t>
+      </w:r>
+      <w:proofErr w:type="spellEnd"/>
+      <w:r>
+        <w:rPr>
+          <w:rStyle w:val="HTML"/>
+          <w:lang w:val="en-US"/>
+        </w:rPr>
+        <w:t>(</w:t>
+      </w:r>
+      <w:r>
+        <w:rPr>
+          <w:rStyle w:val="hljs-string"/>
+          <w:lang w:val="en-US"/>
+        </w:rPr>
+        <w:t>"r"</w:t>
+      </w:r>
+      <w:r>
+        <w:rPr>
+          <w:rStyle w:val="HTML"/>
+          <w:lang w:val="en-US"/>
+        </w:rPr>
+        <w:t>, encoding=</w:t>
+      </w:r>
+      <w:r>
+        <w:rPr>
+          <w:rStyle w:val="hljs-string"/>
+          <w:lang w:val="en-US"/>
+        </w:rPr>
+        <w:t>"utf-8"</w:t>
+      </w:r>
+      <w:r>
+        <w:rPr>
+          <w:rStyle w:val="HTML"/>
+          <w:lang w:val="en-US"/>
+        </w:rPr>
+        <w:t>, errors=</w:t>
+      </w:r>
+      <w:r>
+        <w:rPr>
+          <w:rStyle w:val="hljs-string"/>
+          <w:lang w:val="en-US"/>
+        </w:rPr>
+        <w:t>"strict"</w:t>
+      </w:r>
+      <w:r>
+        <w:rPr>
+          <w:rStyle w:val="HTML"/>
+          <w:lang w:val="en-US"/>
+        </w:rPr>
+        <w:t xml:space="preserve">) </w:t>
+      </w:r>
+      <w:r>
+        <w:rPr>
+          <w:rStyle w:val="hljs-keyword"/>
+          <w:lang w:val="en-US"/>
+        </w:rPr>
+        <w:t>as</w:t>
+      </w:r>
+      <w:r>
+        <w:rPr>
+          <w:rStyle w:val="HTML"/>
+          <w:lang w:val="en-US"/>
+        </w:rPr>
+        <w:t xml:space="preserve"> f:</w:t>
+      </w:r>
+    </w:p>
+    <w:p>
+      <w:pPr>
+        <w:pStyle w:val="HTML0"/>
+        <w:rPr>
+          <w:rStyle w:val="HTML"/>
+          <w:lang w:val="en-US"/>
+        </w:rPr>
+      </w:pPr>
+      <w:r>
+        <w:rPr>
+          <w:rStyle w:val="HTML"/>
+          <w:lang w:val="en-US"/>
+        </w:rPr>
+        <w:t xml:space="preserve">            </w:t>
+      </w:r>
+      <w:proofErr w:type="gramStart"/>
+      <w:r>
+        <w:rPr>
+          <w:rStyle w:val="HTML"/>
+          <w:lang w:val="en-US"/>
+        </w:rPr>
+        <w:t>content</w:t>
+      </w:r>
+      <w:proofErr w:type="gramEnd"/>
+      <w:r>
+        <w:rPr>
+          <w:rStyle w:val="HTML"/>
+          <w:lang w:val="en-US"/>
+        </w:rPr>
+        <w:t xml:space="preserve"> = </w:t>
+      </w:r>
+      <w:proofErr w:type="spellStart"/>
+      <w:r>
+        <w:rPr>
+          <w:rStyle w:val="HTML"/>
+          <w:lang w:val="en-US"/>
+        </w:rPr>
+        <w:t>f.read</w:t>
+      </w:r>
+      <w:proofErr w:type="spellEnd"/>
+      <w:r>
+        <w:rPr>
+          <w:rStyle w:val="HTML"/>
+          <w:lang w:val="en-US"/>
+        </w:rPr>
+        <w:t>()</w:t>
+      </w:r>
+    </w:p>
+    <w:p>
+      <w:pPr>
+        <w:pStyle w:val="HTML0"/>
+        <w:rPr>
+          <w:rStyle w:val="HTML"/>
+          <w:lang w:val="en-US"/>
+        </w:rPr>
+      </w:pPr>
+      <w:r>
+        <w:rPr>
+          <w:rStyle w:val="HTML"/>
+          <w:lang w:val="en-US"/>
+        </w:rPr>
+        <w:t xml:space="preserve">        </w:t>
+      </w:r>
+      <w:proofErr w:type="gramStart"/>
+      <w:r>
+        <w:rPr>
+          <w:rStyle w:val="hljs-keyword"/>
+          <w:lang w:val="en-US"/>
+        </w:rPr>
+        <w:t>return</w:t>
+      </w:r>
+      <w:proofErr w:type="gramEnd"/>
+      <w:r>
+        <w:rPr>
+          <w:rStyle w:val="HTML"/>
+          <w:lang w:val="en-US"/>
+        </w:rPr>
+        <w:t xml:space="preserve"> </w:t>
+      </w:r>
+      <w:proofErr w:type="spellStart"/>
+      <w:r>
+        <w:rPr>
+          <w:rStyle w:val="HTML"/>
+          <w:lang w:val="en-US"/>
+        </w:rPr>
+        <w:t>cls</w:t>
+      </w:r>
+      <w:proofErr w:type="spellEnd"/>
+      <w:r>
+        <w:rPr>
+          <w:rStyle w:val="HTML"/>
+          <w:lang w:val="en-US"/>
+        </w:rPr>
+        <w:t>(content)</w:t>
+      </w:r>
+    </w:p>
+    <w:p>
+      <w:pPr>
+        <w:pStyle w:val="a4"/>
+      </w:pPr>
+      <w:r>
+        <w:t xml:space="preserve">Если файлы бывают в разных кодировках, можно использовать </w:t>
+      </w:r>
+      <w:proofErr w:type="spellStart"/>
+      <w:r>
+        <w:rPr>
+          <w:rStyle w:val="HTML"/>
+        </w:rPr>
+        <w:t>errors=</w:t>
+      </w:r>
+      <w:proofErr w:type="spellEnd"/>
+      <w:r>
+        <w:rPr>
+          <w:rStyle w:val="HTML"/>
+        </w:rPr>
+        <w:t>"</w:t>
+      </w:r>
+      <w:proofErr w:type="spellStart"/>
+      <w:r>
+        <w:rPr>
+          <w:rStyle w:val="HTML"/>
+        </w:rPr>
+        <w:t>replace</w:t>
+      </w:r>
+      <w:proofErr w:type="spellEnd"/>
+      <w:r>
+        <w:rPr>
+          <w:rStyle w:val="HTML"/>
+        </w:rPr>
+        <w:t>"</w:t>
+      </w:r>
+      <w:r>
+        <w:t xml:space="preserve"> или попытаться определить кодировку заранее (например, через </w:t>
+      </w:r>
+      <w:proofErr w:type="spellStart"/>
+      <w:r>
+        <w:t>chardet</w:t>
+      </w:r>
+      <w:proofErr w:type="spellEnd"/>
+      <w:r>
+        <w:t>/</w:t>
+      </w:r>
+      <w:proofErr w:type="spellStart"/>
+      <w:r>
+        <w:t>charset-normalizer</w:t>
+      </w:r>
+      <w:proofErr w:type="spellEnd"/>
+      <w:r>
+        <w:t xml:space="preserve"> — это уже доп. зависимость).</w:t>
+      </w:r>
+    </w:p>
+    <w:p>
+      <w:r>
+        <w:pict>
+          <v:rect id="_x0000_i1028" style="width:0;height:1.5pt" o:hralign="center" o:hrstd="t" o:hr="t" fillcolor="#a0a0a0" stroked="f"/>
+        </w:pict>
+      </w:r>
+    </w:p>
+    <w:p>
+      <w:pPr>
+        <w:pStyle w:val="2"/>
+        <w:rPr>
+          <w:lang w:val="en-US"/>
+        </w:rPr>
+      </w:pPr>
+      <w:r>
+        <w:t>Пример</w:t>
+      </w:r>
+      <w:r>
+        <w:rPr>
+          <w:lang w:val="en-US"/>
+        </w:rPr>
+        <w:t xml:space="preserve"> </w:t>
+      </w:r>
+      <w:r>
+        <w:t>использования</w:t>
+      </w:r>
+    </w:p>
+    <w:p>
+      <w:pPr>
+        <w:pStyle w:val="HTML0"/>
+        <w:rPr>
+          <w:rStyle w:val="HTML"/>
+          <w:lang w:val="en-US"/>
+        </w:rPr>
+      </w:pPr>
+      <w:proofErr w:type="gramStart"/>
+      <w:r>
+        <w:rPr>
+          <w:rStyle w:val="HTML"/>
+          <w:lang w:val="en-US"/>
+        </w:rPr>
+        <w:t>text</w:t>
+      </w:r>
+      <w:proofErr w:type="gramEnd"/>
+      <w:r>
+        <w:rPr>
+          <w:rStyle w:val="HTML"/>
+          <w:lang w:val="en-US"/>
+        </w:rPr>
+        <w:t xml:space="preserve"> = </w:t>
+      </w:r>
+      <w:proofErr w:type="spellStart"/>
+      <w:r>
+        <w:rPr>
+          <w:rStyle w:val="HTML"/>
+          <w:lang w:val="en-US"/>
+        </w:rPr>
+        <w:t>Text.from_file</w:t>
+      </w:r>
+      <w:proofErr w:type="spellEnd"/>
+      <w:r>
+        <w:rPr>
+          <w:rStyle w:val="HTML"/>
+          <w:lang w:val="en-US"/>
+        </w:rPr>
+        <w:t>(</w:t>
+      </w:r>
+      <w:r>
+        <w:rPr>
+          <w:rStyle w:val="hljs-string"/>
+          <w:lang w:val="en-US"/>
+        </w:rPr>
+        <w:t>"data/article.txt"</w:t>
+      </w:r>
+      <w:r>
+        <w:rPr>
+          <w:rStyle w:val="HTML"/>
+          <w:lang w:val="en-US"/>
+        </w:rPr>
+        <w:t>)</w:t>
+      </w:r>
+    </w:p>
+    <w:p>
+      <w:pPr>
+        <w:pStyle w:val="HTML0"/>
+        <w:rPr>
+          <w:rStyle w:val="HTML"/>
+        </w:rPr>
+      </w:pPr>
+      <w:proofErr w:type="spellStart"/>
+      <w:r>
+        <w:rPr>
+          <w:rStyle w:val="hljs-builtin"/>
+        </w:rPr>
+        <w:lastRenderedPageBreak/>
+        <w:t>print</w:t>
+      </w:r>
+      <w:proofErr w:type="spellEnd"/>
+      <w:r>
+        <w:rPr>
+          <w:rStyle w:val="HTML"/>
+        </w:rPr>
+        <w:t>(</w:t>
+      </w:r>
+      <w:proofErr w:type="spellStart"/>
+      <w:r>
+        <w:rPr>
+          <w:rStyle w:val="hljs-builtin"/>
+        </w:rPr>
+        <w:t>len</w:t>
+      </w:r>
+      <w:proofErr w:type="spellEnd"/>
+      <w:r>
+        <w:rPr>
+          <w:rStyle w:val="HTML"/>
+        </w:rPr>
+        <w:t>(</w:t>
+      </w:r>
+      <w:proofErr w:type="spellStart"/>
+      <w:r>
+        <w:rPr>
+          <w:rStyle w:val="HTML"/>
+        </w:rPr>
+        <w:t>text.text</w:t>
+      </w:r>
+      <w:proofErr w:type="spellEnd"/>
+      <w:r>
+        <w:rPr>
+          <w:rStyle w:val="HTML"/>
+        </w:rPr>
+        <w:t xml:space="preserve">))  </w:t>
+      </w:r>
+      <w:r>
+        <w:rPr>
+          <w:rStyle w:val="hljs-comment"/>
+        </w:rPr>
+        <w:t># длина прочитанного текста</w:t>
+      </w:r>
+    </w:p>
+    <w:p>
+      <w:pPr>
+        <w:pStyle w:val="a4"/>
+        <w:pBdr>
+          <w:bottom w:val="double" w:sz="6" w:space="1" w:color="auto"/>
+        </w:pBdr>
+      </w:pPr>
+      <w:r>
+        <w:t xml:space="preserve">Итого: это </w:t>
+      </w:r>
+      <w:r>
+        <w:rPr>
+          <w:rStyle w:val="a3"/>
+        </w:rPr>
+        <w:t>альтернативный конструктор</w:t>
+      </w:r>
+      <w:r>
+        <w:t xml:space="preserve">, который читает содержимое файла и возвращает </w:t>
+      </w:r>
+      <w:r>
+        <w:rPr>
+          <w:rStyle w:val="a3"/>
+        </w:rPr>
+        <w:t>экземпляр текущего класса</w:t>
+      </w:r>
+      <w:r>
+        <w:t xml:space="preserve"> (или подкласса), благодаря </w:t>
+      </w:r>
+      <w:r>
+        <w:rPr>
+          <w:rStyle w:val="HTML"/>
+        </w:rPr>
+        <w:t>@</w:t>
+      </w:r>
+      <w:proofErr w:type="spellStart"/>
+      <w:r>
+        <w:rPr>
+          <w:rStyle w:val="HTML"/>
+        </w:rPr>
+        <w:t>classmethod</w:t>
+      </w:r>
+      <w:proofErr w:type="spellEnd"/>
+      <w:r>
+        <w:t xml:space="preserve"> и использованию </w:t>
+      </w:r>
+      <w:proofErr w:type="spellStart"/>
+      <w:r>
+        <w:rPr>
+          <w:rStyle w:val="HTML"/>
+        </w:rPr>
+        <w:t>cls</w:t>
+      </w:r>
+      <w:proofErr w:type="spellEnd"/>
+      <w:r>
+        <w:rPr>
+          <w:rStyle w:val="HTML"/>
+        </w:rPr>
+        <w:t>(...)</w:t>
+      </w:r>
+      <w:r>
+        <w:t>.</w:t>
+      </w:r>
+    </w:p>
+    <w:p>
+      <w:pPr>
+        <w:rPr>
+          <w:lang w:val="en-US"/>
+        </w:rPr>
+      </w:pPr>
+      <w:proofErr w:type="spellStart"/>
+      <w:r>
+        <w:rPr>
+          <w:lang w:val="en-US"/>
+        </w:rPr>
+        <w:t>no_punct</w:t>
+      </w:r>
+      <w:proofErr w:type="spellEnd"/>
+      <w:r>
+        <w:rPr>
+          <w:lang w:val="en-US"/>
+        </w:rPr>
+        <w:t xml:space="preserve"> = </w:t>
+      </w:r>
+      <w:proofErr w:type="spellStart"/>
+      <w:proofErr w:type="gramStart"/>
+      <w:r>
+        <w:rPr>
+          <w:lang w:val="en-US"/>
+        </w:rPr>
+        <w:t>self.text.translate</w:t>
+      </w:r>
+      <w:proofErr w:type="spellEnd"/>
+      <w:r>
+        <w:rPr>
+          <w:lang w:val="en-US"/>
+        </w:rPr>
+        <w:t>(</w:t>
+      </w:r>
+      <w:proofErr w:type="spellStart"/>
+      <w:proofErr w:type="gramEnd"/>
+      <w:r>
+        <w:rPr>
+          <w:lang w:val="en-US"/>
+        </w:rPr>
+        <w:t>str.maketrans</w:t>
+      </w:r>
+      <w:proofErr w:type="spellEnd"/>
+      <w:r>
+        <w:rPr>
+          <w:lang w:val="en-US"/>
+        </w:rPr>
+        <w:t xml:space="preserve">("", "", </w:t>
+      </w:r>
+      <w:proofErr w:type="spellStart"/>
+      <w:r>
+        <w:rPr>
+          <w:lang w:val="en-US"/>
+        </w:rPr>
+        <w:t>string.punctuation</w:t>
+      </w:r>
+      <w:proofErr w:type="spellEnd"/>
+      <w:r>
+        <w:rPr>
+          <w:lang w:val="en-US"/>
+        </w:rPr>
+        <w:t>))</w:t>
+      </w:r>
+    </w:p>
+    <w:p>
+      <w:r>
+        <w:t xml:space="preserve">1. </w:t>
+      </w:r>
+      <w:proofErr w:type="spellStart"/>
+      <w:r>
+        <w:t>string.punctuation</w:t>
+      </w:r>
+      <w:proofErr w:type="spellEnd"/>
+    </w:p>
+    <w:p>
+      <w:r>
+        <w:t xml:space="preserve">Это константа из модуля </w:t>
+      </w:r>
+      <w:proofErr w:type="spellStart"/>
+      <w:r>
+        <w:t>string</w:t>
+      </w:r>
+      <w:proofErr w:type="spellEnd"/>
+      <w:r>
+        <w:t>.</w:t>
+      </w:r>
+    </w:p>
+    <w:p>
+      <w:r>
+        <w:t>Она содержит все стандартные знаки пунктуации:</w:t>
+      </w:r>
+    </w:p>
+    <w:p>
+      <w:pPr>
+        <w:rPr>
+          <w:lang w:val="en-US"/>
+        </w:rPr>
+      </w:pPr>
+      <w:r>
+        <w:rPr>
+          <w:lang w:val="en-US"/>
+        </w:rPr>
+        <w:t>!"#$%&amp;'()*+,-./:;&lt;=&gt;?@[\]^_`{|}~</w:t>
       </w:r>
     </w:p>
     <w:p/>
     <w:p>
-      <w:r>
-        <w:t>Особенность множества: оно хранит только уникальные элементы.</w:t>
+      <w:pPr>
+        <w:rPr>
+          <w:lang w:val="en-US"/>
+        </w:rPr>
+      </w:pPr>
+      <w:r>
+        <w:rPr>
+          <w:lang w:val="en-US"/>
+        </w:rPr>
+        <w:t xml:space="preserve">2. </w:t>
+      </w:r>
+      <w:proofErr w:type="spellStart"/>
+      <w:proofErr w:type="gramStart"/>
+      <w:r>
+        <w:rPr>
+          <w:lang w:val="en-US"/>
+        </w:rPr>
+        <w:t>str.maketrans</w:t>
+      </w:r>
+      <w:proofErr w:type="spellEnd"/>
+      <w:r>
+        <w:rPr>
+          <w:lang w:val="en-US"/>
+        </w:rPr>
+        <w:t>(</w:t>
+      </w:r>
+      <w:proofErr w:type="gramEnd"/>
+      <w:r>
+        <w:rPr>
+          <w:lang w:val="en-US"/>
+        </w:rPr>
+        <w:t xml:space="preserve">"", "", </w:t>
+      </w:r>
+      <w:proofErr w:type="spellStart"/>
+      <w:r>
+        <w:rPr>
+          <w:lang w:val="en-US"/>
+        </w:rPr>
+        <w:t>string.punctuation</w:t>
+      </w:r>
+      <w:proofErr w:type="spellEnd"/>
+      <w:r>
+        <w:rPr>
+          <w:lang w:val="en-US"/>
+        </w:rPr>
+        <w:t>)</w:t>
+      </w:r>
+    </w:p>
+    <w:p>
+      <w:r>
+        <w:t xml:space="preserve">Функция </w:t>
+      </w:r>
+      <w:proofErr w:type="spellStart"/>
+      <w:r>
+        <w:t>str.maketrans</w:t>
+      </w:r>
+      <w:proofErr w:type="spellEnd"/>
+      <w:r>
+        <w:t>() создаёт таблицу преобразования символов.</w:t>
+      </w:r>
+    </w:p>
+    <w:p>
+      <w:r>
+        <w:t>Синтаксис:</w:t>
+      </w:r>
+    </w:p>
+    <w:p>
+      <w:proofErr w:type="spellStart"/>
+      <w:r>
+        <w:t>str.maketrans</w:t>
+      </w:r>
+      <w:proofErr w:type="spellEnd"/>
+      <w:r>
+        <w:t xml:space="preserve">(замены, </w:t>
+      </w:r>
+      <w:proofErr w:type="spellStart"/>
+      <w:r>
+        <w:t>удаляемые_символы</w:t>
+      </w:r>
+      <w:proofErr w:type="spellEnd"/>
+      <w:r>
+        <w:t>)</w:t>
+      </w:r>
+    </w:p>
+    <w:p>
+      <w:r>
+        <w:t>В нашем случае:</w:t>
+      </w:r>
+    </w:p>
+    <w:p>
+      <w:r>
+        <w:t>первые два аргумента — пустые строки</w:t>
+      </w:r>
+      <w:proofErr w:type="gramStart"/>
+      <w:r>
+        <w:t xml:space="preserve"> (""), </w:t>
+      </w:r>
+      <w:proofErr w:type="gramEnd"/>
+      <w:r>
+        <w:t>значит никаких замен символов нет;</w:t>
+      </w:r>
+    </w:p>
+    <w:p>
+      <w:r>
+        <w:t xml:space="preserve">третий аргумент — </w:t>
+      </w:r>
+      <w:proofErr w:type="spellStart"/>
+      <w:r>
+        <w:t>string.punctuation</w:t>
+      </w:r>
+      <w:proofErr w:type="spellEnd"/>
+      <w:r>
+        <w:t xml:space="preserve">, </w:t>
+      </w:r>
+      <w:proofErr w:type="gramStart"/>
+      <w:r>
+        <w:t>значит</w:t>
+      </w:r>
+      <w:proofErr w:type="gramEnd"/>
+      <w:r>
+        <w:t xml:space="preserve"> все эти символы нужно удалить.</w:t>
+      </w:r>
+    </w:p>
+    <w:p>
+      <w:r>
+        <w:rPr>
+          <w:rFonts w:ascii="Calibri" w:hAnsi="Calibri" w:cs="Calibri"/>
+        </w:rPr>
+        <w:t>👉</w:t>
+      </w:r>
+      <w:r>
+        <w:t xml:space="preserve"> В итоге создаётся таблица перевода, которая говорит: «удалить все знаки пунктуации».</w:t>
+      </w:r>
+    </w:p>
+    <w:p>
+      <w:r>
+        <w:t xml:space="preserve">3. </w:t>
+      </w:r>
+      <w:proofErr w:type="spellStart"/>
+      <w:r>
+        <w:t>self.text.translate</w:t>
+      </w:r>
+      <w:proofErr w:type="spellEnd"/>
+      <w:r>
+        <w:t>(...)</w:t>
+      </w:r>
+    </w:p>
+    <w:p>
+      <w:r>
+        <w:t>Метод .</w:t>
+      </w:r>
+      <w:proofErr w:type="spellStart"/>
+      <w:r>
+        <w:t>translate</w:t>
+      </w:r>
+      <w:proofErr w:type="spellEnd"/>
+      <w:r>
+        <w:t>() применяет эту таблицу преобразования к строке.</w:t>
+      </w:r>
+    </w:p>
+    <w:p>
+      <w:r>
+        <w:t>Все знаки пунктуации удаляются, остальные символы остаются без изменений.</w:t>
+      </w:r>
+    </w:p>
+    <w:p>
+      <w:r>
+        <w:t>4. Присвоение результата</w:t>
+      </w:r>
+    </w:p>
+    <w:p>
+      <w:proofErr w:type="spellStart"/>
+      <w:r>
+        <w:t>no_punct</w:t>
+      </w:r>
+      <w:proofErr w:type="spellEnd"/>
+      <w:r>
+        <w:t xml:space="preserve"> = ...</w:t>
+      </w:r>
+    </w:p>
+    <w:p>
+      <w:r>
+        <w:t xml:space="preserve">В переменной </w:t>
+      </w:r>
+      <w:proofErr w:type="spellStart"/>
+      <w:r>
+        <w:t>no_punct</w:t>
+      </w:r>
+      <w:proofErr w:type="spellEnd"/>
+      <w:r>
+        <w:t xml:space="preserve"> будет храниться строка без знаков пунктуации.</w:t>
+      </w:r>
+    </w:p>
+    <w:p>
+      <w:pPr>
+        <w:rPr>
+          <w:lang w:val="en-US"/>
+        </w:rPr>
+      </w:pPr>
+      <w:r>
+        <w:rPr>
+          <w:rFonts w:ascii="Calibri" w:hAnsi="Calibri" w:cs="Calibri"/>
+          <w:lang w:val="en-US"/>
+        </w:rPr>
+        <w:t>✅</w:t>
+      </w:r>
+      <w:r>
+        <w:rPr>
+          <w:lang w:val="en-US"/>
+        </w:rPr>
+        <w:t xml:space="preserve"> </w:t>
+      </w:r>
+      <w:r>
+        <w:t>Пример</w:t>
+      </w:r>
+      <w:r>
+        <w:rPr>
+          <w:lang w:val="en-US"/>
+        </w:rPr>
+        <w:t>:</w:t>
+      </w:r>
+    </w:p>
+    <w:p>
+      <w:pPr>
+        <w:rPr>
+          <w:lang w:val="en-US"/>
+        </w:rPr>
+      </w:pPr>
+      <w:proofErr w:type="gramStart"/>
+      <w:r>
+        <w:rPr>
+          <w:lang w:val="en-US"/>
+        </w:rPr>
+        <w:t>import</w:t>
+      </w:r>
+      <w:proofErr w:type="gramEnd"/>
+      <w:r>
+        <w:rPr>
+          <w:lang w:val="en-US"/>
+        </w:rPr>
+        <w:t xml:space="preserve"> string</w:t>
+      </w:r>
+    </w:p>
+    <w:p>
+      <w:pPr>
+        <w:rPr>
+          <w:lang w:val="en-US"/>
+        </w:rPr>
+      </w:pPr>
+      <w:proofErr w:type="gramStart"/>
+      <w:r>
+        <w:rPr>
+          <w:lang w:val="en-US"/>
+        </w:rPr>
+        <w:t>text</w:t>
+      </w:r>
+      <w:proofErr w:type="gramEnd"/>
+      <w:r>
+        <w:rPr>
+          <w:lang w:val="en-US"/>
+        </w:rPr>
+        <w:t xml:space="preserve"> = "Hello, world! How's it going?"</w:t>
+      </w:r>
+    </w:p>
+    <w:p>
+      <w:pPr>
+        <w:rPr>
+          <w:lang w:val="en-US"/>
+        </w:rPr>
+      </w:pPr>
+      <w:proofErr w:type="spellStart"/>
+      <w:r>
+        <w:rPr>
+          <w:lang w:val="en-US"/>
+        </w:rPr>
+        <w:t>no_punct</w:t>
+      </w:r>
+      <w:proofErr w:type="spellEnd"/>
+      <w:r>
+        <w:rPr>
+          <w:lang w:val="en-US"/>
+        </w:rPr>
+        <w:t xml:space="preserve"> = </w:t>
+      </w:r>
+      <w:proofErr w:type="spellStart"/>
+      <w:proofErr w:type="gramStart"/>
+      <w:r>
+        <w:rPr>
+          <w:lang w:val="en-US"/>
+        </w:rPr>
+        <w:t>text.translate</w:t>
+      </w:r>
+      <w:proofErr w:type="spellEnd"/>
+      <w:r>
+        <w:rPr>
+          <w:lang w:val="en-US"/>
+        </w:rPr>
+        <w:t>(</w:t>
+      </w:r>
+      <w:proofErr w:type="spellStart"/>
+      <w:proofErr w:type="gramEnd"/>
+      <w:r>
+        <w:rPr>
+          <w:lang w:val="en-US"/>
+        </w:rPr>
+        <w:t>str.maketrans</w:t>
+      </w:r>
+      <w:proofErr w:type="spellEnd"/>
+      <w:r>
+        <w:rPr>
+          <w:lang w:val="en-US"/>
+        </w:rPr>
+        <w:t xml:space="preserve">("", "", </w:t>
+      </w:r>
+      <w:proofErr w:type="spellStart"/>
+      <w:r>
+        <w:rPr>
+          <w:lang w:val="en-US"/>
+        </w:rPr>
+        <w:t>string.punctuation</w:t>
+      </w:r>
+      <w:proofErr w:type="spellEnd"/>
+      <w:r>
+        <w:rPr>
+          <w:lang w:val="en-US"/>
+        </w:rPr>
+        <w:t>))</w:t>
+      </w:r>
+    </w:p>
+    <w:p>
+      <w:proofErr w:type="spellStart"/>
+      <w:r>
+        <w:t>print</w:t>
+      </w:r>
+      <w:proofErr w:type="spellEnd"/>
+      <w:r>
+        <w:t>(</w:t>
+      </w:r>
+      <w:proofErr w:type="spellStart"/>
+      <w:r>
+        <w:t>no_punct</w:t>
+      </w:r>
+      <w:proofErr w:type="spellEnd"/>
+      <w:r>
+        <w:t>)</w:t>
+      </w:r>
+    </w:p>
+    <w:p>
+      <w:r>
+        <w:lastRenderedPageBreak/>
+        <w:t>Результат:</w:t>
+      </w:r>
+    </w:p>
+    <w:p>
+      <w:pPr>
+        <w:rPr>
+          <w:lang w:val="en-US"/>
+        </w:rPr>
+      </w:pPr>
+      <w:r>
+        <w:rPr>
+          <w:lang w:val="en-US"/>
+        </w:rPr>
+        <w:t xml:space="preserve">Hello world </w:t>
+      </w:r>
+      <w:proofErr w:type="spellStart"/>
+      <w:r>
+        <w:rPr>
+          <w:lang w:val="en-US"/>
+        </w:rPr>
+        <w:t>Hows</w:t>
+      </w:r>
+      <w:proofErr w:type="spellEnd"/>
+      <w:r>
+        <w:rPr>
+          <w:lang w:val="en-US"/>
+        </w:rPr>
+        <w:t xml:space="preserve"> it going</w:t>
+      </w:r>
+    </w:p>
+    <w:p>
+      <w:r>
+        <w:rPr>
+          <w:rFonts w:ascii="Calibri" w:hAnsi="Calibri" w:cs="Calibri"/>
+        </w:rPr>
+        <w:t>👉</w:t>
+      </w:r>
+      <w:r>
+        <w:t xml:space="preserve"> Итого: эта строка кода удаляет все символы пунктуации из текста.</w:t>
       </w:r>
     </w:p>
     <w:p/>
     <w:p>
-      <w:r>
-        <w:t>Повторяющиеся слова автоматически убираются.</w:t>
-      </w:r>
-    </w:p>
-    <w:p/>
-    <w:p>
-      <w:proofErr w:type="spellStart"/>
-      <w:r>
-        <w:t>python</w:t>
-      </w:r>
-      <w:proofErr w:type="spellEnd"/>
-    </w:p>
-    <w:p>
-      <w:r>
-        <w:t>Копировать код</w:t>
-      </w:r>
-    </w:p>
-    <w:p>
-      <w:pPr>
-        <w:rPr>
-          <w:lang w:val="en-US"/>
-        </w:rPr>
-      </w:pPr>
-      <w:r>
-        <w:rPr>
-          <w:lang w:val="en-US"/>
-        </w:rPr>
-        <w:t>["cat", "dog", "cat"] → {"cat", "dog"}</w:t>
-      </w:r>
-    </w:p>
-    <w:p>
-      <w:pPr>
-        <w:rPr>
-          <w:lang w:val="en-US"/>
-        </w:rPr>
-      </w:pPr>
-      <w:r>
-        <w:rPr>
-          <w:lang w:val="en-US"/>
+      <w:pPr>
+        <w:pBdr>
+          <w:bottom w:val="double" w:sz="6" w:space="1" w:color="auto"/>
+        </w:pBdr>
+      </w:pPr>
+      <w:r>
+        <w:t xml:space="preserve">Хочешь, я покажу, как переписать этот код с использованием </w:t>
+      </w:r>
+      <w:proofErr w:type="spellStart"/>
+      <w:r>
+        <w:t>re.sub</w:t>
+      </w:r>
+      <w:proofErr w:type="spellEnd"/>
+      <w:r>
+        <w:t>, чтобы можно было удалять не только пунктуацию, но и, например, цифры или спецсимволы?</w:t>
+      </w:r>
+    </w:p>
+    <w:p>
+      <w:pPr>
+        <w:spacing w:before="100" w:beforeAutospacing="1" w:after="100" w:afterAutospacing="1" w:line="240" w:lineRule="auto"/>
+        <w:outlineLvl w:val="2"/>
+        <w:rPr>
+          <w:rFonts w:ascii="Times New Roman" w:eastAsia="Times New Roman" w:hAnsi="Times New Roman" w:cs="Times New Roman"/>
+          <w:b/>
+          <w:bCs/>
+          <w:sz w:val="27"/>
+          <w:szCs w:val="27"/>
+          <w:lang w:val="en-US" w:eastAsia="ru-RU" w:bidi="he-IL"/>
+        </w:rPr>
+      </w:pPr>
+      <w:r>
+        <w:rPr>
+          <w:rFonts w:ascii="Times New Roman" w:eastAsia="Times New Roman" w:hAnsi="Times New Roman" w:cs="Times New Roman"/>
+          <w:b/>
+          <w:bCs/>
+          <w:sz w:val="27"/>
+          <w:szCs w:val="27"/>
+          <w:lang w:val="en-US" w:eastAsia="ru-RU" w:bidi="he-IL"/>
+        </w:rPr>
+        <w:t xml:space="preserve">1. </w:t>
+      </w:r>
+      <w:proofErr w:type="gramStart"/>
+      <w:r>
+        <w:rPr>
+          <w:rFonts w:ascii="Courier New" w:eastAsia="Times New Roman" w:hAnsi="Courier New" w:cs="Courier New"/>
+          <w:b/>
+          <w:bCs/>
+          <w:sz w:val="20"/>
+          <w:lang w:val="en-US" w:eastAsia="ru-RU" w:bidi="he-IL"/>
+        </w:rPr>
+        <w:t>re.sub(</w:t>
+      </w:r>
+      <w:proofErr w:type="gramEnd"/>
+      <w:r>
+        <w:rPr>
+          <w:rFonts w:ascii="Courier New" w:eastAsia="Times New Roman" w:hAnsi="Courier New" w:cs="Courier New"/>
+          <w:b/>
+          <w:bCs/>
+          <w:sz w:val="20"/>
+          <w:lang w:val="en-US" w:eastAsia="ru-RU" w:bidi="he-IL"/>
+        </w:rPr>
+        <w:t xml:space="preserve">pattern, </w:t>
+      </w:r>
+      <w:proofErr w:type="spellStart"/>
+      <w:r>
+        <w:rPr>
+          <w:rFonts w:ascii="Courier New" w:eastAsia="Times New Roman" w:hAnsi="Courier New" w:cs="Courier New"/>
+          <w:b/>
+          <w:bCs/>
+          <w:sz w:val="20"/>
+          <w:lang w:val="en-US" w:eastAsia="ru-RU" w:bidi="he-IL"/>
+        </w:rPr>
+        <w:t>repl</w:t>
+      </w:r>
+      <w:proofErr w:type="spellEnd"/>
+      <w:r>
+        <w:rPr>
+          <w:rFonts w:ascii="Courier New" w:eastAsia="Times New Roman" w:hAnsi="Courier New" w:cs="Courier New"/>
+          <w:b/>
+          <w:bCs/>
+          <w:sz w:val="20"/>
+          <w:lang w:val="en-US" w:eastAsia="ru-RU" w:bidi="he-IL"/>
+        </w:rPr>
+        <w:t>, string)</w:t>
+      </w:r>
+    </w:p>
+    <w:p>
+      <w:pPr>
+        <w:numPr>
+          <w:ilvl w:val="0"/>
+          <w:numId w:val="9"/>
+        </w:numPr>
+        <w:spacing w:before="100" w:beforeAutospacing="1" w:after="100" w:afterAutospacing="1" w:line="240" w:lineRule="auto"/>
+        <w:rPr>
+          <w:rFonts w:ascii="Times New Roman" w:eastAsia="Times New Roman" w:hAnsi="Times New Roman" w:cs="Times New Roman"/>
+          <w:sz w:val="24"/>
+          <w:szCs w:val="24"/>
+          <w:lang w:eastAsia="ru-RU" w:bidi="he-IL"/>
+        </w:rPr>
+      </w:pPr>
+      <w:r>
+        <w:rPr>
+          <w:rFonts w:ascii="Times New Roman" w:eastAsia="Times New Roman" w:hAnsi="Times New Roman" w:cs="Times New Roman"/>
+          <w:sz w:val="24"/>
+          <w:szCs w:val="24"/>
+          <w:lang w:eastAsia="ru-RU" w:bidi="he-IL"/>
+        </w:rPr>
+        <w:t xml:space="preserve">Это функция из модуля </w:t>
+      </w:r>
+      <w:proofErr w:type="spellStart"/>
+      <w:r>
+        <w:rPr>
+          <w:rFonts w:ascii="Courier New" w:eastAsia="Times New Roman" w:hAnsi="Courier New" w:cs="Courier New"/>
+          <w:b/>
+          <w:bCs/>
+          <w:sz w:val="20"/>
+          <w:lang w:eastAsia="ru-RU" w:bidi="he-IL"/>
+        </w:rPr>
+        <w:t>re</w:t>
+      </w:r>
+      <w:proofErr w:type="spellEnd"/>
+      <w:r>
+        <w:rPr>
+          <w:rFonts w:ascii="Times New Roman" w:eastAsia="Times New Roman" w:hAnsi="Times New Roman" w:cs="Times New Roman"/>
+          <w:sz w:val="24"/>
+          <w:szCs w:val="24"/>
+          <w:lang w:eastAsia="ru-RU" w:bidi="he-IL"/>
+        </w:rPr>
+        <w:t xml:space="preserve"> (регулярные выражения).</w:t>
+      </w:r>
+    </w:p>
+    <w:p>
+      <w:pPr>
+        <w:numPr>
+          <w:ilvl w:val="0"/>
+          <w:numId w:val="9"/>
+        </w:numPr>
+        <w:spacing w:before="100" w:beforeAutospacing="1" w:after="100" w:afterAutospacing="1" w:line="240" w:lineRule="auto"/>
+        <w:rPr>
+          <w:rFonts w:ascii="Times New Roman" w:eastAsia="Times New Roman" w:hAnsi="Times New Roman" w:cs="Times New Roman"/>
+          <w:sz w:val="24"/>
+          <w:szCs w:val="24"/>
+          <w:lang w:eastAsia="ru-RU" w:bidi="he-IL"/>
+        </w:rPr>
+      </w:pPr>
+      <w:r>
+        <w:rPr>
+          <w:rFonts w:ascii="Times New Roman" w:eastAsia="Times New Roman" w:hAnsi="Times New Roman" w:cs="Times New Roman"/>
+          <w:sz w:val="24"/>
+          <w:szCs w:val="24"/>
+          <w:lang w:eastAsia="ru-RU" w:bidi="he-IL"/>
+        </w:rPr>
+        <w:t xml:space="preserve">Она заменяет все вхождения </w:t>
+      </w:r>
+      <w:r>
+        <w:rPr>
+          <w:rFonts w:ascii="Times New Roman" w:eastAsia="Times New Roman" w:hAnsi="Times New Roman" w:cs="Times New Roman"/>
+          <w:b/>
+          <w:bCs/>
+          <w:sz w:val="24"/>
+          <w:szCs w:val="24"/>
+          <w:lang w:eastAsia="ru-RU" w:bidi="he-IL"/>
+        </w:rPr>
+        <w:t xml:space="preserve">шаблона </w:t>
+      </w:r>
+      <w:proofErr w:type="spellStart"/>
+      <w:r>
+        <w:rPr>
+          <w:rFonts w:ascii="Courier New" w:eastAsia="Times New Roman" w:hAnsi="Courier New" w:cs="Courier New"/>
+          <w:b/>
+          <w:bCs/>
+          <w:sz w:val="20"/>
+          <w:lang w:eastAsia="ru-RU" w:bidi="he-IL"/>
+        </w:rPr>
+        <w:t>pattern</w:t>
+      </w:r>
+      <w:proofErr w:type="spellEnd"/>
+      <w:r>
+        <w:rPr>
+          <w:rFonts w:ascii="Times New Roman" w:eastAsia="Times New Roman" w:hAnsi="Times New Roman" w:cs="Times New Roman"/>
+          <w:sz w:val="24"/>
+          <w:szCs w:val="24"/>
+          <w:lang w:eastAsia="ru-RU" w:bidi="he-IL"/>
+        </w:rPr>
+        <w:t xml:space="preserve"> в строке </w:t>
+      </w:r>
+      <w:proofErr w:type="spellStart"/>
+      <w:r>
+        <w:rPr>
+          <w:rFonts w:ascii="Courier New" w:eastAsia="Times New Roman" w:hAnsi="Courier New" w:cs="Courier New"/>
+          <w:sz w:val="20"/>
+          <w:lang w:eastAsia="ru-RU" w:bidi="he-IL"/>
+        </w:rPr>
+        <w:t>string</w:t>
+      </w:r>
+      <w:proofErr w:type="spellEnd"/>
+      <w:r>
+        <w:rPr>
+          <w:rFonts w:ascii="Times New Roman" w:eastAsia="Times New Roman" w:hAnsi="Times New Roman" w:cs="Times New Roman"/>
+          <w:sz w:val="24"/>
+          <w:szCs w:val="24"/>
+          <w:lang w:eastAsia="ru-RU" w:bidi="he-IL"/>
+        </w:rPr>
+        <w:t xml:space="preserve"> на подстроку </w:t>
+      </w:r>
+      <w:proofErr w:type="spellStart"/>
+      <w:r>
+        <w:rPr>
+          <w:rFonts w:ascii="Courier New" w:eastAsia="Times New Roman" w:hAnsi="Courier New" w:cs="Courier New"/>
+          <w:sz w:val="20"/>
+          <w:lang w:eastAsia="ru-RU" w:bidi="he-IL"/>
+        </w:rPr>
+        <w:t>repl</w:t>
+      </w:r>
+      <w:proofErr w:type="spellEnd"/>
+      <w:r>
+        <w:rPr>
+          <w:rFonts w:ascii="Times New Roman" w:eastAsia="Times New Roman" w:hAnsi="Times New Roman" w:cs="Times New Roman"/>
+          <w:sz w:val="24"/>
+          <w:szCs w:val="24"/>
+          <w:lang w:eastAsia="ru-RU" w:bidi="he-IL"/>
+        </w:rPr>
+        <w:t>.</w:t>
+      </w:r>
+    </w:p>
+    <w:p>
+      <w:pPr>
+        <w:spacing w:before="100" w:beforeAutospacing="1" w:after="100" w:afterAutospacing="1" w:line="240" w:lineRule="auto"/>
+        <w:rPr>
+          <w:rFonts w:ascii="Times New Roman" w:eastAsia="Times New Roman" w:hAnsi="Times New Roman" w:cs="Times New Roman"/>
+          <w:sz w:val="24"/>
+          <w:szCs w:val="24"/>
+          <w:lang w:eastAsia="ru-RU" w:bidi="he-IL"/>
+        </w:rPr>
+      </w:pPr>
+      <w:r>
+        <w:rPr>
+          <w:rFonts w:ascii="Times New Roman" w:eastAsia="Times New Roman" w:hAnsi="Times New Roman" w:cs="Times New Roman"/>
+          <w:sz w:val="24"/>
+          <w:szCs w:val="24"/>
+          <w:lang w:eastAsia="ru-RU" w:bidi="he-IL"/>
+        </w:rPr>
+        <w:t>В нашем случае:</w:t>
+      </w:r>
+    </w:p>
+    <w:p>
+      <w:pPr>
+        <w:numPr>
+          <w:ilvl w:val="0"/>
+          <w:numId w:val="10"/>
+        </w:numPr>
+        <w:spacing w:before="100" w:beforeAutospacing="1" w:after="100" w:afterAutospacing="1" w:line="240" w:lineRule="auto"/>
+        <w:rPr>
+          <w:rFonts w:ascii="Times New Roman" w:eastAsia="Times New Roman" w:hAnsi="Times New Roman" w:cs="Times New Roman"/>
+          <w:sz w:val="24"/>
+          <w:szCs w:val="24"/>
+          <w:lang w:val="en-US" w:eastAsia="ru-RU" w:bidi="he-IL"/>
+        </w:rPr>
+      </w:pPr>
+      <w:r>
+        <w:rPr>
+          <w:rFonts w:ascii="Courier New" w:eastAsia="Times New Roman" w:hAnsi="Courier New" w:cs="Courier New"/>
+          <w:sz w:val="20"/>
+          <w:lang w:val="en-US" w:eastAsia="ru-RU" w:bidi="he-IL"/>
+        </w:rPr>
+        <w:t xml:space="preserve">pattern = r"[^A-Za-z0-9\s]", </w:t>
+      </w:r>
+      <w:r>
+        <w:rPr>
+          <w:rFonts w:ascii="Courier New" w:eastAsia="Times New Roman" w:hAnsi="Courier New" w:cs="Courier New"/>
+          <w:sz w:val="20"/>
+          <w:lang w:eastAsia="ru-RU" w:bidi="he-IL"/>
+        </w:rPr>
+        <w:t>т</w:t>
+      </w:r>
+      <w:r>
+        <w:rPr>
+          <w:rFonts w:ascii="Courier New" w:eastAsia="Times New Roman" w:hAnsi="Courier New" w:cs="Courier New"/>
+          <w:sz w:val="20"/>
+          <w:lang w:val="en-US" w:eastAsia="ru-RU" w:bidi="he-IL"/>
+        </w:rPr>
+        <w:t>.</w:t>
+      </w:r>
+      <w:r>
+        <w:rPr>
+          <w:rFonts w:ascii="Courier New" w:eastAsia="Times New Roman" w:hAnsi="Courier New" w:cs="Courier New"/>
+          <w:sz w:val="20"/>
+          <w:lang w:eastAsia="ru-RU" w:bidi="he-IL"/>
+        </w:rPr>
+        <w:t>е</w:t>
+      </w:r>
+      <w:r>
+        <w:rPr>
+          <w:rFonts w:ascii="Courier New" w:eastAsia="Times New Roman" w:hAnsi="Courier New" w:cs="Courier New"/>
+          <w:sz w:val="20"/>
+          <w:lang w:val="en-US" w:eastAsia="ru-RU" w:bidi="he-IL"/>
+        </w:rPr>
+        <w:t xml:space="preserve">. </w:t>
+      </w:r>
+      <w:r>
+        <w:rPr>
+          <w:rFonts w:ascii="Courier New" w:eastAsia="Times New Roman" w:hAnsi="Courier New" w:cs="Courier New"/>
+          <w:sz w:val="20"/>
+          <w:lang w:eastAsia="ru-RU" w:bidi="he-IL"/>
+        </w:rPr>
+        <w:t>оставляем</w:t>
+      </w:r>
+    </w:p>
+    <w:p>
+      <w:pPr>
+        <w:numPr>
+          <w:ilvl w:val="0"/>
+          <w:numId w:val="10"/>
+        </w:numPr>
+        <w:spacing w:before="100" w:beforeAutospacing="1" w:after="100" w:afterAutospacing="1" w:line="240" w:lineRule="auto"/>
+        <w:rPr>
+          <w:rFonts w:ascii="Times New Roman" w:eastAsia="Times New Roman" w:hAnsi="Times New Roman" w:cs="Times New Roman"/>
+          <w:sz w:val="24"/>
+          <w:szCs w:val="24"/>
+          <w:lang w:eastAsia="ru-RU" w:bidi="he-IL"/>
+        </w:rPr>
+      </w:pPr>
+      <w:proofErr w:type="spellStart"/>
+      <w:r>
+        <w:rPr>
+          <w:rFonts w:ascii="Courier New" w:eastAsia="Times New Roman" w:hAnsi="Courier New" w:cs="Courier New"/>
+          <w:sz w:val="20"/>
+          <w:lang w:eastAsia="ru-RU" w:bidi="he-IL"/>
+        </w:rPr>
+        <w:t>repl</w:t>
+      </w:r>
+      <w:proofErr w:type="spellEnd"/>
+      <w:r>
+        <w:rPr>
+          <w:rFonts w:ascii="Courier New" w:eastAsia="Times New Roman" w:hAnsi="Courier New" w:cs="Courier New"/>
+          <w:sz w:val="20"/>
+          <w:lang w:eastAsia="ru-RU" w:bidi="he-IL"/>
+        </w:rPr>
+        <w:t xml:space="preserve"> = ""</w:t>
+      </w:r>
+      <w:r>
+        <w:rPr>
+          <w:rFonts w:ascii="Times New Roman" w:eastAsia="Times New Roman" w:hAnsi="Times New Roman" w:cs="Times New Roman"/>
+          <w:sz w:val="24"/>
+          <w:szCs w:val="24"/>
+          <w:lang w:eastAsia="ru-RU" w:bidi="he-IL"/>
+        </w:rPr>
+        <w:t xml:space="preserve"> (пустая строка, т.е. удаляем)</w:t>
+      </w:r>
+    </w:p>
+    <w:p>
+      <w:pPr>
+        <w:numPr>
+          <w:ilvl w:val="0"/>
+          <w:numId w:val="10"/>
+        </w:numPr>
+        <w:spacing w:before="100" w:beforeAutospacing="1" w:after="100" w:afterAutospacing="1" w:line="240" w:lineRule="auto"/>
+        <w:rPr>
+          <w:rFonts w:ascii="Times New Roman" w:eastAsia="Times New Roman" w:hAnsi="Times New Roman" w:cs="Times New Roman"/>
+          <w:sz w:val="24"/>
+          <w:szCs w:val="24"/>
+          <w:lang w:eastAsia="ru-RU" w:bidi="he-IL"/>
+        </w:rPr>
+      </w:pPr>
+      <w:proofErr w:type="gramStart"/>
+      <w:r>
+        <w:rPr>
+          <w:rFonts w:ascii="Courier New" w:eastAsia="Times New Roman" w:hAnsi="Courier New" w:cs="Courier New"/>
+          <w:sz w:val="20"/>
+          <w:lang w:val="en-US" w:eastAsia="ru-RU" w:bidi="he-IL"/>
+        </w:rPr>
+        <w:t>string</w:t>
+      </w:r>
+      <w:proofErr w:type="gramEnd"/>
+      <w:r>
+        <w:rPr>
+          <w:rFonts w:ascii="Courier New" w:eastAsia="Times New Roman" w:hAnsi="Courier New" w:cs="Courier New"/>
+          <w:sz w:val="20"/>
+          <w:lang w:eastAsia="ru-RU" w:bidi="he-IL"/>
+        </w:rPr>
+        <w:t xml:space="preserve"> = </w:t>
+      </w:r>
+      <w:r>
+        <w:rPr>
+          <w:rFonts w:ascii="Courier New" w:eastAsia="Times New Roman" w:hAnsi="Courier New" w:cs="Courier New"/>
+          <w:sz w:val="20"/>
+          <w:lang w:val="en-US" w:eastAsia="ru-RU" w:bidi="he-IL"/>
+        </w:rPr>
+        <w:t>self</w:t>
+      </w:r>
+      <w:r>
+        <w:rPr>
+          <w:rFonts w:ascii="Courier New" w:eastAsia="Times New Roman" w:hAnsi="Courier New" w:cs="Courier New"/>
+          <w:sz w:val="20"/>
+          <w:lang w:eastAsia="ru-RU" w:bidi="he-IL"/>
+        </w:rPr>
+        <w:t>.</w:t>
+      </w:r>
+      <w:r>
+        <w:rPr>
+          <w:rFonts w:ascii="Courier New" w:eastAsia="Times New Roman" w:hAnsi="Courier New" w:cs="Courier New"/>
+          <w:sz w:val="20"/>
+          <w:lang w:val="en-US" w:eastAsia="ru-RU" w:bidi="he-IL"/>
+        </w:rPr>
+        <w:t>text</w:t>
+      </w:r>
+      <w:r>
+        <w:rPr>
+          <w:rFonts w:ascii="Times New Roman" w:eastAsia="Times New Roman" w:hAnsi="Times New Roman" w:cs="Times New Roman"/>
+          <w:sz w:val="24"/>
+          <w:szCs w:val="24"/>
+          <w:lang w:eastAsia="ru-RU" w:bidi="he-IL"/>
+        </w:rPr>
+        <w:t xml:space="preserve"> (наш текст).</w:t>
+      </w:r>
+    </w:p>
+    <w:p>
+      <w:pPr>
+        <w:spacing w:after="0" w:line="240" w:lineRule="auto"/>
+        <w:rPr>
+          <w:rFonts w:ascii="Times New Roman" w:eastAsia="Times New Roman" w:hAnsi="Times New Roman" w:cs="Times New Roman"/>
+          <w:sz w:val="24"/>
+          <w:szCs w:val="24"/>
+          <w:lang w:eastAsia="ru-RU" w:bidi="he-IL"/>
+        </w:rPr>
+      </w:pPr>
+      <w:r>
+        <w:rPr>
+          <w:rFonts w:ascii="Times New Roman" w:eastAsia="Times New Roman" w:hAnsi="Times New Roman" w:cs="Times New Roman"/>
+          <w:sz w:val="24"/>
+          <w:szCs w:val="24"/>
+          <w:lang w:eastAsia="ru-RU" w:bidi="he-IL"/>
+        </w:rPr>
+        <w:pict>
+          <v:rect id="_x0000_i1029" style="width:0;height:1.5pt" o:hralign="center" o:hrstd="t" o:hr="t" fillcolor="#a0a0a0" stroked="f"/>
+        </w:pict>
+      </w:r>
+    </w:p>
+    <w:p>
+      <w:pPr>
+        <w:spacing w:before="100" w:beforeAutospacing="1" w:after="100" w:afterAutospacing="1" w:line="240" w:lineRule="auto"/>
+        <w:outlineLvl w:val="2"/>
+        <w:rPr>
+          <w:rFonts w:ascii="Times New Roman" w:eastAsia="Times New Roman" w:hAnsi="Times New Roman" w:cs="Times New Roman"/>
+          <w:b/>
+          <w:bCs/>
+          <w:sz w:val="27"/>
+          <w:szCs w:val="27"/>
+          <w:lang w:eastAsia="ru-RU" w:bidi="he-IL"/>
+        </w:rPr>
+      </w:pPr>
+      <w:r>
+        <w:rPr>
+          <w:rFonts w:ascii="Times New Roman" w:eastAsia="Times New Roman" w:hAnsi="Times New Roman" w:cs="Times New Roman"/>
+          <w:b/>
+          <w:bCs/>
+          <w:sz w:val="27"/>
+          <w:szCs w:val="27"/>
+          <w:lang w:eastAsia="ru-RU" w:bidi="he-IL"/>
+        </w:rPr>
+        <w:t xml:space="preserve">2. Регулярное выражение </w:t>
+      </w:r>
+      <w:proofErr w:type="spellStart"/>
+      <w:r>
+        <w:rPr>
+          <w:rFonts w:ascii="Courier New" w:eastAsia="Times New Roman" w:hAnsi="Courier New" w:cs="Courier New"/>
+          <w:b/>
+          <w:bCs/>
+          <w:sz w:val="20"/>
+          <w:lang w:eastAsia="ru-RU" w:bidi="he-IL"/>
+        </w:rPr>
+        <w:t>r</w:t>
+      </w:r>
+      <w:proofErr w:type="spellEnd"/>
+      <w:r>
+        <w:rPr>
+          <w:rFonts w:ascii="Courier New" w:eastAsia="Times New Roman" w:hAnsi="Courier New" w:cs="Courier New"/>
+          <w:b/>
+          <w:bCs/>
+          <w:sz w:val="20"/>
+          <w:lang w:eastAsia="ru-RU" w:bidi="he-IL"/>
+        </w:rPr>
+        <w:t>"[^A-Za-z0-9\s]"</w:t>
+      </w:r>
+    </w:p>
+    <w:p>
+      <w:pPr>
+        <w:spacing w:before="100" w:beforeAutospacing="1" w:after="100" w:afterAutospacing="1" w:line="240" w:lineRule="auto"/>
+        <w:rPr>
+          <w:rFonts w:ascii="Times New Roman" w:eastAsia="Times New Roman" w:hAnsi="Times New Roman" w:cs="Times New Roman"/>
+          <w:sz w:val="24"/>
+          <w:szCs w:val="24"/>
+          <w:lang w:eastAsia="ru-RU" w:bidi="he-IL"/>
+        </w:rPr>
+      </w:pPr>
+      <w:r>
+        <w:rPr>
+          <w:rFonts w:ascii="Times New Roman" w:eastAsia="Times New Roman" w:hAnsi="Times New Roman" w:cs="Times New Roman"/>
+          <w:sz w:val="24"/>
+          <w:szCs w:val="24"/>
+          <w:lang w:eastAsia="ru-RU" w:bidi="he-IL"/>
+        </w:rPr>
+        <w:t xml:space="preserve">Разберём символы внутри </w:t>
+      </w:r>
+      <w:r>
+        <w:rPr>
+          <w:rFonts w:ascii="Courier New" w:eastAsia="Times New Roman" w:hAnsi="Courier New" w:cs="Courier New"/>
+          <w:sz w:val="20"/>
+          <w:lang w:eastAsia="ru-RU" w:bidi="he-IL"/>
+        </w:rPr>
+        <w:t>[...]</w:t>
+      </w:r>
+      <w:r>
+        <w:rPr>
+          <w:rFonts w:ascii="Times New Roman" w:eastAsia="Times New Roman" w:hAnsi="Times New Roman" w:cs="Times New Roman"/>
+          <w:sz w:val="24"/>
+          <w:szCs w:val="24"/>
+          <w:lang w:eastAsia="ru-RU" w:bidi="he-IL"/>
+        </w:rPr>
+        <w:t xml:space="preserve"> (это класс символов):</w:t>
+      </w:r>
+    </w:p>
+    <w:p>
+      <w:pPr>
+        <w:numPr>
+          <w:ilvl w:val="0"/>
+          <w:numId w:val="11"/>
+        </w:numPr>
+        <w:spacing w:before="100" w:beforeAutospacing="1" w:after="100" w:afterAutospacing="1" w:line="240" w:lineRule="auto"/>
+        <w:rPr>
+          <w:rFonts w:ascii="Times New Roman" w:eastAsia="Times New Roman" w:hAnsi="Times New Roman" w:cs="Times New Roman"/>
+          <w:sz w:val="24"/>
+          <w:szCs w:val="24"/>
+          <w:lang w:eastAsia="ru-RU" w:bidi="he-IL"/>
+        </w:rPr>
+      </w:pPr>
+      <w:r>
+        <w:rPr>
+          <w:rFonts w:ascii="Courier New" w:eastAsia="Times New Roman" w:hAnsi="Courier New" w:cs="Courier New"/>
+          <w:sz w:val="20"/>
+          <w:lang w:eastAsia="ru-RU" w:bidi="he-IL"/>
+        </w:rPr>
+        <w:t>^</w:t>
+      </w:r>
+      <w:r>
+        <w:rPr>
+          <w:rFonts w:ascii="Times New Roman" w:eastAsia="Times New Roman" w:hAnsi="Times New Roman" w:cs="Times New Roman"/>
+          <w:sz w:val="24"/>
+          <w:szCs w:val="24"/>
+          <w:lang w:eastAsia="ru-RU" w:bidi="he-IL"/>
+        </w:rPr>
+        <w:t xml:space="preserve"> (в начале) → отрицание: «всё, кроме </w:t>
+      </w:r>
+      <w:proofErr w:type="gramStart"/>
+      <w:r>
+        <w:rPr>
+          <w:rFonts w:ascii="Times New Roman" w:eastAsia="Times New Roman" w:hAnsi="Times New Roman" w:cs="Times New Roman"/>
+          <w:sz w:val="24"/>
+          <w:szCs w:val="24"/>
+          <w:lang w:eastAsia="ru-RU" w:bidi="he-IL"/>
+        </w:rPr>
+        <w:t>перечисленного</w:t>
+      </w:r>
+      <w:proofErr w:type="gramEnd"/>
+      <w:r>
+        <w:rPr>
+          <w:rFonts w:ascii="Times New Roman" w:eastAsia="Times New Roman" w:hAnsi="Times New Roman" w:cs="Times New Roman"/>
+          <w:sz w:val="24"/>
+          <w:szCs w:val="24"/>
+          <w:lang w:eastAsia="ru-RU" w:bidi="he-IL"/>
+        </w:rPr>
+        <w:t>».</w:t>
+      </w:r>
+    </w:p>
+    <w:p>
+      <w:pPr>
+        <w:numPr>
+          <w:ilvl w:val="0"/>
+          <w:numId w:val="11"/>
+        </w:numPr>
+        <w:spacing w:before="100" w:beforeAutospacing="1" w:after="100" w:afterAutospacing="1" w:line="240" w:lineRule="auto"/>
+        <w:rPr>
+          <w:rFonts w:ascii="Times New Roman" w:eastAsia="Times New Roman" w:hAnsi="Times New Roman" w:cs="Times New Roman"/>
+          <w:sz w:val="24"/>
+          <w:szCs w:val="24"/>
+          <w:lang w:eastAsia="ru-RU" w:bidi="he-IL"/>
+        </w:rPr>
+      </w:pPr>
+      <w:r>
+        <w:rPr>
+          <w:rFonts w:ascii="Courier New" w:eastAsia="Times New Roman" w:hAnsi="Courier New" w:cs="Courier New"/>
+          <w:sz w:val="20"/>
+          <w:lang w:eastAsia="ru-RU" w:bidi="he-IL"/>
+        </w:rPr>
+        <w:t>A-Z</w:t>
+      </w:r>
+      <w:r>
+        <w:rPr>
+          <w:rFonts w:ascii="Times New Roman" w:eastAsia="Times New Roman" w:hAnsi="Times New Roman" w:cs="Times New Roman"/>
+          <w:sz w:val="24"/>
+          <w:szCs w:val="24"/>
+          <w:lang w:eastAsia="ru-RU" w:bidi="he-IL"/>
+        </w:rPr>
+        <w:t xml:space="preserve"> → латинские заглавные буквы.</w:t>
+      </w:r>
+    </w:p>
+    <w:p>
+      <w:pPr>
+        <w:numPr>
+          <w:ilvl w:val="0"/>
+          <w:numId w:val="11"/>
+        </w:numPr>
+        <w:spacing w:before="100" w:beforeAutospacing="1" w:after="100" w:afterAutospacing="1" w:line="240" w:lineRule="auto"/>
+        <w:rPr>
+          <w:rFonts w:ascii="Times New Roman" w:eastAsia="Times New Roman" w:hAnsi="Times New Roman" w:cs="Times New Roman"/>
+          <w:sz w:val="24"/>
+          <w:szCs w:val="24"/>
+          <w:lang w:eastAsia="ru-RU" w:bidi="he-IL"/>
+        </w:rPr>
+      </w:pPr>
+      <w:proofErr w:type="spellStart"/>
+      <w:r>
+        <w:rPr>
+          <w:rFonts w:ascii="Courier New" w:eastAsia="Times New Roman" w:hAnsi="Courier New" w:cs="Courier New"/>
+          <w:sz w:val="20"/>
+          <w:lang w:eastAsia="ru-RU" w:bidi="he-IL"/>
+        </w:rPr>
+        <w:t>a-z</w:t>
+      </w:r>
+      <w:proofErr w:type="spellEnd"/>
+      <w:r>
+        <w:rPr>
+          <w:rFonts w:ascii="Times New Roman" w:eastAsia="Times New Roman" w:hAnsi="Times New Roman" w:cs="Times New Roman"/>
+          <w:sz w:val="24"/>
+          <w:szCs w:val="24"/>
+          <w:lang w:eastAsia="ru-RU" w:bidi="he-IL"/>
+        </w:rPr>
+        <w:t xml:space="preserve"> → латинские строчные буквы.</w:t>
+      </w:r>
+    </w:p>
+    <w:p>
+      <w:pPr>
+        <w:numPr>
+          <w:ilvl w:val="0"/>
+          <w:numId w:val="11"/>
+        </w:numPr>
+        <w:spacing w:before="100" w:beforeAutospacing="1" w:after="100" w:afterAutospacing="1" w:line="240" w:lineRule="auto"/>
+        <w:rPr>
+          <w:rFonts w:ascii="Times New Roman" w:eastAsia="Times New Roman" w:hAnsi="Times New Roman" w:cs="Times New Roman"/>
+          <w:sz w:val="24"/>
+          <w:szCs w:val="24"/>
+          <w:lang w:eastAsia="ru-RU" w:bidi="he-IL"/>
+        </w:rPr>
+      </w:pPr>
+      <w:r>
+        <w:rPr>
+          <w:rFonts w:ascii="Courier New" w:eastAsia="Times New Roman" w:hAnsi="Courier New" w:cs="Courier New"/>
+          <w:sz w:val="20"/>
+          <w:lang w:eastAsia="ru-RU" w:bidi="he-IL"/>
+        </w:rPr>
+        <w:t>0-9</w:t>
+      </w:r>
+      <w:r>
+        <w:rPr>
+          <w:rFonts w:ascii="Times New Roman" w:eastAsia="Times New Roman" w:hAnsi="Times New Roman" w:cs="Times New Roman"/>
+          <w:sz w:val="24"/>
+          <w:szCs w:val="24"/>
+          <w:lang w:eastAsia="ru-RU" w:bidi="he-IL"/>
+        </w:rPr>
+        <w:t xml:space="preserve"> → цифры.</w:t>
+      </w:r>
+    </w:p>
+    <w:p>
+      <w:pPr>
+        <w:numPr>
+          <w:ilvl w:val="0"/>
+          <w:numId w:val="11"/>
+        </w:numPr>
+        <w:spacing w:before="100" w:beforeAutospacing="1" w:after="100" w:afterAutospacing="1" w:line="240" w:lineRule="auto"/>
+        <w:rPr>
+          <w:rFonts w:ascii="Times New Roman" w:eastAsia="Times New Roman" w:hAnsi="Times New Roman" w:cs="Times New Roman"/>
+          <w:sz w:val="24"/>
+          <w:szCs w:val="24"/>
+          <w:lang w:eastAsia="ru-RU" w:bidi="he-IL"/>
+        </w:rPr>
+      </w:pPr>
+      <w:r>
+        <w:rPr>
+          <w:rFonts w:ascii="Courier New" w:eastAsia="Times New Roman" w:hAnsi="Courier New" w:cs="Courier New"/>
+          <w:sz w:val="20"/>
+          <w:lang w:eastAsia="ru-RU" w:bidi="he-IL"/>
+        </w:rPr>
+        <w:t>\</w:t>
+      </w:r>
+      <w:proofErr w:type="spellStart"/>
+      <w:r>
+        <w:rPr>
+          <w:rFonts w:ascii="Courier New" w:eastAsia="Times New Roman" w:hAnsi="Courier New" w:cs="Courier New"/>
+          <w:sz w:val="20"/>
+          <w:lang w:eastAsia="ru-RU" w:bidi="he-IL"/>
+        </w:rPr>
+        <w:t>s</w:t>
+      </w:r>
+      <w:proofErr w:type="spellEnd"/>
+      <w:r>
+        <w:rPr>
+          <w:rFonts w:ascii="Times New Roman" w:eastAsia="Times New Roman" w:hAnsi="Times New Roman" w:cs="Times New Roman"/>
+          <w:sz w:val="24"/>
+          <w:szCs w:val="24"/>
+          <w:lang w:eastAsia="ru-RU" w:bidi="he-IL"/>
+        </w:rPr>
+        <w:t xml:space="preserve"> → пробельные символы (пробелы, табуляции, переносы строк).</w:t>
+      </w:r>
+    </w:p>
+    <w:p>
+      <w:pPr>
+        <w:spacing w:before="100" w:beforeAutospacing="1" w:after="100" w:afterAutospacing="1" w:line="240" w:lineRule="auto"/>
+        <w:rPr>
+          <w:rFonts w:ascii="Times New Roman" w:eastAsia="Times New Roman" w:hAnsi="Times New Roman" w:cs="Times New Roman"/>
+          <w:sz w:val="24"/>
+          <w:szCs w:val="24"/>
+          <w:lang w:eastAsia="ru-RU" w:bidi="he-IL"/>
+        </w:rPr>
+      </w:pPr>
+      <w:r>
+        <w:rPr>
+          <w:rFonts w:ascii="Times New Roman" w:eastAsia="Times New Roman" w:hAnsi="Times New Roman" w:cs="Times New Roman"/>
+          <w:sz w:val="24"/>
+          <w:szCs w:val="24"/>
+          <w:lang w:eastAsia="ru-RU" w:bidi="he-IL"/>
+        </w:rPr>
+        <w:t>👉 В итоге шаблон означает:</w:t>
+      </w:r>
+      <w:r>
+        <w:rPr>
+          <w:rFonts w:ascii="Times New Roman" w:eastAsia="Times New Roman" w:hAnsi="Times New Roman" w:cs="Times New Roman"/>
+          <w:sz w:val="24"/>
+          <w:szCs w:val="24"/>
+          <w:lang w:eastAsia="ru-RU" w:bidi="he-IL"/>
+        </w:rPr>
+        <w:br/>
+      </w:r>
+      <w:r>
+        <w:rPr>
+          <w:rFonts w:ascii="Times New Roman" w:eastAsia="Times New Roman" w:hAnsi="Times New Roman" w:cs="Times New Roman"/>
+          <w:b/>
+          <w:bCs/>
+          <w:sz w:val="24"/>
+          <w:szCs w:val="24"/>
+          <w:lang w:eastAsia="ru-RU" w:bidi="he-IL"/>
+        </w:rPr>
+        <w:t xml:space="preserve">«Любой символ, который НЕ является буквой (A-Z, </w:t>
+      </w:r>
+      <w:proofErr w:type="spellStart"/>
+      <w:r>
+        <w:rPr>
+          <w:rFonts w:ascii="Times New Roman" w:eastAsia="Times New Roman" w:hAnsi="Times New Roman" w:cs="Times New Roman"/>
+          <w:b/>
+          <w:bCs/>
+          <w:sz w:val="24"/>
+          <w:szCs w:val="24"/>
+          <w:lang w:eastAsia="ru-RU" w:bidi="he-IL"/>
+        </w:rPr>
+        <w:t>a-z</w:t>
+      </w:r>
+      <w:proofErr w:type="spellEnd"/>
+      <w:r>
+        <w:rPr>
+          <w:rFonts w:ascii="Times New Roman" w:eastAsia="Times New Roman" w:hAnsi="Times New Roman" w:cs="Times New Roman"/>
+          <w:b/>
+          <w:bCs/>
+          <w:sz w:val="24"/>
+          <w:szCs w:val="24"/>
+          <w:lang w:eastAsia="ru-RU" w:bidi="he-IL"/>
+        </w:rPr>
+        <w:t>), цифрой (0-9) или пробелом»</w:t>
+      </w:r>
+      <w:r>
+        <w:rPr>
+          <w:rFonts w:ascii="Times New Roman" w:eastAsia="Times New Roman" w:hAnsi="Times New Roman" w:cs="Times New Roman"/>
+          <w:sz w:val="24"/>
+          <w:szCs w:val="24"/>
+          <w:lang w:eastAsia="ru-RU" w:bidi="he-IL"/>
+        </w:rPr>
+        <w:t>.</w:t>
+      </w:r>
+    </w:p>
+    <w:p>
+      <w:pPr>
+        <w:spacing w:after="0" w:line="240" w:lineRule="auto"/>
+        <w:rPr>
+          <w:rFonts w:ascii="Times New Roman" w:eastAsia="Times New Roman" w:hAnsi="Times New Roman" w:cs="Times New Roman"/>
+          <w:sz w:val="24"/>
+          <w:szCs w:val="24"/>
+          <w:lang w:eastAsia="ru-RU" w:bidi="he-IL"/>
+        </w:rPr>
+      </w:pPr>
+      <w:r>
+        <w:rPr>
+          <w:rFonts w:ascii="Times New Roman" w:eastAsia="Times New Roman" w:hAnsi="Times New Roman" w:cs="Times New Roman"/>
+          <w:sz w:val="24"/>
+          <w:szCs w:val="24"/>
+          <w:lang w:eastAsia="ru-RU" w:bidi="he-IL"/>
+        </w:rPr>
+        <w:pict>
+          <v:rect id="_x0000_i1030" style="width:0;height:1.5pt" o:hralign="center" o:hrstd="t" o:hr="t" fillcolor="#a0a0a0" stroked="f"/>
+        </w:pict>
+      </w:r>
+    </w:p>
+    <w:p>
+      <w:pPr>
+        <w:spacing w:before="100" w:beforeAutospacing="1" w:after="100" w:afterAutospacing="1" w:line="240" w:lineRule="auto"/>
+        <w:outlineLvl w:val="2"/>
+        <w:rPr>
+          <w:rFonts w:ascii="Times New Roman" w:eastAsia="Times New Roman" w:hAnsi="Times New Roman" w:cs="Times New Roman"/>
+          <w:b/>
+          <w:bCs/>
+          <w:sz w:val="27"/>
+          <w:szCs w:val="27"/>
+          <w:lang w:eastAsia="ru-RU" w:bidi="he-IL"/>
+        </w:rPr>
+      </w:pPr>
+      <w:r>
+        <w:rPr>
+          <w:rFonts w:ascii="Times New Roman" w:eastAsia="Times New Roman" w:hAnsi="Times New Roman" w:cs="Times New Roman"/>
+          <w:b/>
+          <w:bCs/>
+          <w:sz w:val="27"/>
+          <w:szCs w:val="27"/>
+          <w:lang w:eastAsia="ru-RU" w:bidi="he-IL"/>
+        </w:rPr>
+        <w:t>3. Замена</w:t>
+      </w:r>
+    </w:p>
+    <w:p>
+      <w:pPr>
+        <w:tabs>
+          <w:tab w:val="left" w:pos="916"/>
+          <w:tab w:val="left" w:pos="1832"/>
+          <w:tab w:val="left" w:pos="2748"/>
+          <w:tab w:val="left" w:pos="3664"/>
+          <w:tab w:val="left" w:pos="4580"/>
+          <w:tab w:val="left" w:pos="5496"/>
+          <w:tab w:val="left" w:pos="6412"/>
+          <w:tab w:val="left" w:pos="7328"/>
+          <w:tab w:val="left" w:pos="8244"/>
+          <w:tab w:val="left" w:pos="9160"/>
+          <w:tab w:val="left" w:pos="10076"/>
+          <w:tab w:val="left" w:pos="10992"/>
+          <w:tab w:val="left" w:pos="11908"/>
+          <w:tab w:val="left" w:pos="12824"/>
+          <w:tab w:val="left" w:pos="13740"/>
+          <w:tab w:val="left" w:pos="14656"/>
+        </w:tabs>
+        <w:spacing w:after="0" w:line="240" w:lineRule="auto"/>
+        <w:rPr>
+          <w:rFonts w:ascii="Courier New" w:eastAsia="Times New Roman" w:hAnsi="Courier New" w:cs="Courier New"/>
+          <w:sz w:val="20"/>
+          <w:lang w:eastAsia="ru-RU" w:bidi="he-IL"/>
+        </w:rPr>
+      </w:pPr>
+      <w:r>
+        <w:rPr>
+          <w:rFonts w:ascii="Courier New" w:eastAsia="Times New Roman" w:hAnsi="Courier New" w:cs="Courier New"/>
+          <w:sz w:val="20"/>
+          <w:szCs w:val="20"/>
+          <w:lang w:eastAsia="ru-RU" w:bidi="he-IL"/>
+        </w:rPr>
+        <w:t>""</w:t>
+      </w:r>
+      <w:r>
+        <w:rPr>
+          <w:rFonts w:ascii="Courier New" w:eastAsia="Times New Roman" w:hAnsi="Courier New" w:cs="Courier New"/>
+          <w:sz w:val="20"/>
+          <w:lang w:eastAsia="ru-RU" w:bidi="he-IL"/>
+        </w:rPr>
+        <w:t xml:space="preserve">, </w:t>
+      </w:r>
+      <w:proofErr w:type="spellStart"/>
+      <w:r>
+        <w:rPr>
+          <w:rFonts w:ascii="Courier New" w:eastAsia="Times New Roman" w:hAnsi="Courier New" w:cs="Courier New"/>
+          <w:sz w:val="20"/>
+          <w:lang w:eastAsia="ru-RU" w:bidi="he-IL"/>
+        </w:rPr>
+        <w:t>self.text</w:t>
+      </w:r>
+      <w:proofErr w:type="spellEnd"/>
+    </w:p>
+    <w:p>
+      <w:pPr>
+        <w:numPr>
+          <w:ilvl w:val="0"/>
+          <w:numId w:val="12"/>
+        </w:numPr>
+        <w:spacing w:before="100" w:beforeAutospacing="1" w:after="100" w:afterAutospacing="1" w:line="240" w:lineRule="auto"/>
+        <w:rPr>
+          <w:rFonts w:ascii="Times New Roman" w:eastAsia="Times New Roman" w:hAnsi="Times New Roman" w:cs="Times New Roman"/>
+          <w:sz w:val="24"/>
+          <w:szCs w:val="24"/>
+          <w:lang w:eastAsia="ru-RU" w:bidi="he-IL"/>
+        </w:rPr>
+      </w:pPr>
+      <w:r>
+        <w:rPr>
+          <w:rFonts w:ascii="Times New Roman" w:eastAsia="Times New Roman" w:hAnsi="Times New Roman" w:cs="Times New Roman"/>
+          <w:sz w:val="24"/>
+          <w:szCs w:val="24"/>
+          <w:lang w:eastAsia="ru-RU" w:bidi="he-IL"/>
+        </w:rPr>
+        <w:t xml:space="preserve">Все символы, которые соответствуют этому шаблону, </w:t>
+      </w:r>
+      <w:proofErr w:type="gramStart"/>
+      <w:r>
+        <w:rPr>
+          <w:rFonts w:ascii="Times New Roman" w:eastAsia="Times New Roman" w:hAnsi="Times New Roman" w:cs="Times New Roman"/>
+          <w:sz w:val="24"/>
+          <w:szCs w:val="24"/>
+          <w:lang w:eastAsia="ru-RU" w:bidi="he-IL"/>
+        </w:rPr>
+        <w:t>заменяются на пустую</w:t>
+      </w:r>
+      <w:proofErr w:type="gramEnd"/>
+      <w:r>
+        <w:rPr>
+          <w:rFonts w:ascii="Times New Roman" w:eastAsia="Times New Roman" w:hAnsi="Times New Roman" w:cs="Times New Roman"/>
+          <w:sz w:val="24"/>
+          <w:szCs w:val="24"/>
+          <w:lang w:eastAsia="ru-RU" w:bidi="he-IL"/>
+        </w:rPr>
+        <w:t xml:space="preserve"> строку </w:t>
+      </w:r>
+      <w:r>
+        <w:rPr>
+          <w:rFonts w:ascii="Courier New" w:eastAsia="Times New Roman" w:hAnsi="Courier New" w:cs="Courier New"/>
+          <w:sz w:val="20"/>
+          <w:lang w:eastAsia="ru-RU" w:bidi="he-IL"/>
+        </w:rPr>
+        <w:t>""</w:t>
+      </w:r>
+      <w:r>
+        <w:rPr>
+          <w:rFonts w:ascii="Times New Roman" w:eastAsia="Times New Roman" w:hAnsi="Times New Roman" w:cs="Times New Roman"/>
+          <w:sz w:val="24"/>
+          <w:szCs w:val="24"/>
+          <w:lang w:eastAsia="ru-RU" w:bidi="he-IL"/>
+        </w:rPr>
+        <w:t>.</w:t>
+      </w:r>
+    </w:p>
+    <w:p>
+      <w:pPr>
+        <w:numPr>
+          <w:ilvl w:val="0"/>
+          <w:numId w:val="12"/>
+        </w:numPr>
+        <w:spacing w:before="100" w:beforeAutospacing="1" w:after="100" w:afterAutospacing="1" w:line="240" w:lineRule="auto"/>
+        <w:rPr>
+          <w:rFonts w:ascii="Times New Roman" w:eastAsia="Times New Roman" w:hAnsi="Times New Roman" w:cs="Times New Roman"/>
+          <w:sz w:val="24"/>
+          <w:szCs w:val="24"/>
+          <w:lang w:eastAsia="ru-RU" w:bidi="he-IL"/>
+        </w:rPr>
+      </w:pPr>
+      <w:r>
+        <w:rPr>
+          <w:rFonts w:ascii="Times New Roman" w:eastAsia="Times New Roman" w:hAnsi="Times New Roman" w:cs="Times New Roman"/>
+          <w:sz w:val="24"/>
+          <w:szCs w:val="24"/>
+          <w:lang w:eastAsia="ru-RU" w:bidi="he-IL"/>
+        </w:rPr>
+        <w:t>То есть они удаляются.</w:t>
+      </w:r>
+    </w:p>
+    <w:p>
+      <w:pPr>
+        <w:spacing w:after="0" w:line="240" w:lineRule="auto"/>
+        <w:rPr>
+          <w:rFonts w:ascii="Times New Roman" w:eastAsia="Times New Roman" w:hAnsi="Times New Roman" w:cs="Times New Roman"/>
+          <w:sz w:val="24"/>
+          <w:szCs w:val="24"/>
+          <w:lang w:eastAsia="ru-RU" w:bidi="he-IL"/>
+        </w:rPr>
+      </w:pPr>
+      <w:r>
+        <w:rPr>
+          <w:rFonts w:ascii="Times New Roman" w:eastAsia="Times New Roman" w:hAnsi="Times New Roman" w:cs="Times New Roman"/>
+          <w:sz w:val="24"/>
+          <w:szCs w:val="24"/>
+          <w:lang w:eastAsia="ru-RU" w:bidi="he-IL"/>
+        </w:rPr>
+        <w:pict>
+          <v:rect id="_x0000_i1031" style="width:0;height:1.5pt" o:hralign="center" o:hrstd="t" o:hr="t" fillcolor="#a0a0a0" stroked="f"/>
+        </w:pict>
+      </w:r>
+    </w:p>
+    <w:p>
+      <w:pPr>
+        <w:spacing w:before="100" w:beforeAutospacing="1" w:after="100" w:afterAutospacing="1" w:line="240" w:lineRule="auto"/>
+        <w:outlineLvl w:val="2"/>
+        <w:rPr>
+          <w:rFonts w:ascii="Times New Roman" w:eastAsia="Times New Roman" w:hAnsi="Times New Roman" w:cs="Times New Roman"/>
+          <w:b/>
+          <w:bCs/>
+          <w:sz w:val="27"/>
+          <w:szCs w:val="27"/>
+          <w:lang w:eastAsia="ru-RU" w:bidi="he-IL"/>
+        </w:rPr>
+      </w:pPr>
+      <w:r>
+        <w:rPr>
+          <w:rFonts w:ascii="Times New Roman" w:eastAsia="Times New Roman" w:hAnsi="Times New Roman" w:cs="Times New Roman"/>
+          <w:b/>
+          <w:bCs/>
+          <w:sz w:val="27"/>
+          <w:szCs w:val="27"/>
+          <w:lang w:eastAsia="ru-RU" w:bidi="he-IL"/>
+        </w:rPr>
+        <w:t>4. Результат</w:t>
+      </w:r>
+    </w:p>
+    <w:p>
+      <w:pPr>
+        <w:spacing w:before="100" w:beforeAutospacing="1" w:after="100" w:afterAutospacing="1" w:line="240" w:lineRule="auto"/>
+        <w:rPr>
+          <w:rFonts w:ascii="Times New Roman" w:eastAsia="Times New Roman" w:hAnsi="Times New Roman" w:cs="Times New Roman"/>
+          <w:sz w:val="24"/>
+          <w:szCs w:val="24"/>
+          <w:lang w:eastAsia="ru-RU" w:bidi="he-IL"/>
+        </w:rPr>
+      </w:pPr>
+      <w:proofErr w:type="spellStart"/>
+      <w:r>
+        <w:rPr>
+          <w:rFonts w:ascii="Courier New" w:eastAsia="Times New Roman" w:hAnsi="Courier New" w:cs="Courier New"/>
+          <w:sz w:val="20"/>
+          <w:lang w:eastAsia="ru-RU" w:bidi="he-IL"/>
         </w:rPr>
         <w:lastRenderedPageBreak/>
-        <w:t>python</w:t>
-      </w:r>
-    </w:p>
-    <w:p>
-      <w:pPr>
-        <w:rPr>
-          <w:lang w:val="en-US"/>
-        </w:rPr>
-      </w:pPr>
-      <w:r>
-        <w:t>Копировать</w:t>
-      </w:r>
-      <w:r>
-        <w:rPr>
-          <w:lang w:val="en-US"/>
+        <w:t>cleaned_text</w:t>
+      </w:r>
+      <w:proofErr w:type="spellEnd"/>
+      <w:r>
+        <w:rPr>
+          <w:rFonts w:ascii="Times New Roman" w:eastAsia="Times New Roman" w:hAnsi="Times New Roman" w:cs="Times New Roman"/>
+          <w:sz w:val="24"/>
+          <w:szCs w:val="24"/>
+          <w:lang w:eastAsia="ru-RU" w:bidi="he-IL"/>
+        </w:rPr>
+        <w:t xml:space="preserve"> — это строка из </w:t>
+      </w:r>
+      <w:proofErr w:type="spellStart"/>
+      <w:r>
+        <w:rPr>
+          <w:rFonts w:ascii="Courier New" w:eastAsia="Times New Roman" w:hAnsi="Courier New" w:cs="Courier New"/>
+          <w:sz w:val="20"/>
+          <w:lang w:eastAsia="ru-RU" w:bidi="he-IL"/>
+        </w:rPr>
+        <w:t>self.text</w:t>
+      </w:r>
+      <w:proofErr w:type="spellEnd"/>
+      <w:r>
+        <w:rPr>
+          <w:rFonts w:ascii="Times New Roman" w:eastAsia="Times New Roman" w:hAnsi="Times New Roman" w:cs="Times New Roman"/>
+          <w:sz w:val="24"/>
+          <w:szCs w:val="24"/>
+          <w:lang w:eastAsia="ru-RU" w:bidi="he-IL"/>
+        </w:rPr>
+        <w:t>, но в ней остались только:</w:t>
+      </w:r>
+    </w:p>
+    <w:p>
+      <w:pPr>
+        <w:numPr>
+          <w:ilvl w:val="0"/>
+          <w:numId w:val="13"/>
+        </w:numPr>
+        <w:spacing w:before="100" w:beforeAutospacing="1" w:after="100" w:afterAutospacing="1" w:line="240" w:lineRule="auto"/>
+        <w:rPr>
+          <w:rFonts w:ascii="Times New Roman" w:eastAsia="Times New Roman" w:hAnsi="Times New Roman" w:cs="Times New Roman"/>
+          <w:sz w:val="24"/>
+          <w:szCs w:val="24"/>
+          <w:lang w:eastAsia="ru-RU" w:bidi="he-IL"/>
+        </w:rPr>
+      </w:pPr>
+      <w:r>
+        <w:rPr>
+          <w:rFonts w:ascii="Times New Roman" w:eastAsia="Times New Roman" w:hAnsi="Times New Roman" w:cs="Times New Roman"/>
+          <w:sz w:val="24"/>
+          <w:szCs w:val="24"/>
+          <w:lang w:eastAsia="ru-RU" w:bidi="he-IL"/>
+        </w:rPr>
+        <w:t>латинские буквы,</w:t>
+      </w:r>
+    </w:p>
+    <w:p>
+      <w:pPr>
+        <w:numPr>
+          <w:ilvl w:val="0"/>
+          <w:numId w:val="13"/>
+        </w:numPr>
+        <w:spacing w:before="100" w:beforeAutospacing="1" w:after="100" w:afterAutospacing="1" w:line="240" w:lineRule="auto"/>
+        <w:rPr>
+          <w:rFonts w:ascii="Times New Roman" w:eastAsia="Times New Roman" w:hAnsi="Times New Roman" w:cs="Times New Roman"/>
+          <w:sz w:val="24"/>
+          <w:szCs w:val="24"/>
+          <w:lang w:eastAsia="ru-RU" w:bidi="he-IL"/>
+        </w:rPr>
+      </w:pPr>
+      <w:r>
+        <w:rPr>
+          <w:rFonts w:ascii="Times New Roman" w:eastAsia="Times New Roman" w:hAnsi="Times New Roman" w:cs="Times New Roman"/>
+          <w:sz w:val="24"/>
+          <w:szCs w:val="24"/>
+          <w:lang w:eastAsia="ru-RU" w:bidi="he-IL"/>
+        </w:rPr>
+        <w:t>цифры,</w:t>
+      </w:r>
+    </w:p>
+    <w:p>
+      <w:pPr>
+        <w:numPr>
+          <w:ilvl w:val="0"/>
+          <w:numId w:val="13"/>
+        </w:numPr>
+        <w:spacing w:before="100" w:beforeAutospacing="1" w:after="100" w:afterAutospacing="1" w:line="240" w:lineRule="auto"/>
+        <w:rPr>
+          <w:rFonts w:ascii="Times New Roman" w:eastAsia="Times New Roman" w:hAnsi="Times New Roman" w:cs="Times New Roman"/>
+          <w:sz w:val="24"/>
+          <w:szCs w:val="24"/>
+          <w:lang w:eastAsia="ru-RU" w:bidi="he-IL"/>
+        </w:rPr>
+      </w:pPr>
+      <w:r>
+        <w:rPr>
+          <w:rFonts w:ascii="Times New Roman" w:eastAsia="Times New Roman" w:hAnsi="Times New Roman" w:cs="Times New Roman"/>
+          <w:sz w:val="24"/>
+          <w:szCs w:val="24"/>
+          <w:lang w:eastAsia="ru-RU" w:bidi="he-IL"/>
+        </w:rPr>
+        <w:t>пробелы.</w:t>
+      </w:r>
+    </w:p>
+    <w:p>
+      <w:pPr>
+        <w:spacing w:before="100" w:beforeAutospacing="1" w:after="100" w:afterAutospacing="1" w:line="240" w:lineRule="auto"/>
+        <w:rPr>
+          <w:rFonts w:ascii="Times New Roman" w:eastAsia="Times New Roman" w:hAnsi="Times New Roman" w:cs="Times New Roman"/>
+          <w:sz w:val="24"/>
+          <w:szCs w:val="24"/>
+          <w:lang w:eastAsia="ru-RU" w:bidi="he-IL"/>
+        </w:rPr>
+      </w:pPr>
+      <w:r>
+        <w:rPr>
+          <w:rFonts w:ascii="Times New Roman" w:eastAsia="Times New Roman" w:hAnsi="Times New Roman" w:cs="Times New Roman"/>
+          <w:sz w:val="24"/>
+          <w:szCs w:val="24"/>
+          <w:lang w:eastAsia="ru-RU" w:bidi="he-IL"/>
+        </w:rPr>
+        <w:t xml:space="preserve">Все знаки пунктуации, спецсимволы, </w:t>
+      </w:r>
+      <w:proofErr w:type="spellStart"/>
+      <w:r>
+        <w:rPr>
+          <w:rFonts w:ascii="Times New Roman" w:eastAsia="Times New Roman" w:hAnsi="Times New Roman" w:cs="Times New Roman"/>
+          <w:sz w:val="24"/>
+          <w:szCs w:val="24"/>
+          <w:lang w:eastAsia="ru-RU" w:bidi="he-IL"/>
+        </w:rPr>
+        <w:t>эмодзи</w:t>
+      </w:r>
+      <w:proofErr w:type="spellEnd"/>
+      <w:r>
+        <w:rPr>
+          <w:rFonts w:ascii="Times New Roman" w:eastAsia="Times New Roman" w:hAnsi="Times New Roman" w:cs="Times New Roman"/>
+          <w:sz w:val="24"/>
+          <w:szCs w:val="24"/>
+          <w:lang w:eastAsia="ru-RU" w:bidi="he-IL"/>
+        </w:rPr>
+        <w:t xml:space="preserve"> и прочее удаляются.</w:t>
+      </w:r>
+    </w:p>
+    <w:p>
+      <w:pPr>
+        <w:spacing w:after="0" w:line="240" w:lineRule="auto"/>
+        <w:rPr>
+          <w:rFonts w:ascii="Times New Roman" w:eastAsia="Times New Roman" w:hAnsi="Times New Roman" w:cs="Times New Roman"/>
+          <w:sz w:val="24"/>
+          <w:szCs w:val="24"/>
+          <w:lang w:eastAsia="ru-RU" w:bidi="he-IL"/>
+        </w:rPr>
+      </w:pPr>
+      <w:r>
+        <w:rPr>
+          <w:rFonts w:ascii="Times New Roman" w:eastAsia="Times New Roman" w:hAnsi="Times New Roman" w:cs="Times New Roman"/>
+          <w:sz w:val="24"/>
+          <w:szCs w:val="24"/>
+          <w:lang w:eastAsia="ru-RU" w:bidi="he-IL"/>
+        </w:rPr>
+        <w:pict>
+          <v:rect id="_x0000_i1032" style="width:0;height:1.5pt" o:hralign="center" o:hrstd="t" o:hr="t" fillcolor="#a0a0a0" stroked="f"/>
+        </w:pict>
+      </w:r>
+    </w:p>
+    <w:p>
+      <w:pPr>
+        <w:spacing w:before="100" w:beforeAutospacing="1" w:after="100" w:afterAutospacing="1" w:line="240" w:lineRule="auto"/>
+        <w:rPr>
+          <w:rFonts w:ascii="Times New Roman" w:eastAsia="Times New Roman" w:hAnsi="Times New Roman" w:cs="Times New Roman"/>
+          <w:sz w:val="24"/>
+          <w:szCs w:val="24"/>
+          <w:lang w:val="en-US" w:eastAsia="ru-RU" w:bidi="he-IL"/>
+        </w:rPr>
+      </w:pPr>
+      <w:r>
+        <w:rPr>
+          <w:rFonts w:ascii="Times New Roman" w:eastAsia="Times New Roman" w:hAnsi="Times New Roman" w:cs="Times New Roman"/>
+          <w:sz w:val="24"/>
+          <w:szCs w:val="24"/>
+          <w:lang w:val="en-US" w:eastAsia="ru-RU" w:bidi="he-IL"/>
+        </w:rPr>
+        <w:t xml:space="preserve">✅ </w:t>
+      </w:r>
+      <w:r>
+        <w:rPr>
+          <w:rFonts w:ascii="Times New Roman" w:eastAsia="Times New Roman" w:hAnsi="Times New Roman" w:cs="Times New Roman"/>
+          <w:b/>
+          <w:bCs/>
+          <w:sz w:val="24"/>
+          <w:szCs w:val="24"/>
+          <w:lang w:eastAsia="ru-RU" w:bidi="he-IL"/>
+        </w:rPr>
+        <w:t>Пример</w:t>
+      </w:r>
+      <w:r>
+        <w:rPr>
+          <w:rFonts w:ascii="Times New Roman" w:eastAsia="Times New Roman" w:hAnsi="Times New Roman" w:cs="Times New Roman"/>
+          <w:b/>
+          <w:bCs/>
+          <w:sz w:val="24"/>
+          <w:szCs w:val="24"/>
+          <w:lang w:val="en-US" w:eastAsia="ru-RU" w:bidi="he-IL"/>
+        </w:rPr>
+        <w:t>:</w:t>
+      </w:r>
+    </w:p>
+    <w:p>
+      <w:pPr>
+        <w:tabs>
+          <w:tab w:val="left" w:pos="916"/>
+          <w:tab w:val="left" w:pos="1832"/>
+          <w:tab w:val="left" w:pos="2748"/>
+          <w:tab w:val="left" w:pos="3664"/>
+          <w:tab w:val="left" w:pos="4580"/>
+          <w:tab w:val="left" w:pos="5496"/>
+          <w:tab w:val="left" w:pos="6412"/>
+          <w:tab w:val="left" w:pos="7328"/>
+          <w:tab w:val="left" w:pos="8244"/>
+          <w:tab w:val="left" w:pos="9160"/>
+          <w:tab w:val="left" w:pos="10076"/>
+          <w:tab w:val="left" w:pos="10992"/>
+          <w:tab w:val="left" w:pos="11908"/>
+          <w:tab w:val="left" w:pos="12824"/>
+          <w:tab w:val="left" w:pos="13740"/>
+          <w:tab w:val="left" w:pos="14656"/>
+        </w:tabs>
+        <w:spacing w:after="0" w:line="240" w:lineRule="auto"/>
+        <w:rPr>
+          <w:rFonts w:ascii="Courier New" w:eastAsia="Times New Roman" w:hAnsi="Courier New" w:cs="Courier New"/>
+          <w:sz w:val="20"/>
+          <w:lang w:val="en-US" w:eastAsia="ru-RU" w:bidi="he-IL"/>
+        </w:rPr>
+      </w:pPr>
+      <w:proofErr w:type="gramStart"/>
+      <w:r>
+        <w:rPr>
+          <w:rFonts w:ascii="Courier New" w:eastAsia="Times New Roman" w:hAnsi="Courier New" w:cs="Courier New"/>
+          <w:sz w:val="20"/>
+          <w:szCs w:val="20"/>
+          <w:lang w:val="en-US" w:eastAsia="ru-RU" w:bidi="he-IL"/>
+        </w:rPr>
+        <w:t>import</w:t>
+      </w:r>
+      <w:proofErr w:type="gramEnd"/>
+      <w:r>
+        <w:rPr>
+          <w:rFonts w:ascii="Courier New" w:eastAsia="Times New Roman" w:hAnsi="Courier New" w:cs="Courier New"/>
+          <w:sz w:val="20"/>
+          <w:lang w:val="en-US" w:eastAsia="ru-RU" w:bidi="he-IL"/>
+        </w:rPr>
+        <w:t xml:space="preserve"> re</w:t>
+      </w:r>
+      <w:r>
+        <w:rPr>
+          <w:rFonts w:ascii="Courier New" w:eastAsia="Times New Roman" w:hAnsi="Courier New" w:cs="Courier New"/>
+          <w:sz w:val="20"/>
+          <w:lang w:val="en-US" w:eastAsia="ru-RU" w:bidi="he-IL"/>
+        </w:rPr>
+        <w:t xml:space="preserve"> - </w:t>
+      </w:r>
+      <w:r>
+        <w:rPr>
+          <w:rFonts w:ascii="Arial" w:hAnsi="Arial" w:cs="Arial"/>
+          <w:color w:val="001D35"/>
+          <w:sz w:val="20"/>
+          <w:szCs w:val="20"/>
+          <w:shd w:val="clear" w:color="auto" w:fill="FFFFFF"/>
+          <w:lang w:val="en-US"/>
+        </w:rPr>
+        <w:t>module (regular expressions) t</w:t>
+      </w:r>
+    </w:p>
+    <w:p>
+      <w:pPr>
+        <w:tabs>
+          <w:tab w:val="left" w:pos="916"/>
+          <w:tab w:val="left" w:pos="1832"/>
+          <w:tab w:val="left" w:pos="2748"/>
+          <w:tab w:val="left" w:pos="3664"/>
+          <w:tab w:val="left" w:pos="4580"/>
+          <w:tab w:val="left" w:pos="5496"/>
+          <w:tab w:val="left" w:pos="6412"/>
+          <w:tab w:val="left" w:pos="7328"/>
+          <w:tab w:val="left" w:pos="8244"/>
+          <w:tab w:val="left" w:pos="9160"/>
+          <w:tab w:val="left" w:pos="10076"/>
+          <w:tab w:val="left" w:pos="10992"/>
+          <w:tab w:val="left" w:pos="11908"/>
+          <w:tab w:val="left" w:pos="12824"/>
+          <w:tab w:val="left" w:pos="13740"/>
+          <w:tab w:val="left" w:pos="14656"/>
+        </w:tabs>
+        <w:spacing w:after="0" w:line="240" w:lineRule="auto"/>
+        <w:rPr>
+          <w:rFonts w:ascii="Courier New" w:eastAsia="Times New Roman" w:hAnsi="Courier New" w:cs="Courier New"/>
+          <w:sz w:val="20"/>
+          <w:lang w:val="en-US" w:eastAsia="ru-RU" w:bidi="he-IL"/>
+        </w:rPr>
+      </w:pPr>
+    </w:p>
+    <w:p>
+      <w:pPr>
+        <w:tabs>
+          <w:tab w:val="left" w:pos="916"/>
+          <w:tab w:val="left" w:pos="1832"/>
+          <w:tab w:val="left" w:pos="2748"/>
+          <w:tab w:val="left" w:pos="3664"/>
+          <w:tab w:val="left" w:pos="4580"/>
+          <w:tab w:val="left" w:pos="5496"/>
+          <w:tab w:val="left" w:pos="6412"/>
+          <w:tab w:val="left" w:pos="7328"/>
+          <w:tab w:val="left" w:pos="8244"/>
+          <w:tab w:val="left" w:pos="9160"/>
+          <w:tab w:val="left" w:pos="10076"/>
+          <w:tab w:val="left" w:pos="10992"/>
+          <w:tab w:val="left" w:pos="11908"/>
+          <w:tab w:val="left" w:pos="12824"/>
+          <w:tab w:val="left" w:pos="13740"/>
+          <w:tab w:val="left" w:pos="14656"/>
+        </w:tabs>
+        <w:spacing w:after="0" w:line="240" w:lineRule="auto"/>
+        <w:rPr>
+          <w:rFonts w:ascii="Courier New" w:eastAsia="Times New Roman" w:hAnsi="Courier New" w:cs="Courier New"/>
+          <w:sz w:val="20"/>
+          <w:lang w:val="en-US" w:eastAsia="ru-RU" w:bidi="he-IL"/>
+        </w:rPr>
+      </w:pPr>
+      <w:proofErr w:type="gramStart"/>
+      <w:r>
+        <w:rPr>
+          <w:rFonts w:ascii="Courier New" w:eastAsia="Times New Roman" w:hAnsi="Courier New" w:cs="Courier New"/>
+          <w:sz w:val="20"/>
+          <w:lang w:val="en-US" w:eastAsia="ru-RU" w:bidi="he-IL"/>
+        </w:rPr>
+        <w:t>text</w:t>
+      </w:r>
+      <w:proofErr w:type="gramEnd"/>
+      <w:r>
+        <w:rPr>
+          <w:rFonts w:ascii="Courier New" w:eastAsia="Times New Roman" w:hAnsi="Courier New" w:cs="Courier New"/>
+          <w:sz w:val="20"/>
+          <w:lang w:val="en-US" w:eastAsia="ru-RU" w:bidi="he-IL"/>
+        </w:rPr>
+        <w:t xml:space="preserve"> = </w:t>
+      </w:r>
+      <w:r>
+        <w:rPr>
+          <w:rFonts w:ascii="Courier New" w:eastAsia="Times New Roman" w:hAnsi="Courier New" w:cs="Courier New"/>
+          <w:sz w:val="20"/>
+          <w:szCs w:val="20"/>
+          <w:lang w:val="en-US" w:eastAsia="ru-RU" w:bidi="he-IL"/>
+        </w:rPr>
+        <w:t xml:space="preserve">"Hello, world! </w:t>
+      </w:r>
+      <w:proofErr w:type="gramStart"/>
+      <w:r>
+        <w:rPr>
+          <w:rFonts w:ascii="Courier New" w:eastAsia="Times New Roman" w:hAnsi="Courier New" w:cs="Courier New"/>
+          <w:sz w:val="20"/>
+          <w:szCs w:val="20"/>
+          <w:lang w:val="en-US" w:eastAsia="ru-RU" w:bidi="he-IL"/>
+        </w:rPr>
+        <w:t>123 :)"</w:t>
+      </w:r>
+      <w:proofErr w:type="gramEnd"/>
+    </w:p>
+    <w:p>
+      <w:pPr>
+        <w:tabs>
+          <w:tab w:val="left" w:pos="916"/>
+          <w:tab w:val="left" w:pos="1832"/>
+          <w:tab w:val="left" w:pos="2748"/>
+          <w:tab w:val="left" w:pos="3664"/>
+          <w:tab w:val="left" w:pos="4580"/>
+          <w:tab w:val="left" w:pos="5496"/>
+          <w:tab w:val="left" w:pos="6412"/>
+          <w:tab w:val="left" w:pos="7328"/>
+          <w:tab w:val="left" w:pos="8244"/>
+          <w:tab w:val="left" w:pos="9160"/>
+          <w:tab w:val="left" w:pos="10076"/>
+          <w:tab w:val="left" w:pos="10992"/>
+          <w:tab w:val="left" w:pos="11908"/>
+          <w:tab w:val="left" w:pos="12824"/>
+          <w:tab w:val="left" w:pos="13740"/>
+          <w:tab w:val="left" w:pos="14656"/>
+        </w:tabs>
+        <w:spacing w:after="0" w:line="240" w:lineRule="auto"/>
+        <w:rPr>
+          <w:rFonts w:ascii="Courier New" w:eastAsia="Times New Roman" w:hAnsi="Courier New" w:cs="Courier New"/>
+          <w:sz w:val="20"/>
+          <w:lang w:val="en-US" w:eastAsia="ru-RU" w:bidi="he-IL"/>
+        </w:rPr>
+      </w:pPr>
+      <w:proofErr w:type="spellStart"/>
+      <w:r>
+        <w:rPr>
+          <w:rFonts w:ascii="Courier New" w:eastAsia="Times New Roman" w:hAnsi="Courier New" w:cs="Courier New"/>
+          <w:sz w:val="20"/>
+          <w:lang w:val="en-US" w:eastAsia="ru-RU" w:bidi="he-IL"/>
+        </w:rPr>
+        <w:t>cleaned_text</w:t>
+      </w:r>
+      <w:proofErr w:type="spellEnd"/>
+      <w:r>
+        <w:rPr>
+          <w:rFonts w:ascii="Courier New" w:eastAsia="Times New Roman" w:hAnsi="Courier New" w:cs="Courier New"/>
+          <w:sz w:val="20"/>
+          <w:lang w:val="en-US" w:eastAsia="ru-RU" w:bidi="he-IL"/>
+        </w:rPr>
+        <w:t xml:space="preserve"> = </w:t>
+      </w:r>
+      <w:proofErr w:type="gramStart"/>
+      <w:r>
+        <w:rPr>
+          <w:rFonts w:ascii="Courier New" w:eastAsia="Times New Roman" w:hAnsi="Courier New" w:cs="Courier New"/>
+          <w:sz w:val="20"/>
+          <w:lang w:val="en-US" w:eastAsia="ru-RU" w:bidi="he-IL"/>
+        </w:rPr>
+        <w:t>re.sub(</w:t>
+      </w:r>
+      <w:proofErr w:type="gramEnd"/>
+      <w:r>
+        <w:rPr>
+          <w:rFonts w:ascii="Courier New" w:eastAsia="Times New Roman" w:hAnsi="Courier New" w:cs="Courier New"/>
+          <w:sz w:val="20"/>
+          <w:szCs w:val="20"/>
+          <w:lang w:val="en-US" w:eastAsia="ru-RU" w:bidi="he-IL"/>
+        </w:rPr>
+        <w:t>r"[^A-Za-z0-9\s]"</w:t>
+      </w:r>
+      <w:r>
+        <w:rPr>
+          <w:rFonts w:ascii="Courier New" w:eastAsia="Times New Roman" w:hAnsi="Courier New" w:cs="Courier New"/>
+          <w:sz w:val="20"/>
+          <w:lang w:val="en-US" w:eastAsia="ru-RU" w:bidi="he-IL"/>
+        </w:rPr>
+        <w:t xml:space="preserve">, </w:t>
+      </w:r>
+      <w:r>
+        <w:rPr>
+          <w:rFonts w:ascii="Courier New" w:eastAsia="Times New Roman" w:hAnsi="Courier New" w:cs="Courier New"/>
+          <w:sz w:val="20"/>
+          <w:szCs w:val="20"/>
+          <w:lang w:val="en-US" w:eastAsia="ru-RU" w:bidi="he-IL"/>
+        </w:rPr>
+        <w:t>""</w:t>
+      </w:r>
+      <w:r>
+        <w:rPr>
+          <w:rFonts w:ascii="Courier New" w:eastAsia="Times New Roman" w:hAnsi="Courier New" w:cs="Courier New"/>
+          <w:sz w:val="20"/>
+          <w:lang w:val="en-US" w:eastAsia="ru-RU" w:bidi="he-IL"/>
+        </w:rPr>
+        <w:t>, text)</w:t>
+      </w:r>
+    </w:p>
+    <w:p>
+      <w:pPr>
+        <w:tabs>
+          <w:tab w:val="left" w:pos="916"/>
+          <w:tab w:val="left" w:pos="1832"/>
+          <w:tab w:val="left" w:pos="2748"/>
+          <w:tab w:val="left" w:pos="3664"/>
+          <w:tab w:val="left" w:pos="4580"/>
+          <w:tab w:val="left" w:pos="5496"/>
+          <w:tab w:val="left" w:pos="6412"/>
+          <w:tab w:val="left" w:pos="7328"/>
+          <w:tab w:val="left" w:pos="8244"/>
+          <w:tab w:val="left" w:pos="9160"/>
+          <w:tab w:val="left" w:pos="10076"/>
+          <w:tab w:val="left" w:pos="10992"/>
+          <w:tab w:val="left" w:pos="11908"/>
+          <w:tab w:val="left" w:pos="12824"/>
+          <w:tab w:val="left" w:pos="13740"/>
+          <w:tab w:val="left" w:pos="14656"/>
+        </w:tabs>
+        <w:spacing w:after="0" w:line="240" w:lineRule="auto"/>
+        <w:rPr>
+          <w:rFonts w:ascii="Courier New" w:eastAsia="Times New Roman" w:hAnsi="Courier New" w:cs="Courier New"/>
+          <w:sz w:val="20"/>
+          <w:lang w:val="en-US" w:eastAsia="ru-RU" w:bidi="he-IL"/>
+        </w:rPr>
+      </w:pPr>
+      <w:proofErr w:type="gramStart"/>
+      <w:r>
+        <w:rPr>
+          <w:rFonts w:ascii="Courier New" w:eastAsia="Times New Roman" w:hAnsi="Courier New" w:cs="Courier New"/>
+          <w:sz w:val="20"/>
+          <w:szCs w:val="20"/>
+          <w:lang w:val="en-US" w:eastAsia="ru-RU" w:bidi="he-IL"/>
+        </w:rPr>
+        <w:t>print</w:t>
+      </w:r>
+      <w:r>
+        <w:rPr>
+          <w:rFonts w:ascii="Courier New" w:eastAsia="Times New Roman" w:hAnsi="Courier New" w:cs="Courier New"/>
+          <w:sz w:val="20"/>
+          <w:lang w:val="en-US" w:eastAsia="ru-RU" w:bidi="he-IL"/>
+        </w:rPr>
+        <w:t>(</w:t>
+      </w:r>
+      <w:proofErr w:type="spellStart"/>
+      <w:proofErr w:type="gramEnd"/>
+      <w:r>
+        <w:rPr>
+          <w:rFonts w:ascii="Courier New" w:eastAsia="Times New Roman" w:hAnsi="Courier New" w:cs="Courier New"/>
+          <w:sz w:val="20"/>
+          <w:lang w:val="en-US" w:eastAsia="ru-RU" w:bidi="he-IL"/>
+        </w:rPr>
+        <w:t>cleaned_text</w:t>
+      </w:r>
+      <w:proofErr w:type="spellEnd"/>
+      <w:r>
+        <w:rPr>
+          <w:rFonts w:ascii="Courier New" w:eastAsia="Times New Roman" w:hAnsi="Courier New" w:cs="Courier New"/>
+          <w:sz w:val="20"/>
+          <w:lang w:val="en-US" w:eastAsia="ru-RU" w:bidi="he-IL"/>
+        </w:rPr>
+        <w:t>)</w:t>
+      </w:r>
+    </w:p>
+    <w:p>
+      <w:pPr>
+        <w:spacing w:before="100" w:beforeAutospacing="1" w:after="100" w:afterAutospacing="1" w:line="240" w:lineRule="auto"/>
+        <w:rPr>
+          <w:rFonts w:ascii="Times New Roman" w:eastAsia="Times New Roman" w:hAnsi="Times New Roman" w:cs="Times New Roman"/>
+          <w:sz w:val="24"/>
+          <w:szCs w:val="24"/>
+          <w:lang w:val="en-US" w:eastAsia="ru-RU" w:bidi="he-IL"/>
+        </w:rPr>
+      </w:pPr>
+      <w:r>
+        <w:rPr>
+          <w:rFonts w:ascii="Times New Roman" w:eastAsia="Times New Roman" w:hAnsi="Times New Roman" w:cs="Times New Roman"/>
+          <w:sz w:val="24"/>
+          <w:szCs w:val="24"/>
+          <w:lang w:eastAsia="ru-RU" w:bidi="he-IL"/>
+        </w:rPr>
+        <w:t>Результат</w:t>
+      </w:r>
+      <w:r>
+        <w:rPr>
+          <w:rFonts w:ascii="Times New Roman" w:eastAsia="Times New Roman" w:hAnsi="Times New Roman" w:cs="Times New Roman"/>
+          <w:sz w:val="24"/>
+          <w:szCs w:val="24"/>
+          <w:lang w:val="en-US" w:eastAsia="ru-RU" w:bidi="he-IL"/>
+        </w:rPr>
+        <w:t>:</w:t>
+      </w:r>
+    </w:p>
+    <w:p>
+      <w:pPr>
+        <w:tabs>
+          <w:tab w:val="left" w:pos="916"/>
+          <w:tab w:val="left" w:pos="1832"/>
+          <w:tab w:val="left" w:pos="2748"/>
+          <w:tab w:val="left" w:pos="3664"/>
+          <w:tab w:val="left" w:pos="4580"/>
+          <w:tab w:val="left" w:pos="5496"/>
+          <w:tab w:val="left" w:pos="6412"/>
+          <w:tab w:val="left" w:pos="7328"/>
+          <w:tab w:val="left" w:pos="8244"/>
+          <w:tab w:val="left" w:pos="9160"/>
+          <w:tab w:val="left" w:pos="10076"/>
+          <w:tab w:val="left" w:pos="10992"/>
+          <w:tab w:val="left" w:pos="11908"/>
+          <w:tab w:val="left" w:pos="12824"/>
+          <w:tab w:val="left" w:pos="13740"/>
+          <w:tab w:val="left" w:pos="14656"/>
+        </w:tabs>
+        <w:spacing w:after="0" w:line="240" w:lineRule="auto"/>
+        <w:rPr>
+          <w:rFonts w:ascii="Courier New" w:eastAsia="Times New Roman" w:hAnsi="Courier New" w:cs="Courier New"/>
+          <w:sz w:val="20"/>
+          <w:lang w:val="en-US" w:eastAsia="ru-RU" w:bidi="he-IL"/>
+        </w:rPr>
+      </w:pPr>
+      <w:r>
+        <w:rPr>
+          <w:rFonts w:ascii="Courier New" w:eastAsia="Times New Roman" w:hAnsi="Courier New" w:cs="Courier New"/>
+          <w:sz w:val="20"/>
+          <w:szCs w:val="20"/>
+          <w:lang w:val="en-US" w:eastAsia="ru-RU" w:bidi="he-IL"/>
+        </w:rPr>
+        <w:t>Hello</w:t>
+      </w:r>
+      <w:r>
+        <w:rPr>
+          <w:rFonts w:ascii="Courier New" w:eastAsia="Times New Roman" w:hAnsi="Courier New" w:cs="Courier New"/>
+          <w:sz w:val="20"/>
+          <w:lang w:val="en-US" w:eastAsia="ru-RU" w:bidi="he-IL"/>
+        </w:rPr>
+        <w:t xml:space="preserve"> world </w:t>
+      </w:r>
+      <w:r>
+        <w:rPr>
+          <w:rFonts w:ascii="Courier New" w:eastAsia="Times New Roman" w:hAnsi="Courier New" w:cs="Courier New"/>
+          <w:sz w:val="20"/>
+          <w:szCs w:val="20"/>
+          <w:lang w:val="en-US" w:eastAsia="ru-RU" w:bidi="he-IL"/>
+        </w:rPr>
+        <w:t>123</w:t>
+      </w:r>
+      <w:r>
+        <w:rPr>
+          <w:rFonts w:ascii="Courier New" w:eastAsia="Times New Roman" w:hAnsi="Courier New" w:cs="Courier New"/>
+          <w:sz w:val="20"/>
+          <w:lang w:val="en-US" w:eastAsia="ru-RU" w:bidi="he-IL"/>
         </w:rPr>
         <w:t xml:space="preserve"> </w:t>
       </w:r>
-      <w:r>
-        <w:t>код</w:t>
-      </w:r>
-    </w:p>
-    <w:p>
-      <w:pPr>
-        <w:rPr>
-          <w:lang w:val="en-US"/>
-        </w:rPr>
-      </w:pPr>
-      <w:r>
-        <w:rPr>
-          <w:lang w:val="en-US"/>
-        </w:rPr>
-        <w:t>return list(unique)</w:t>
-      </w:r>
-    </w:p>
-    <w:p>
-      <w:r>
-        <w:t>Множество преобразуется обратно в список.</w:t>
-      </w:r>
-    </w:p>
-    <w:p/>
-    <w:p>
-      <w:r>
-        <w:t>Возвращается список уникальных слов.</w:t>
-      </w:r>
-    </w:p>
-    <w:p/>
-    <w:p>
-      <w:r>
-        <w:t>Порядок может быть любым, так как множества не сохраняют порядок.</w:t>
-      </w:r>
-    </w:p>
-    <w:p/>
-    <w:p>
-      <w:r>
-        <w:rPr>
-          <w:rFonts w:ascii="Calibri" w:hAnsi="Calibri" w:cs="Calibri"/>
-        </w:rPr>
-        <w:t>✅</w:t>
-      </w:r>
-      <w:r>
-        <w:t xml:space="preserve"> Итог:</w:t>
-      </w:r>
-    </w:p>
-    <w:p>
-      <w:r>
-        <w:t xml:space="preserve">Метод </w:t>
-      </w:r>
-      <w:proofErr w:type="spellStart"/>
-      <w:r>
-        <w:t>unique_words</w:t>
-      </w:r>
-      <w:proofErr w:type="spellEnd"/>
-      <w:r>
-        <w:t>() возвращает список слов из текста, но каждое слово встречается только один раз.</w:t>
+    </w:p>
+    <w:p>
+      <w:pPr>
+        <w:spacing w:after="0" w:line="240" w:lineRule="auto"/>
+        <w:rPr>
+          <w:rFonts w:ascii="Times New Roman" w:eastAsia="Times New Roman" w:hAnsi="Times New Roman" w:cs="Times New Roman"/>
+          <w:sz w:val="24"/>
+          <w:szCs w:val="24"/>
+          <w:lang w:eastAsia="ru-RU" w:bidi="he-IL"/>
+        </w:rPr>
+      </w:pPr>
+      <w:r>
+        <w:rPr>
+          <w:rFonts w:ascii="Times New Roman" w:eastAsia="Times New Roman" w:hAnsi="Times New Roman" w:cs="Times New Roman"/>
+          <w:sz w:val="24"/>
+          <w:szCs w:val="24"/>
+          <w:lang w:eastAsia="ru-RU" w:bidi="he-IL"/>
+        </w:rPr>
+        <w:pict>
+          <v:rect id="_x0000_i1033" style="width:0;height:1.5pt" o:hralign="center" o:hrstd="t" o:hr="t" fillcolor="#a0a0a0" stroked="f"/>
+        </w:pict>
+      </w:r>
+    </w:p>
+    <w:p>
+      <w:pPr>
+        <w:spacing w:before="100" w:beforeAutospacing="1" w:after="100" w:afterAutospacing="1" w:line="240" w:lineRule="auto"/>
+        <w:rPr>
+          <w:rFonts w:ascii="Times New Roman" w:eastAsia="Times New Roman" w:hAnsi="Times New Roman" w:cs="Times New Roman"/>
+          <w:sz w:val="24"/>
+          <w:szCs w:val="24"/>
+          <w:lang w:eastAsia="ru-RU" w:bidi="he-IL"/>
+        </w:rPr>
+      </w:pPr>
+      <w:r>
+        <w:rPr>
+          <w:rFonts w:ascii="Times New Roman" w:eastAsia="Times New Roman" w:hAnsi="Times New Roman" w:cs="Times New Roman"/>
+          <w:sz w:val="24"/>
+          <w:szCs w:val="24"/>
+          <w:lang w:eastAsia="ru-RU" w:bidi="he-IL"/>
+        </w:rPr>
+        <w:t xml:space="preserve">👉 Итого: эта строка кода очищает текст от </w:t>
+      </w:r>
+      <w:r>
+        <w:rPr>
+          <w:rFonts w:ascii="Times New Roman" w:eastAsia="Times New Roman" w:hAnsi="Times New Roman" w:cs="Times New Roman"/>
+          <w:b/>
+          <w:bCs/>
+          <w:sz w:val="24"/>
+          <w:szCs w:val="24"/>
+          <w:lang w:eastAsia="ru-RU" w:bidi="he-IL"/>
+        </w:rPr>
+        <w:t>всех символов, кроме латинских букв, цифр и пробелов</w:t>
+      </w:r>
+      <w:r>
+        <w:rPr>
+          <w:rFonts w:ascii="Times New Roman" w:eastAsia="Times New Roman" w:hAnsi="Times New Roman" w:cs="Times New Roman"/>
+          <w:sz w:val="24"/>
+          <w:szCs w:val="24"/>
+          <w:lang w:eastAsia="ru-RU" w:bidi="he-IL"/>
+        </w:rPr>
+        <w:t>.</w:t>
+      </w:r>
+    </w:p>
+    <w:p>
+      <w:pPr>
+        <w:spacing w:before="100" w:beforeAutospacing="1" w:after="100" w:afterAutospacing="1" w:line="240" w:lineRule="auto"/>
+        <w:outlineLvl w:val="2"/>
+        <w:rPr>
+          <w:rFonts w:ascii="Times New Roman" w:eastAsia="Times New Roman" w:hAnsi="Times New Roman" w:cs="Times New Roman"/>
+          <w:b/>
+          <w:bCs/>
+          <w:sz w:val="27"/>
+          <w:szCs w:val="27"/>
+          <w:lang w:eastAsia="ru-RU" w:bidi="he-IL"/>
+        </w:rPr>
+      </w:pPr>
+      <w:proofErr w:type="spellStart"/>
+      <w:r>
+        <w:rPr>
+          <w:rFonts w:ascii="Courier New" w:eastAsia="Times New Roman" w:hAnsi="Courier New" w:cs="Courier New"/>
+          <w:b/>
+          <w:bCs/>
+          <w:sz w:val="20"/>
+          <w:lang w:eastAsia="ru-RU" w:bidi="he-IL"/>
+        </w:rPr>
+        <w:t>r</w:t>
+      </w:r>
+      <w:proofErr w:type="spellEnd"/>
+      <w:r>
+        <w:rPr>
+          <w:rFonts w:ascii="Courier New" w:eastAsia="Times New Roman" w:hAnsi="Courier New" w:cs="Courier New"/>
+          <w:b/>
+          <w:bCs/>
+          <w:sz w:val="20"/>
+          <w:lang w:eastAsia="ru-RU" w:bidi="he-IL"/>
+        </w:rPr>
+        <w:t>"..."</w:t>
+      </w:r>
+      <w:r>
+        <w:rPr>
+          <w:rFonts w:ascii="Times New Roman" w:eastAsia="Times New Roman" w:hAnsi="Times New Roman" w:cs="Times New Roman"/>
+          <w:b/>
+          <w:bCs/>
+          <w:sz w:val="27"/>
+          <w:szCs w:val="27"/>
+          <w:lang w:eastAsia="ru-RU" w:bidi="he-IL"/>
+        </w:rPr>
+        <w:t xml:space="preserve"> — это </w:t>
+      </w:r>
+      <w:proofErr w:type="spellStart"/>
+      <w:r>
+        <w:rPr>
+          <w:rFonts w:ascii="Times New Roman" w:eastAsia="Times New Roman" w:hAnsi="Times New Roman" w:cs="Times New Roman"/>
+          <w:b/>
+          <w:bCs/>
+          <w:sz w:val="27"/>
+          <w:szCs w:val="27"/>
+          <w:lang w:eastAsia="ru-RU" w:bidi="he-IL"/>
+        </w:rPr>
+        <w:t>raw</w:t>
+      </w:r>
+      <w:proofErr w:type="spellEnd"/>
+      <w:r>
+        <w:rPr>
+          <w:rFonts w:ascii="Times New Roman" w:eastAsia="Times New Roman" w:hAnsi="Times New Roman" w:cs="Times New Roman"/>
+          <w:b/>
+          <w:bCs/>
+          <w:sz w:val="27"/>
+          <w:szCs w:val="27"/>
+          <w:lang w:eastAsia="ru-RU" w:bidi="he-IL"/>
+        </w:rPr>
+        <w:t xml:space="preserve"> </w:t>
+      </w:r>
+      <w:proofErr w:type="spellStart"/>
+      <w:r>
+        <w:rPr>
+          <w:rFonts w:ascii="Times New Roman" w:eastAsia="Times New Roman" w:hAnsi="Times New Roman" w:cs="Times New Roman"/>
+          <w:b/>
+          <w:bCs/>
+          <w:sz w:val="27"/>
+          <w:szCs w:val="27"/>
+          <w:lang w:eastAsia="ru-RU" w:bidi="he-IL"/>
+        </w:rPr>
+        <w:t>string</w:t>
+      </w:r>
+      <w:proofErr w:type="spellEnd"/>
+      <w:r>
+        <w:rPr>
+          <w:rFonts w:ascii="Times New Roman" w:eastAsia="Times New Roman" w:hAnsi="Times New Roman" w:cs="Times New Roman"/>
+          <w:b/>
+          <w:bCs/>
+          <w:sz w:val="27"/>
+          <w:szCs w:val="27"/>
+          <w:lang w:eastAsia="ru-RU" w:bidi="he-IL"/>
+        </w:rPr>
+        <w:t xml:space="preserve"> (сырая строка)</w:t>
+      </w:r>
+    </w:p>
+    <w:p>
+      <w:pPr>
+        <w:numPr>
+          <w:ilvl w:val="0"/>
+          <w:numId w:val="14"/>
+        </w:numPr>
+        <w:spacing w:before="100" w:beforeAutospacing="1" w:after="100" w:afterAutospacing="1" w:line="240" w:lineRule="auto"/>
+        <w:rPr>
+          <w:rFonts w:ascii="Times New Roman" w:eastAsia="Times New Roman" w:hAnsi="Times New Roman" w:cs="Times New Roman"/>
+          <w:sz w:val="24"/>
+          <w:szCs w:val="24"/>
+          <w:lang w:eastAsia="ru-RU" w:bidi="he-IL"/>
+        </w:rPr>
+      </w:pPr>
+      <w:r>
+        <w:rPr>
+          <w:rFonts w:ascii="Times New Roman" w:eastAsia="Times New Roman" w:hAnsi="Times New Roman" w:cs="Times New Roman"/>
+          <w:sz w:val="24"/>
+          <w:szCs w:val="24"/>
+          <w:lang w:eastAsia="ru-RU" w:bidi="he-IL"/>
+        </w:rPr>
+        <w:t xml:space="preserve">Обычно в строках </w:t>
+      </w:r>
+      <w:proofErr w:type="spellStart"/>
+      <w:r>
+        <w:rPr>
+          <w:rFonts w:ascii="Times New Roman" w:eastAsia="Times New Roman" w:hAnsi="Times New Roman" w:cs="Times New Roman"/>
+          <w:sz w:val="24"/>
+          <w:szCs w:val="24"/>
+          <w:lang w:eastAsia="ru-RU" w:bidi="he-IL"/>
+        </w:rPr>
+        <w:t>Python</w:t>
+      </w:r>
+      <w:proofErr w:type="spellEnd"/>
+      <w:r>
+        <w:rPr>
+          <w:rFonts w:ascii="Times New Roman" w:eastAsia="Times New Roman" w:hAnsi="Times New Roman" w:cs="Times New Roman"/>
+          <w:sz w:val="24"/>
+          <w:szCs w:val="24"/>
+          <w:lang w:eastAsia="ru-RU" w:bidi="he-IL"/>
+        </w:rPr>
+        <w:t xml:space="preserve"> символ </w:t>
+      </w:r>
+      <w:r>
+        <w:rPr>
+          <w:rFonts w:ascii="Courier New" w:eastAsia="Times New Roman" w:hAnsi="Courier New" w:cs="Courier New"/>
+          <w:sz w:val="20"/>
+          <w:lang w:eastAsia="ru-RU" w:bidi="he-IL"/>
+        </w:rPr>
+        <w:t>\</w:t>
+      </w:r>
+      <w:r>
+        <w:rPr>
+          <w:rFonts w:ascii="Times New Roman" w:eastAsia="Times New Roman" w:hAnsi="Times New Roman" w:cs="Times New Roman"/>
+          <w:sz w:val="24"/>
+          <w:szCs w:val="24"/>
+          <w:lang w:eastAsia="ru-RU" w:bidi="he-IL"/>
+        </w:rPr>
+        <w:t xml:space="preserve"> (обратный слеш) используется как управляющий символ:</w:t>
+      </w:r>
+    </w:p>
+    <w:p>
+      <w:pPr>
+        <w:numPr>
+          <w:ilvl w:val="0"/>
+          <w:numId w:val="14"/>
+        </w:numPr>
+        <w:tabs>
+          <w:tab w:val="clear" w:pos="720"/>
+          <w:tab w:val="left" w:pos="916"/>
+          <w:tab w:val="left" w:pos="1832"/>
+          <w:tab w:val="left" w:pos="2748"/>
+          <w:tab w:val="left" w:pos="3664"/>
+          <w:tab w:val="left" w:pos="4580"/>
+          <w:tab w:val="left" w:pos="5496"/>
+          <w:tab w:val="left" w:pos="6412"/>
+          <w:tab w:val="left" w:pos="7328"/>
+          <w:tab w:val="left" w:pos="8244"/>
+          <w:tab w:val="left" w:pos="9160"/>
+          <w:tab w:val="left" w:pos="10076"/>
+          <w:tab w:val="left" w:pos="10992"/>
+          <w:tab w:val="left" w:pos="11908"/>
+          <w:tab w:val="left" w:pos="12824"/>
+          <w:tab w:val="left" w:pos="13740"/>
+          <w:tab w:val="left" w:pos="14656"/>
+        </w:tabs>
+        <w:spacing w:after="0" w:line="240" w:lineRule="auto"/>
+        <w:rPr>
+          <w:rFonts w:ascii="Courier New" w:eastAsia="Times New Roman" w:hAnsi="Courier New" w:cs="Courier New"/>
+          <w:sz w:val="20"/>
+          <w:lang w:eastAsia="ru-RU" w:bidi="he-IL"/>
+        </w:rPr>
+      </w:pPr>
+      <w:r>
+        <w:rPr>
+          <w:rFonts w:ascii="Courier New" w:eastAsia="Times New Roman" w:hAnsi="Courier New" w:cs="Courier New"/>
+          <w:sz w:val="20"/>
+          <w:szCs w:val="20"/>
+          <w:lang w:eastAsia="ru-RU" w:bidi="he-IL"/>
+        </w:rPr>
+        <w:t>"\</w:t>
+      </w:r>
+      <w:proofErr w:type="spellStart"/>
+      <w:r>
+        <w:rPr>
+          <w:rFonts w:ascii="Courier New" w:eastAsia="Times New Roman" w:hAnsi="Courier New" w:cs="Courier New"/>
+          <w:sz w:val="20"/>
+          <w:szCs w:val="20"/>
+          <w:lang w:eastAsia="ru-RU" w:bidi="he-IL"/>
+        </w:rPr>
+        <w:t>n</w:t>
+      </w:r>
+      <w:proofErr w:type="spellEnd"/>
+      <w:r>
+        <w:rPr>
+          <w:rFonts w:ascii="Courier New" w:eastAsia="Times New Roman" w:hAnsi="Courier New" w:cs="Courier New"/>
+          <w:sz w:val="20"/>
+          <w:szCs w:val="20"/>
+          <w:lang w:eastAsia="ru-RU" w:bidi="he-IL"/>
+        </w:rPr>
+        <w:t>"</w:t>
+      </w:r>
+      <w:r>
+        <w:rPr>
+          <w:rFonts w:ascii="Courier New" w:eastAsia="Times New Roman" w:hAnsi="Courier New" w:cs="Courier New"/>
+          <w:sz w:val="20"/>
+          <w:lang w:eastAsia="ru-RU" w:bidi="he-IL"/>
+        </w:rPr>
+        <w:t xml:space="preserve"> → перевод строки  </w:t>
+      </w:r>
+    </w:p>
+    <w:p>
+      <w:pPr>
+        <w:numPr>
+          <w:ilvl w:val="0"/>
+          <w:numId w:val="14"/>
+        </w:numPr>
+        <w:tabs>
+          <w:tab w:val="clear" w:pos="720"/>
+          <w:tab w:val="left" w:pos="916"/>
+          <w:tab w:val="left" w:pos="1832"/>
+          <w:tab w:val="left" w:pos="2748"/>
+          <w:tab w:val="left" w:pos="3664"/>
+          <w:tab w:val="left" w:pos="4580"/>
+          <w:tab w:val="left" w:pos="5496"/>
+          <w:tab w:val="left" w:pos="6412"/>
+          <w:tab w:val="left" w:pos="7328"/>
+          <w:tab w:val="left" w:pos="8244"/>
+          <w:tab w:val="left" w:pos="9160"/>
+          <w:tab w:val="left" w:pos="10076"/>
+          <w:tab w:val="left" w:pos="10992"/>
+          <w:tab w:val="left" w:pos="11908"/>
+          <w:tab w:val="left" w:pos="12824"/>
+          <w:tab w:val="left" w:pos="13740"/>
+          <w:tab w:val="left" w:pos="14656"/>
+        </w:tabs>
+        <w:spacing w:after="0" w:line="240" w:lineRule="auto"/>
+        <w:rPr>
+          <w:rFonts w:ascii="Courier New" w:eastAsia="Times New Roman" w:hAnsi="Courier New" w:cs="Courier New"/>
+          <w:sz w:val="20"/>
+          <w:lang w:eastAsia="ru-RU" w:bidi="he-IL"/>
+        </w:rPr>
+      </w:pPr>
+      <w:r>
+        <w:rPr>
+          <w:rFonts w:ascii="Courier New" w:eastAsia="Times New Roman" w:hAnsi="Courier New" w:cs="Courier New"/>
+          <w:sz w:val="20"/>
+          <w:szCs w:val="20"/>
+          <w:lang w:eastAsia="ru-RU" w:bidi="he-IL"/>
+        </w:rPr>
+        <w:t>"\</w:t>
+      </w:r>
+      <w:proofErr w:type="spellStart"/>
+      <w:r>
+        <w:rPr>
+          <w:rFonts w:ascii="Courier New" w:eastAsia="Times New Roman" w:hAnsi="Courier New" w:cs="Courier New"/>
+          <w:sz w:val="20"/>
+          <w:szCs w:val="20"/>
+          <w:lang w:eastAsia="ru-RU" w:bidi="he-IL"/>
+        </w:rPr>
+        <w:t>t</w:t>
+      </w:r>
+      <w:proofErr w:type="spellEnd"/>
+      <w:r>
+        <w:rPr>
+          <w:rFonts w:ascii="Courier New" w:eastAsia="Times New Roman" w:hAnsi="Courier New" w:cs="Courier New"/>
+          <w:sz w:val="20"/>
+          <w:szCs w:val="20"/>
+          <w:lang w:eastAsia="ru-RU" w:bidi="he-IL"/>
+        </w:rPr>
+        <w:t>"</w:t>
+      </w:r>
+      <w:r>
+        <w:rPr>
+          <w:rFonts w:ascii="Courier New" w:eastAsia="Times New Roman" w:hAnsi="Courier New" w:cs="Courier New"/>
+          <w:sz w:val="20"/>
+          <w:lang w:eastAsia="ru-RU" w:bidi="he-IL"/>
+        </w:rPr>
+        <w:t xml:space="preserve"> → табуляция  </w:t>
+      </w:r>
+    </w:p>
+    <w:p>
+      <w:pPr>
+        <w:numPr>
+          <w:ilvl w:val="0"/>
+          <w:numId w:val="14"/>
+        </w:numPr>
+        <w:spacing w:before="100" w:beforeAutospacing="1" w:after="100" w:afterAutospacing="1" w:line="240" w:lineRule="auto"/>
+        <w:rPr>
+          <w:rFonts w:ascii="Times New Roman" w:eastAsia="Times New Roman" w:hAnsi="Times New Roman" w:cs="Times New Roman"/>
+          <w:sz w:val="24"/>
+          <w:szCs w:val="24"/>
+          <w:lang w:eastAsia="ru-RU" w:bidi="he-IL"/>
+        </w:rPr>
+      </w:pPr>
+      <w:r>
+        <w:rPr>
+          <w:rFonts w:ascii="Times New Roman" w:eastAsia="Times New Roman" w:hAnsi="Times New Roman" w:cs="Times New Roman"/>
+          <w:sz w:val="24"/>
+          <w:szCs w:val="24"/>
+          <w:lang w:eastAsia="ru-RU" w:bidi="he-IL"/>
+        </w:rPr>
+        <w:t xml:space="preserve">Но в регулярных выражениях (модуль </w:t>
+      </w:r>
+      <w:proofErr w:type="spellStart"/>
+      <w:r>
+        <w:rPr>
+          <w:rFonts w:ascii="Courier New" w:eastAsia="Times New Roman" w:hAnsi="Courier New" w:cs="Courier New"/>
+          <w:sz w:val="20"/>
+          <w:lang w:eastAsia="ru-RU" w:bidi="he-IL"/>
+        </w:rPr>
+        <w:t>re</w:t>
+      </w:r>
+      <w:proofErr w:type="spellEnd"/>
+      <w:r>
+        <w:rPr>
+          <w:rFonts w:ascii="Times New Roman" w:eastAsia="Times New Roman" w:hAnsi="Times New Roman" w:cs="Times New Roman"/>
+          <w:sz w:val="24"/>
+          <w:szCs w:val="24"/>
+          <w:lang w:eastAsia="ru-RU" w:bidi="he-IL"/>
+        </w:rPr>
+        <w:t xml:space="preserve">) обратный слеш используется очень часто — например, </w:t>
+      </w:r>
+      <w:r>
+        <w:rPr>
+          <w:rFonts w:ascii="Courier New" w:eastAsia="Times New Roman" w:hAnsi="Courier New" w:cs="Courier New"/>
+          <w:sz w:val="20"/>
+          <w:lang w:eastAsia="ru-RU" w:bidi="he-IL"/>
+        </w:rPr>
+        <w:t>\</w:t>
+      </w:r>
+      <w:proofErr w:type="spellStart"/>
+      <w:r>
+        <w:rPr>
+          <w:rFonts w:ascii="Courier New" w:eastAsia="Times New Roman" w:hAnsi="Courier New" w:cs="Courier New"/>
+          <w:sz w:val="20"/>
+          <w:lang w:eastAsia="ru-RU" w:bidi="he-IL"/>
+        </w:rPr>
+        <w:t>d</w:t>
+      </w:r>
+      <w:proofErr w:type="spellEnd"/>
+      <w:r>
+        <w:rPr>
+          <w:rFonts w:ascii="Times New Roman" w:eastAsia="Times New Roman" w:hAnsi="Times New Roman" w:cs="Times New Roman"/>
+          <w:sz w:val="24"/>
+          <w:szCs w:val="24"/>
+          <w:lang w:eastAsia="ru-RU" w:bidi="he-IL"/>
+        </w:rPr>
+        <w:t xml:space="preserve">, </w:t>
+      </w:r>
+      <w:r>
+        <w:rPr>
+          <w:rFonts w:ascii="Courier New" w:eastAsia="Times New Roman" w:hAnsi="Courier New" w:cs="Courier New"/>
+          <w:sz w:val="20"/>
+          <w:lang w:eastAsia="ru-RU" w:bidi="he-IL"/>
+        </w:rPr>
+        <w:t>\</w:t>
+      </w:r>
+      <w:proofErr w:type="spellStart"/>
+      <w:r>
+        <w:rPr>
+          <w:rFonts w:ascii="Courier New" w:eastAsia="Times New Roman" w:hAnsi="Courier New" w:cs="Courier New"/>
+          <w:sz w:val="20"/>
+          <w:lang w:eastAsia="ru-RU" w:bidi="he-IL"/>
+        </w:rPr>
+        <w:t>s</w:t>
+      </w:r>
+      <w:proofErr w:type="spellEnd"/>
+      <w:r>
+        <w:rPr>
+          <w:rFonts w:ascii="Times New Roman" w:eastAsia="Times New Roman" w:hAnsi="Times New Roman" w:cs="Times New Roman"/>
+          <w:sz w:val="24"/>
+          <w:szCs w:val="24"/>
+          <w:lang w:eastAsia="ru-RU" w:bidi="he-IL"/>
+        </w:rPr>
+        <w:t xml:space="preserve">, </w:t>
+      </w:r>
+      <w:r>
+        <w:rPr>
+          <w:rFonts w:ascii="Courier New" w:eastAsia="Times New Roman" w:hAnsi="Courier New" w:cs="Courier New"/>
+          <w:sz w:val="20"/>
+          <w:lang w:eastAsia="ru-RU" w:bidi="he-IL"/>
+        </w:rPr>
+        <w:t>\</w:t>
+      </w:r>
+      <w:proofErr w:type="spellStart"/>
+      <w:r>
+        <w:rPr>
+          <w:rFonts w:ascii="Courier New" w:eastAsia="Times New Roman" w:hAnsi="Courier New" w:cs="Courier New"/>
+          <w:sz w:val="20"/>
+          <w:lang w:eastAsia="ru-RU" w:bidi="he-IL"/>
+        </w:rPr>
+        <w:t>w</w:t>
+      </w:r>
+      <w:proofErr w:type="spellEnd"/>
+      <w:r>
+        <w:rPr>
+          <w:rFonts w:ascii="Times New Roman" w:eastAsia="Times New Roman" w:hAnsi="Times New Roman" w:cs="Times New Roman"/>
+          <w:sz w:val="24"/>
+          <w:szCs w:val="24"/>
+          <w:lang w:eastAsia="ru-RU" w:bidi="he-IL"/>
+        </w:rPr>
+        <w:t>.</w:t>
+      </w:r>
+    </w:p>
+    <w:p>
+      <w:pPr>
+        <w:spacing w:before="100" w:beforeAutospacing="1" w:after="100" w:afterAutospacing="1" w:line="240" w:lineRule="auto"/>
+        <w:rPr>
+          <w:rFonts w:ascii="Times New Roman" w:eastAsia="Times New Roman" w:hAnsi="Times New Roman" w:cs="Times New Roman"/>
+          <w:sz w:val="24"/>
+          <w:szCs w:val="24"/>
+          <w:lang w:eastAsia="ru-RU" w:bidi="he-IL"/>
+        </w:rPr>
+      </w:pPr>
+      <w:r>
+        <w:rPr>
+          <w:rFonts w:ascii="Times New Roman" w:eastAsia="Times New Roman" w:hAnsi="Times New Roman" w:cs="Times New Roman"/>
+          <w:sz w:val="24"/>
+          <w:szCs w:val="24"/>
+          <w:lang w:eastAsia="ru-RU" w:bidi="he-IL"/>
+        </w:rPr>
+        <w:t>Если писать обычную строку, придётся экранировать слеши:</w:t>
+      </w:r>
+    </w:p>
+    <w:p>
+      <w:pPr>
+        <w:tabs>
+          <w:tab w:val="left" w:pos="916"/>
+          <w:tab w:val="left" w:pos="1832"/>
+          <w:tab w:val="left" w:pos="2748"/>
+          <w:tab w:val="left" w:pos="3664"/>
+          <w:tab w:val="left" w:pos="4580"/>
+          <w:tab w:val="left" w:pos="5496"/>
+          <w:tab w:val="left" w:pos="6412"/>
+          <w:tab w:val="left" w:pos="7328"/>
+          <w:tab w:val="left" w:pos="8244"/>
+          <w:tab w:val="left" w:pos="9160"/>
+          <w:tab w:val="left" w:pos="10076"/>
+          <w:tab w:val="left" w:pos="10992"/>
+          <w:tab w:val="left" w:pos="11908"/>
+          <w:tab w:val="left" w:pos="12824"/>
+          <w:tab w:val="left" w:pos="13740"/>
+          <w:tab w:val="left" w:pos="14656"/>
+        </w:tabs>
+        <w:spacing w:after="0" w:line="240" w:lineRule="auto"/>
+        <w:rPr>
+          <w:rFonts w:ascii="Courier New" w:eastAsia="Times New Roman" w:hAnsi="Courier New" w:cs="Courier New"/>
+          <w:sz w:val="20"/>
+          <w:lang w:eastAsia="ru-RU" w:bidi="he-IL"/>
+        </w:rPr>
+      </w:pPr>
+      <w:r>
+        <w:rPr>
+          <w:rFonts w:ascii="Courier New" w:eastAsia="Times New Roman" w:hAnsi="Courier New" w:cs="Courier New"/>
+          <w:sz w:val="20"/>
+          <w:szCs w:val="20"/>
+          <w:lang w:eastAsia="ru-RU" w:bidi="he-IL"/>
+        </w:rPr>
+        <w:t>"\\d"</w:t>
+      </w:r>
+      <w:r>
+        <w:rPr>
+          <w:rFonts w:ascii="Courier New" w:eastAsia="Times New Roman" w:hAnsi="Courier New" w:cs="Courier New"/>
+          <w:sz w:val="20"/>
+          <w:lang w:eastAsia="ru-RU" w:bidi="he-IL"/>
+        </w:rPr>
+        <w:t xml:space="preserve">  → это реально `\</w:t>
+      </w:r>
+      <w:proofErr w:type="spellStart"/>
+      <w:r>
+        <w:rPr>
+          <w:rFonts w:ascii="Courier New" w:eastAsia="Times New Roman" w:hAnsi="Courier New" w:cs="Courier New"/>
+          <w:sz w:val="20"/>
+          <w:lang w:eastAsia="ru-RU" w:bidi="he-IL"/>
+        </w:rPr>
+        <w:t>d</w:t>
+      </w:r>
+      <w:proofErr w:type="spellEnd"/>
+      <w:r>
+        <w:rPr>
+          <w:rFonts w:ascii="Courier New" w:eastAsia="Times New Roman" w:hAnsi="Courier New" w:cs="Courier New"/>
+          <w:sz w:val="20"/>
+          <w:lang w:eastAsia="ru-RU" w:bidi="he-IL"/>
+        </w:rPr>
+        <w:t xml:space="preserve">` в </w:t>
+      </w:r>
+      <w:proofErr w:type="spellStart"/>
+      <w:r>
+        <w:rPr>
+          <w:rFonts w:ascii="Courier New" w:eastAsia="Times New Roman" w:hAnsi="Courier New" w:cs="Courier New"/>
+          <w:sz w:val="20"/>
+          <w:lang w:eastAsia="ru-RU" w:bidi="he-IL"/>
+        </w:rPr>
+        <w:t>regex</w:t>
+      </w:r>
+      <w:proofErr w:type="spellEnd"/>
+    </w:p>
+    <w:p>
+      <w:pPr>
+        <w:spacing w:before="100" w:beforeAutospacing="1" w:after="100" w:afterAutospacing="1" w:line="240" w:lineRule="auto"/>
+        <w:rPr>
+          <w:rFonts w:ascii="Times New Roman" w:eastAsia="Times New Roman" w:hAnsi="Times New Roman" w:cs="Times New Roman"/>
+          <w:sz w:val="24"/>
+          <w:szCs w:val="24"/>
+          <w:lang w:eastAsia="ru-RU" w:bidi="he-IL"/>
+        </w:rPr>
+      </w:pPr>
+      <w:r>
+        <w:rPr>
+          <w:rFonts w:ascii="Times New Roman" w:eastAsia="Times New Roman" w:hAnsi="Times New Roman" w:cs="Times New Roman"/>
+          <w:sz w:val="24"/>
+          <w:szCs w:val="24"/>
+          <w:lang w:eastAsia="ru-RU" w:bidi="he-IL"/>
+        </w:rPr>
+        <w:t xml:space="preserve">С </w:t>
+      </w:r>
+      <w:proofErr w:type="spellStart"/>
+      <w:r>
+        <w:rPr>
+          <w:rFonts w:ascii="Courier New" w:eastAsia="Times New Roman" w:hAnsi="Courier New" w:cs="Courier New"/>
+          <w:sz w:val="20"/>
+          <w:lang w:eastAsia="ru-RU" w:bidi="he-IL"/>
+        </w:rPr>
+        <w:t>r</w:t>
+      </w:r>
+      <w:proofErr w:type="spellEnd"/>
+      <w:r>
+        <w:rPr>
+          <w:rFonts w:ascii="Courier New" w:eastAsia="Times New Roman" w:hAnsi="Courier New" w:cs="Courier New"/>
+          <w:sz w:val="20"/>
+          <w:lang w:eastAsia="ru-RU" w:bidi="he-IL"/>
+        </w:rPr>
+        <w:t>"..."</w:t>
+      </w:r>
+      <w:r>
+        <w:rPr>
+          <w:rFonts w:ascii="Times New Roman" w:eastAsia="Times New Roman" w:hAnsi="Times New Roman" w:cs="Times New Roman"/>
+          <w:sz w:val="24"/>
+          <w:szCs w:val="24"/>
+          <w:lang w:eastAsia="ru-RU" w:bidi="he-IL"/>
+        </w:rPr>
+        <w:t xml:space="preserve"> всё проще:</w:t>
+      </w:r>
+    </w:p>
+    <w:p>
+      <w:pPr>
+        <w:tabs>
+          <w:tab w:val="left" w:pos="916"/>
+          <w:tab w:val="left" w:pos="1832"/>
+          <w:tab w:val="left" w:pos="2748"/>
+          <w:tab w:val="left" w:pos="3664"/>
+          <w:tab w:val="left" w:pos="4580"/>
+          <w:tab w:val="left" w:pos="5496"/>
+          <w:tab w:val="left" w:pos="6412"/>
+          <w:tab w:val="left" w:pos="7328"/>
+          <w:tab w:val="left" w:pos="8244"/>
+          <w:tab w:val="left" w:pos="9160"/>
+          <w:tab w:val="left" w:pos="10076"/>
+          <w:tab w:val="left" w:pos="10992"/>
+          <w:tab w:val="left" w:pos="11908"/>
+          <w:tab w:val="left" w:pos="12824"/>
+          <w:tab w:val="left" w:pos="13740"/>
+          <w:tab w:val="left" w:pos="14656"/>
+        </w:tabs>
+        <w:spacing w:after="0" w:line="240" w:lineRule="auto"/>
+        <w:rPr>
+          <w:rFonts w:ascii="Courier New" w:eastAsia="Times New Roman" w:hAnsi="Courier New" w:cs="Courier New"/>
+          <w:sz w:val="20"/>
+          <w:szCs w:val="20"/>
+          <w:lang w:eastAsia="ru-RU" w:bidi="he-IL"/>
+        </w:rPr>
+      </w:pPr>
+      <w:proofErr w:type="spellStart"/>
+      <w:r>
+        <w:rPr>
+          <w:rFonts w:ascii="Courier New" w:eastAsia="Times New Roman" w:hAnsi="Courier New" w:cs="Courier New"/>
+          <w:sz w:val="20"/>
+          <w:szCs w:val="20"/>
+          <w:lang w:eastAsia="ru-RU" w:bidi="he-IL"/>
+        </w:rPr>
+        <w:t>r</w:t>
+      </w:r>
+      <w:proofErr w:type="spellEnd"/>
+      <w:r>
+        <w:rPr>
+          <w:rFonts w:ascii="Courier New" w:eastAsia="Times New Roman" w:hAnsi="Courier New" w:cs="Courier New"/>
+          <w:sz w:val="20"/>
+          <w:szCs w:val="20"/>
+          <w:lang w:eastAsia="ru-RU" w:bidi="he-IL"/>
+        </w:rPr>
+        <w:t>"\</w:t>
+      </w:r>
+      <w:proofErr w:type="spellStart"/>
+      <w:r>
+        <w:rPr>
+          <w:rFonts w:ascii="Courier New" w:eastAsia="Times New Roman" w:hAnsi="Courier New" w:cs="Courier New"/>
+          <w:sz w:val="20"/>
+          <w:szCs w:val="20"/>
+          <w:lang w:eastAsia="ru-RU" w:bidi="he-IL"/>
+        </w:rPr>
+        <w:t>d</w:t>
+      </w:r>
+      <w:proofErr w:type="spellEnd"/>
+      <w:r>
+        <w:rPr>
+          <w:rFonts w:ascii="Courier New" w:eastAsia="Times New Roman" w:hAnsi="Courier New" w:cs="Courier New"/>
+          <w:sz w:val="20"/>
+          <w:szCs w:val="20"/>
+          <w:lang w:eastAsia="ru-RU" w:bidi="he-IL"/>
+        </w:rPr>
+        <w:t>"</w:t>
+      </w:r>
+      <w:r>
+        <w:rPr>
+          <w:rFonts w:ascii="Courier New" w:eastAsia="Times New Roman" w:hAnsi="Courier New" w:cs="Courier New"/>
+          <w:sz w:val="20"/>
+          <w:lang w:eastAsia="ru-RU" w:bidi="he-IL"/>
+        </w:rPr>
+        <w:t xml:space="preserve">  → это `\</w:t>
+      </w:r>
+      <w:proofErr w:type="spellStart"/>
+      <w:r>
+        <w:rPr>
+          <w:rFonts w:ascii="Courier New" w:eastAsia="Times New Roman" w:hAnsi="Courier New" w:cs="Courier New"/>
+          <w:sz w:val="20"/>
+          <w:lang w:eastAsia="ru-RU" w:bidi="he-IL"/>
+        </w:rPr>
+        <w:t>d</w:t>
+      </w:r>
+      <w:proofErr w:type="spellEnd"/>
+      <w:r>
+        <w:rPr>
+          <w:rFonts w:ascii="Courier New" w:eastAsia="Times New Roman" w:hAnsi="Courier New" w:cs="Courier New"/>
+          <w:sz w:val="20"/>
+          <w:lang w:eastAsia="ru-RU" w:bidi="he-IL"/>
+        </w:rPr>
+        <w:t>` (не нужно писать двойной слеш)</w:t>
+      </w:r>
+    </w:p>
+    <w:p>
+      <w:proofErr w:type="spellStart"/>
+      <w:r>
+        <w:rPr>
+          <w:rStyle w:val="HTML"/>
+          <w:rFonts w:eastAsiaTheme="minorHAnsi"/>
+        </w:rPr>
+        <w:t>r</w:t>
+      </w:r>
+      <w:proofErr w:type="spellEnd"/>
+      <w:r>
+        <w:t xml:space="preserve"> перед строкой говорит </w:t>
+      </w:r>
+      <w:proofErr w:type="spellStart"/>
+      <w:r>
+        <w:t>Python</w:t>
+      </w:r>
+      <w:proofErr w:type="spellEnd"/>
+      <w:r>
+        <w:t xml:space="preserve">: </w:t>
+      </w:r>
+      <w:r>
+        <w:rPr>
+          <w:rStyle w:val="a3"/>
+        </w:rPr>
+        <w:t xml:space="preserve">«воспринимай </w:t>
+      </w:r>
+      <w:proofErr w:type="gramStart"/>
+      <w:r>
+        <w:rPr>
+          <w:rStyle w:val="a3"/>
+        </w:rPr>
+        <w:t>строку</w:t>
+      </w:r>
+      <w:proofErr w:type="gramEnd"/>
+      <w:r>
+        <w:rPr>
+          <w:rStyle w:val="a3"/>
+        </w:rPr>
+        <w:t xml:space="preserve"> как есть, не обрабатывай </w:t>
+      </w:r>
+      <w:r>
+        <w:rPr>
+          <w:rStyle w:val="HTML"/>
+          <w:rFonts w:eastAsiaTheme="minorHAnsi"/>
+          <w:b/>
+          <w:bCs/>
+        </w:rPr>
+        <w:t>\</w:t>
+      </w:r>
+      <w:r>
+        <w:rPr>
+          <w:rStyle w:val="a3"/>
+        </w:rPr>
+        <w:t xml:space="preserve"> как спецсимволы»</w:t>
+      </w:r>
+      <w:r>
+        <w:t>.</w:t>
+      </w:r>
+      <w:r>
+        <w:t>(</w:t>
+      </w:r>
+      <w:r>
+        <w:rPr>
+          <w:lang w:val="en-US"/>
+        </w:rPr>
+        <w:t>r</w:t>
+      </w:r>
+      <w:r>
+        <w:t xml:space="preserve"> = </w:t>
+      </w:r>
+      <w:r>
+        <w:rPr>
+          <w:lang w:val="en-US"/>
+        </w:rPr>
+        <w:t>raw</w:t>
+      </w:r>
+      <w:r>
+        <w:t>)</w:t>
       </w:r>
     </w:p>
     <w:sectPr>
@@ -2986,6 +8462,155 @@
 <file path=word/numbering.xml><?xml version="1.0" encoding="utf-8"?>
 <w:numbering xmlns:ve="http://schemas.openxmlformats.org/markup-compatibility/2006" xmlns:o="urn:schemas-microsoft-com:office:office" xmlns:r="http://schemas.openxmlformats.org/officeDocument/2006/relationships" xmlns:m="http://schemas.openxmlformats.org/officeDocument/2006/math" xmlns:v="urn:schemas-microsoft-com:vml" xmlns:wp="http://schemas.openxmlformats.org/drawingml/2006/wordprocessingDrawing" xmlns:w10="urn:schemas-microsoft-com:office:word" xmlns:w="http://schemas.openxmlformats.org/wordprocessingml/2006/main" xmlns:wne="http://schemas.microsoft.com/office/word/2006/wordml">
   <w:abstractNum w:abstractNumId="0">
+    <w:nsid w:val="01345476"/>
+    <w:multiLevelType w:val="multilevel"/>
+    <w:tmpl w:val="E4D09FB2"/>
+    <w:lvl w:ilvl="0">
+      <w:start w:val="1"/>
+      <w:numFmt w:val="bullet"/>
+      <w:lvlText w:val=""/>
+      <w:lvlJc w:val="left"/>
+      <w:pPr>
+        <w:tabs>
+          <w:tab w:val="num" w:pos="720"/>
+        </w:tabs>
+        <w:ind w:left="720" w:hanging="360"/>
+      </w:pPr>
+      <w:rPr>
+        <w:rFonts w:ascii="Symbol" w:hAnsi="Symbol" w:hint="default"/>
+        <w:sz w:val="20"/>
+      </w:rPr>
+    </w:lvl>
+    <w:lvl w:ilvl="1" w:tentative="1">
+      <w:start w:val="1"/>
+      <w:numFmt w:val="bullet"/>
+      <w:lvlText w:val="o"/>
+      <w:lvlJc w:val="left"/>
+      <w:pPr>
+        <w:tabs>
+          <w:tab w:val="num" w:pos="1440"/>
+        </w:tabs>
+        <w:ind w:left="1440" w:hanging="360"/>
+      </w:pPr>
+      <w:rPr>
+        <w:rFonts w:ascii="Courier New" w:hAnsi="Courier New" w:hint="default"/>
+        <w:sz w:val="20"/>
+      </w:rPr>
+    </w:lvl>
+    <w:lvl w:ilvl="2" w:tentative="1">
+      <w:start w:val="1"/>
+      <w:numFmt w:val="bullet"/>
+      <w:lvlText w:val=""/>
+      <w:lvlJc w:val="left"/>
+      <w:pPr>
+        <w:tabs>
+          <w:tab w:val="num" w:pos="2160"/>
+        </w:tabs>
+        <w:ind w:left="2160" w:hanging="360"/>
+      </w:pPr>
+      <w:rPr>
+        <w:rFonts w:ascii="Wingdings" w:hAnsi="Wingdings" w:hint="default"/>
+        <w:sz w:val="20"/>
+      </w:rPr>
+    </w:lvl>
+    <w:lvl w:ilvl="3" w:tentative="1">
+      <w:start w:val="1"/>
+      <w:numFmt w:val="bullet"/>
+      <w:lvlText w:val=""/>
+      <w:lvlJc w:val="left"/>
+      <w:pPr>
+        <w:tabs>
+          <w:tab w:val="num" w:pos="2880"/>
+        </w:tabs>
+        <w:ind w:left="2880" w:hanging="360"/>
+      </w:pPr>
+      <w:rPr>
+        <w:rFonts w:ascii="Wingdings" w:hAnsi="Wingdings" w:hint="default"/>
+        <w:sz w:val="20"/>
+      </w:rPr>
+    </w:lvl>
+    <w:lvl w:ilvl="4" w:tentative="1">
+      <w:start w:val="1"/>
+      <w:numFmt w:val="bullet"/>
+      <w:lvlText w:val=""/>
+      <w:lvlJc w:val="left"/>
+      <w:pPr>
+        <w:tabs>
+          <w:tab w:val="num" w:pos="3600"/>
+        </w:tabs>
+        <w:ind w:left="3600" w:hanging="360"/>
+      </w:pPr>
+      <w:rPr>
+        <w:rFonts w:ascii="Wingdings" w:hAnsi="Wingdings" w:hint="default"/>
+        <w:sz w:val="20"/>
+      </w:rPr>
+    </w:lvl>
+    <w:lvl w:ilvl="5" w:tentative="1">
+      <w:start w:val="1"/>
+      <w:numFmt w:val="bullet"/>
+      <w:lvlText w:val=""/>
+      <w:lvlJc w:val="left"/>
+      <w:pPr>
+        <w:tabs>
+          <w:tab w:val="num" w:pos="4320"/>
+        </w:tabs>
+        <w:ind w:left="4320" w:hanging="360"/>
+      </w:pPr>
+      <w:rPr>
+        <w:rFonts w:ascii="Wingdings" w:hAnsi="Wingdings" w:hint="default"/>
+        <w:sz w:val="20"/>
+      </w:rPr>
+    </w:lvl>
+    <w:lvl w:ilvl="6" w:tentative="1">
+      <w:start w:val="1"/>
+      <w:numFmt w:val="bullet"/>
+      <w:lvlText w:val=""/>
+      <w:lvlJc w:val="left"/>
+      <w:pPr>
+        <w:tabs>
+          <w:tab w:val="num" w:pos="5040"/>
+        </w:tabs>
+        <w:ind w:left="5040" w:hanging="360"/>
+      </w:pPr>
+      <w:rPr>
+        <w:rFonts w:ascii="Wingdings" w:hAnsi="Wingdings" w:hint="default"/>
+        <w:sz w:val="20"/>
+      </w:rPr>
+    </w:lvl>
+    <w:lvl w:ilvl="7" w:tentative="1">
+      <w:start w:val="1"/>
+      <w:numFmt w:val="bullet"/>
+      <w:lvlText w:val=""/>
+      <w:lvlJc w:val="left"/>
+      <w:pPr>
+        <w:tabs>
+          <w:tab w:val="num" w:pos="5760"/>
+        </w:tabs>
+        <w:ind w:left="5760" w:hanging="360"/>
+      </w:pPr>
+      <w:rPr>
+        <w:rFonts w:ascii="Wingdings" w:hAnsi="Wingdings" w:hint="default"/>
+        <w:sz w:val="20"/>
+      </w:rPr>
+    </w:lvl>
+    <w:lvl w:ilvl="8" w:tentative="1">
+      <w:start w:val="1"/>
+      <w:numFmt w:val="bullet"/>
+      <w:lvlText w:val=""/>
+      <w:lvlJc w:val="left"/>
+      <w:pPr>
+        <w:tabs>
+          <w:tab w:val="num" w:pos="6480"/>
+        </w:tabs>
+        <w:ind w:left="6480" w:hanging="360"/>
+      </w:pPr>
+      <w:rPr>
+        <w:rFonts w:ascii="Wingdings" w:hAnsi="Wingdings" w:hint="default"/>
+        <w:sz w:val="20"/>
+      </w:rPr>
+    </w:lvl>
+  </w:abstractNum>
+  <w:abstractNum w:abstractNumId="1">
     <w:nsid w:val="01A25770"/>
     <w:multiLevelType w:val="multilevel"/>
     <w:tmpl w:val="3C421D9E"/>
@@ -3134,7 +8759,422 @@
       </w:rPr>
     </w:lvl>
   </w:abstractNum>
-  <w:abstractNum w:abstractNumId="1">
+  <w:abstractNum w:abstractNumId="2">
+    <w:nsid w:val="07103009"/>
+    <w:multiLevelType w:val="multilevel"/>
+    <w:tmpl w:val="0212BDD0"/>
+    <w:lvl w:ilvl="0">
+      <w:start w:val="1"/>
+      <w:numFmt w:val="decimal"/>
+      <w:lvlText w:val="%1."/>
+      <w:lvlJc w:val="left"/>
+      <w:pPr>
+        <w:tabs>
+          <w:tab w:val="num" w:pos="720"/>
+        </w:tabs>
+        <w:ind w:left="720" w:hanging="360"/>
+      </w:pPr>
+    </w:lvl>
+    <w:lvl w:ilvl="1">
+      <w:start w:val="1"/>
+      <w:numFmt w:val="bullet"/>
+      <w:lvlText w:val="o"/>
+      <w:lvlJc w:val="left"/>
+      <w:pPr>
+        <w:tabs>
+          <w:tab w:val="num" w:pos="1440"/>
+        </w:tabs>
+        <w:ind w:left="1440" w:hanging="360"/>
+      </w:pPr>
+      <w:rPr>
+        <w:rFonts w:ascii="Courier New" w:hAnsi="Courier New" w:hint="default"/>
+        <w:sz w:val="20"/>
+      </w:rPr>
+    </w:lvl>
+    <w:lvl w:ilvl="2" w:tentative="1">
+      <w:start w:val="1"/>
+      <w:numFmt w:val="decimal"/>
+      <w:lvlText w:val="%3."/>
+      <w:lvlJc w:val="left"/>
+      <w:pPr>
+        <w:tabs>
+          <w:tab w:val="num" w:pos="2160"/>
+        </w:tabs>
+        <w:ind w:left="2160" w:hanging="360"/>
+      </w:pPr>
+    </w:lvl>
+    <w:lvl w:ilvl="3" w:tentative="1">
+      <w:start w:val="1"/>
+      <w:numFmt w:val="decimal"/>
+      <w:lvlText w:val="%4."/>
+      <w:lvlJc w:val="left"/>
+      <w:pPr>
+        <w:tabs>
+          <w:tab w:val="num" w:pos="2880"/>
+        </w:tabs>
+        <w:ind w:left="2880" w:hanging="360"/>
+      </w:pPr>
+    </w:lvl>
+    <w:lvl w:ilvl="4" w:tentative="1">
+      <w:start w:val="1"/>
+      <w:numFmt w:val="decimal"/>
+      <w:lvlText w:val="%5."/>
+      <w:lvlJc w:val="left"/>
+      <w:pPr>
+        <w:tabs>
+          <w:tab w:val="num" w:pos="3600"/>
+        </w:tabs>
+        <w:ind w:left="3600" w:hanging="360"/>
+      </w:pPr>
+    </w:lvl>
+    <w:lvl w:ilvl="5" w:tentative="1">
+      <w:start w:val="1"/>
+      <w:numFmt w:val="decimal"/>
+      <w:lvlText w:val="%6."/>
+      <w:lvlJc w:val="left"/>
+      <w:pPr>
+        <w:tabs>
+          <w:tab w:val="num" w:pos="4320"/>
+        </w:tabs>
+        <w:ind w:left="4320" w:hanging="360"/>
+      </w:pPr>
+    </w:lvl>
+    <w:lvl w:ilvl="6" w:tentative="1">
+      <w:start w:val="1"/>
+      <w:numFmt w:val="decimal"/>
+      <w:lvlText w:val="%7."/>
+      <w:lvlJc w:val="left"/>
+      <w:pPr>
+        <w:tabs>
+          <w:tab w:val="num" w:pos="5040"/>
+        </w:tabs>
+        <w:ind w:left="5040" w:hanging="360"/>
+      </w:pPr>
+    </w:lvl>
+    <w:lvl w:ilvl="7" w:tentative="1">
+      <w:start w:val="1"/>
+      <w:numFmt w:val="decimal"/>
+      <w:lvlText w:val="%8."/>
+      <w:lvlJc w:val="left"/>
+      <w:pPr>
+        <w:tabs>
+          <w:tab w:val="num" w:pos="5760"/>
+        </w:tabs>
+        <w:ind w:left="5760" w:hanging="360"/>
+      </w:pPr>
+    </w:lvl>
+    <w:lvl w:ilvl="8" w:tentative="1">
+      <w:start w:val="1"/>
+      <w:numFmt w:val="decimal"/>
+      <w:lvlText w:val="%9."/>
+      <w:lvlJc w:val="left"/>
+      <w:pPr>
+        <w:tabs>
+          <w:tab w:val="num" w:pos="6480"/>
+        </w:tabs>
+        <w:ind w:left="6480" w:hanging="360"/>
+      </w:pPr>
+    </w:lvl>
+  </w:abstractNum>
+  <w:abstractNum w:abstractNumId="3">
+    <w:nsid w:val="0FA84AFF"/>
+    <w:multiLevelType w:val="multilevel"/>
+    <w:tmpl w:val="C0FC379E"/>
+    <w:lvl w:ilvl="0">
+      <w:start w:val="1"/>
+      <w:numFmt w:val="bullet"/>
+      <w:lvlText w:val=""/>
+      <w:lvlJc w:val="left"/>
+      <w:pPr>
+        <w:tabs>
+          <w:tab w:val="num" w:pos="720"/>
+        </w:tabs>
+        <w:ind w:left="720" w:hanging="360"/>
+      </w:pPr>
+      <w:rPr>
+        <w:rFonts w:ascii="Symbol" w:hAnsi="Symbol" w:hint="default"/>
+        <w:sz w:val="20"/>
+      </w:rPr>
+    </w:lvl>
+    <w:lvl w:ilvl="1" w:tentative="1">
+      <w:start w:val="1"/>
+      <w:numFmt w:val="bullet"/>
+      <w:lvlText w:val="o"/>
+      <w:lvlJc w:val="left"/>
+      <w:pPr>
+        <w:tabs>
+          <w:tab w:val="num" w:pos="1440"/>
+        </w:tabs>
+        <w:ind w:left="1440" w:hanging="360"/>
+      </w:pPr>
+      <w:rPr>
+        <w:rFonts w:ascii="Courier New" w:hAnsi="Courier New" w:hint="default"/>
+        <w:sz w:val="20"/>
+      </w:rPr>
+    </w:lvl>
+    <w:lvl w:ilvl="2" w:tentative="1">
+      <w:start w:val="1"/>
+      <w:numFmt w:val="bullet"/>
+      <w:lvlText w:val=""/>
+      <w:lvlJc w:val="left"/>
+      <w:pPr>
+        <w:tabs>
+          <w:tab w:val="num" w:pos="2160"/>
+        </w:tabs>
+        <w:ind w:left="2160" w:hanging="360"/>
+      </w:pPr>
+      <w:rPr>
+        <w:rFonts w:ascii="Wingdings" w:hAnsi="Wingdings" w:hint="default"/>
+        <w:sz w:val="20"/>
+      </w:rPr>
+    </w:lvl>
+    <w:lvl w:ilvl="3" w:tentative="1">
+      <w:start w:val="1"/>
+      <w:numFmt w:val="bullet"/>
+      <w:lvlText w:val=""/>
+      <w:lvlJc w:val="left"/>
+      <w:pPr>
+        <w:tabs>
+          <w:tab w:val="num" w:pos="2880"/>
+        </w:tabs>
+        <w:ind w:left="2880" w:hanging="360"/>
+      </w:pPr>
+      <w:rPr>
+        <w:rFonts w:ascii="Wingdings" w:hAnsi="Wingdings" w:hint="default"/>
+        <w:sz w:val="20"/>
+      </w:rPr>
+    </w:lvl>
+    <w:lvl w:ilvl="4" w:tentative="1">
+      <w:start w:val="1"/>
+      <w:numFmt w:val="bullet"/>
+      <w:lvlText w:val=""/>
+      <w:lvlJc w:val="left"/>
+      <w:pPr>
+        <w:tabs>
+          <w:tab w:val="num" w:pos="3600"/>
+        </w:tabs>
+        <w:ind w:left="3600" w:hanging="360"/>
+      </w:pPr>
+      <w:rPr>
+        <w:rFonts w:ascii="Wingdings" w:hAnsi="Wingdings" w:hint="default"/>
+        <w:sz w:val="20"/>
+      </w:rPr>
+    </w:lvl>
+    <w:lvl w:ilvl="5" w:tentative="1">
+      <w:start w:val="1"/>
+      <w:numFmt w:val="bullet"/>
+      <w:lvlText w:val=""/>
+      <w:lvlJc w:val="left"/>
+      <w:pPr>
+        <w:tabs>
+          <w:tab w:val="num" w:pos="4320"/>
+        </w:tabs>
+        <w:ind w:left="4320" w:hanging="360"/>
+      </w:pPr>
+      <w:rPr>
+        <w:rFonts w:ascii="Wingdings" w:hAnsi="Wingdings" w:hint="default"/>
+        <w:sz w:val="20"/>
+      </w:rPr>
+    </w:lvl>
+    <w:lvl w:ilvl="6" w:tentative="1">
+      <w:start w:val="1"/>
+      <w:numFmt w:val="bullet"/>
+      <w:lvlText w:val=""/>
+      <w:lvlJc w:val="left"/>
+      <w:pPr>
+        <w:tabs>
+          <w:tab w:val="num" w:pos="5040"/>
+        </w:tabs>
+        <w:ind w:left="5040" w:hanging="360"/>
+      </w:pPr>
+      <w:rPr>
+        <w:rFonts w:ascii="Wingdings" w:hAnsi="Wingdings" w:hint="default"/>
+        <w:sz w:val="20"/>
+      </w:rPr>
+    </w:lvl>
+    <w:lvl w:ilvl="7" w:tentative="1">
+      <w:start w:val="1"/>
+      <w:numFmt w:val="bullet"/>
+      <w:lvlText w:val=""/>
+      <w:lvlJc w:val="left"/>
+      <w:pPr>
+        <w:tabs>
+          <w:tab w:val="num" w:pos="5760"/>
+        </w:tabs>
+        <w:ind w:left="5760" w:hanging="360"/>
+      </w:pPr>
+      <w:rPr>
+        <w:rFonts w:ascii="Wingdings" w:hAnsi="Wingdings" w:hint="default"/>
+        <w:sz w:val="20"/>
+      </w:rPr>
+    </w:lvl>
+    <w:lvl w:ilvl="8" w:tentative="1">
+      <w:start w:val="1"/>
+      <w:numFmt w:val="bullet"/>
+      <w:lvlText w:val=""/>
+      <w:lvlJc w:val="left"/>
+      <w:pPr>
+        <w:tabs>
+          <w:tab w:val="num" w:pos="6480"/>
+        </w:tabs>
+        <w:ind w:left="6480" w:hanging="360"/>
+      </w:pPr>
+      <w:rPr>
+        <w:rFonts w:ascii="Wingdings" w:hAnsi="Wingdings" w:hint="default"/>
+        <w:sz w:val="20"/>
+      </w:rPr>
+    </w:lvl>
+  </w:abstractNum>
+  <w:abstractNum w:abstractNumId="4">
+    <w:nsid w:val="152432C2"/>
+    <w:multiLevelType w:val="multilevel"/>
+    <w:tmpl w:val="EBAA61E6"/>
+    <w:lvl w:ilvl="0">
+      <w:start w:val="1"/>
+      <w:numFmt w:val="bullet"/>
+      <w:lvlText w:val=""/>
+      <w:lvlJc w:val="left"/>
+      <w:pPr>
+        <w:tabs>
+          <w:tab w:val="num" w:pos="720"/>
+        </w:tabs>
+        <w:ind w:left="720" w:hanging="360"/>
+      </w:pPr>
+      <w:rPr>
+        <w:rFonts w:ascii="Symbol" w:hAnsi="Symbol" w:hint="default"/>
+        <w:sz w:val="20"/>
+      </w:rPr>
+    </w:lvl>
+    <w:lvl w:ilvl="1" w:tentative="1">
+      <w:start w:val="1"/>
+      <w:numFmt w:val="bullet"/>
+      <w:lvlText w:val="o"/>
+      <w:lvlJc w:val="left"/>
+      <w:pPr>
+        <w:tabs>
+          <w:tab w:val="num" w:pos="1440"/>
+        </w:tabs>
+        <w:ind w:left="1440" w:hanging="360"/>
+      </w:pPr>
+      <w:rPr>
+        <w:rFonts w:ascii="Courier New" w:hAnsi="Courier New" w:hint="default"/>
+        <w:sz w:val="20"/>
+      </w:rPr>
+    </w:lvl>
+    <w:lvl w:ilvl="2" w:tentative="1">
+      <w:start w:val="1"/>
+      <w:numFmt w:val="bullet"/>
+      <w:lvlText w:val=""/>
+      <w:lvlJc w:val="left"/>
+      <w:pPr>
+        <w:tabs>
+          <w:tab w:val="num" w:pos="2160"/>
+        </w:tabs>
+        <w:ind w:left="2160" w:hanging="360"/>
+      </w:pPr>
+      <w:rPr>
+        <w:rFonts w:ascii="Wingdings" w:hAnsi="Wingdings" w:hint="default"/>
+        <w:sz w:val="20"/>
+      </w:rPr>
+    </w:lvl>
+    <w:lvl w:ilvl="3" w:tentative="1">
+      <w:start w:val="1"/>
+      <w:numFmt w:val="bullet"/>
+      <w:lvlText w:val=""/>
+      <w:lvlJc w:val="left"/>
+      <w:pPr>
+        <w:tabs>
+          <w:tab w:val="num" w:pos="2880"/>
+        </w:tabs>
+        <w:ind w:left="2880" w:hanging="360"/>
+      </w:pPr>
+      <w:rPr>
+        <w:rFonts w:ascii="Wingdings" w:hAnsi="Wingdings" w:hint="default"/>
+        <w:sz w:val="20"/>
+      </w:rPr>
+    </w:lvl>
+    <w:lvl w:ilvl="4" w:tentative="1">
+      <w:start w:val="1"/>
+      <w:numFmt w:val="bullet"/>
+      <w:lvlText w:val=""/>
+      <w:lvlJc w:val="left"/>
+      <w:pPr>
+        <w:tabs>
+          <w:tab w:val="num" w:pos="3600"/>
+        </w:tabs>
+        <w:ind w:left="3600" w:hanging="360"/>
+      </w:pPr>
+      <w:rPr>
+        <w:rFonts w:ascii="Wingdings" w:hAnsi="Wingdings" w:hint="default"/>
+        <w:sz w:val="20"/>
+      </w:rPr>
+    </w:lvl>
+    <w:lvl w:ilvl="5" w:tentative="1">
+      <w:start w:val="1"/>
+      <w:numFmt w:val="bullet"/>
+      <w:lvlText w:val=""/>
+      <w:lvlJc w:val="left"/>
+      <w:pPr>
+        <w:tabs>
+          <w:tab w:val="num" w:pos="4320"/>
+        </w:tabs>
+        <w:ind w:left="4320" w:hanging="360"/>
+      </w:pPr>
+      <w:rPr>
+        <w:rFonts w:ascii="Wingdings" w:hAnsi="Wingdings" w:hint="default"/>
+        <w:sz w:val="20"/>
+      </w:rPr>
+    </w:lvl>
+    <w:lvl w:ilvl="6" w:tentative="1">
+      <w:start w:val="1"/>
+      <w:numFmt w:val="bullet"/>
+      <w:lvlText w:val=""/>
+      <w:lvlJc w:val="left"/>
+      <w:pPr>
+        <w:tabs>
+          <w:tab w:val="num" w:pos="5040"/>
+        </w:tabs>
+        <w:ind w:left="5040" w:hanging="360"/>
+      </w:pPr>
+      <w:rPr>
+        <w:rFonts w:ascii="Wingdings" w:hAnsi="Wingdings" w:hint="default"/>
+        <w:sz w:val="20"/>
+      </w:rPr>
+    </w:lvl>
+    <w:lvl w:ilvl="7" w:tentative="1">
+      <w:start w:val="1"/>
+      <w:numFmt w:val="bullet"/>
+      <w:lvlText w:val=""/>
+      <w:lvlJc w:val="left"/>
+      <w:pPr>
+        <w:tabs>
+          <w:tab w:val="num" w:pos="5760"/>
+        </w:tabs>
+        <w:ind w:left="5760" w:hanging="360"/>
+      </w:pPr>
+      <w:rPr>
+        <w:rFonts w:ascii="Wingdings" w:hAnsi="Wingdings" w:hint="default"/>
+        <w:sz w:val="20"/>
+      </w:rPr>
+    </w:lvl>
+    <w:lvl w:ilvl="8" w:tentative="1">
+      <w:start w:val="1"/>
+      <w:numFmt w:val="bullet"/>
+      <w:lvlText w:val=""/>
+      <w:lvlJc w:val="left"/>
+      <w:pPr>
+        <w:tabs>
+          <w:tab w:val="num" w:pos="6480"/>
+        </w:tabs>
+        <w:ind w:left="6480" w:hanging="360"/>
+      </w:pPr>
+      <w:rPr>
+        <w:rFonts w:ascii="Wingdings" w:hAnsi="Wingdings" w:hint="default"/>
+        <w:sz w:val="20"/>
+      </w:rPr>
+    </w:lvl>
+  </w:abstractNum>
+  <w:abstractNum w:abstractNumId="5">
     <w:nsid w:val="1DE50997"/>
     <w:multiLevelType w:val="multilevel"/>
     <w:tmpl w:val="153E5890"/>
@@ -3283,7 +9323,156 @@
       </w:rPr>
     </w:lvl>
   </w:abstractNum>
-  <w:abstractNum w:abstractNumId="2">
+  <w:abstractNum w:abstractNumId="6">
+    <w:nsid w:val="259E5274"/>
+    <w:multiLevelType w:val="multilevel"/>
+    <w:tmpl w:val="D6C6E42C"/>
+    <w:lvl w:ilvl="0">
+      <w:start w:val="1"/>
+      <w:numFmt w:val="bullet"/>
+      <w:lvlText w:val=""/>
+      <w:lvlJc w:val="left"/>
+      <w:pPr>
+        <w:tabs>
+          <w:tab w:val="num" w:pos="720"/>
+        </w:tabs>
+        <w:ind w:left="720" w:hanging="360"/>
+      </w:pPr>
+      <w:rPr>
+        <w:rFonts w:ascii="Symbol" w:hAnsi="Symbol" w:hint="default"/>
+        <w:sz w:val="20"/>
+      </w:rPr>
+    </w:lvl>
+    <w:lvl w:ilvl="1" w:tentative="1">
+      <w:start w:val="1"/>
+      <w:numFmt w:val="bullet"/>
+      <w:lvlText w:val="o"/>
+      <w:lvlJc w:val="left"/>
+      <w:pPr>
+        <w:tabs>
+          <w:tab w:val="num" w:pos="1440"/>
+        </w:tabs>
+        <w:ind w:left="1440" w:hanging="360"/>
+      </w:pPr>
+      <w:rPr>
+        <w:rFonts w:ascii="Courier New" w:hAnsi="Courier New" w:hint="default"/>
+        <w:sz w:val="20"/>
+      </w:rPr>
+    </w:lvl>
+    <w:lvl w:ilvl="2" w:tentative="1">
+      <w:start w:val="1"/>
+      <w:numFmt w:val="bullet"/>
+      <w:lvlText w:val=""/>
+      <w:lvlJc w:val="left"/>
+      <w:pPr>
+        <w:tabs>
+          <w:tab w:val="num" w:pos="2160"/>
+        </w:tabs>
+        <w:ind w:left="2160" w:hanging="360"/>
+      </w:pPr>
+      <w:rPr>
+        <w:rFonts w:ascii="Wingdings" w:hAnsi="Wingdings" w:hint="default"/>
+        <w:sz w:val="20"/>
+      </w:rPr>
+    </w:lvl>
+    <w:lvl w:ilvl="3" w:tentative="1">
+      <w:start w:val="1"/>
+      <w:numFmt w:val="bullet"/>
+      <w:lvlText w:val=""/>
+      <w:lvlJc w:val="left"/>
+      <w:pPr>
+        <w:tabs>
+          <w:tab w:val="num" w:pos="2880"/>
+        </w:tabs>
+        <w:ind w:left="2880" w:hanging="360"/>
+      </w:pPr>
+      <w:rPr>
+        <w:rFonts w:ascii="Wingdings" w:hAnsi="Wingdings" w:hint="default"/>
+        <w:sz w:val="20"/>
+      </w:rPr>
+    </w:lvl>
+    <w:lvl w:ilvl="4" w:tentative="1">
+      <w:start w:val="1"/>
+      <w:numFmt w:val="bullet"/>
+      <w:lvlText w:val=""/>
+      <w:lvlJc w:val="left"/>
+      <w:pPr>
+        <w:tabs>
+          <w:tab w:val="num" w:pos="3600"/>
+        </w:tabs>
+        <w:ind w:left="3600" w:hanging="360"/>
+      </w:pPr>
+      <w:rPr>
+        <w:rFonts w:ascii="Wingdings" w:hAnsi="Wingdings" w:hint="default"/>
+        <w:sz w:val="20"/>
+      </w:rPr>
+    </w:lvl>
+    <w:lvl w:ilvl="5" w:tentative="1">
+      <w:start w:val="1"/>
+      <w:numFmt w:val="bullet"/>
+      <w:lvlText w:val=""/>
+      <w:lvlJc w:val="left"/>
+      <w:pPr>
+        <w:tabs>
+          <w:tab w:val="num" w:pos="4320"/>
+        </w:tabs>
+        <w:ind w:left="4320" w:hanging="360"/>
+      </w:pPr>
+      <w:rPr>
+        <w:rFonts w:ascii="Wingdings" w:hAnsi="Wingdings" w:hint="default"/>
+        <w:sz w:val="20"/>
+      </w:rPr>
+    </w:lvl>
+    <w:lvl w:ilvl="6" w:tentative="1">
+      <w:start w:val="1"/>
+      <w:numFmt w:val="bullet"/>
+      <w:lvlText w:val=""/>
+      <w:lvlJc w:val="left"/>
+      <w:pPr>
+        <w:tabs>
+          <w:tab w:val="num" w:pos="5040"/>
+        </w:tabs>
+        <w:ind w:left="5040" w:hanging="360"/>
+      </w:pPr>
+      <w:rPr>
+        <w:rFonts w:ascii="Wingdings" w:hAnsi="Wingdings" w:hint="default"/>
+        <w:sz w:val="20"/>
+      </w:rPr>
+    </w:lvl>
+    <w:lvl w:ilvl="7" w:tentative="1">
+      <w:start w:val="1"/>
+      <w:numFmt w:val="bullet"/>
+      <w:lvlText w:val=""/>
+      <w:lvlJc w:val="left"/>
+      <w:pPr>
+        <w:tabs>
+          <w:tab w:val="num" w:pos="5760"/>
+        </w:tabs>
+        <w:ind w:left="5760" w:hanging="360"/>
+      </w:pPr>
+      <w:rPr>
+        <w:rFonts w:ascii="Wingdings" w:hAnsi="Wingdings" w:hint="default"/>
+        <w:sz w:val="20"/>
+      </w:rPr>
+    </w:lvl>
+    <w:lvl w:ilvl="8" w:tentative="1">
+      <w:start w:val="1"/>
+      <w:numFmt w:val="bullet"/>
+      <w:lvlText w:val=""/>
+      <w:lvlJc w:val="left"/>
+      <w:pPr>
+        <w:tabs>
+          <w:tab w:val="num" w:pos="6480"/>
+        </w:tabs>
+        <w:ind w:left="6480" w:hanging="360"/>
+      </w:pPr>
+      <w:rPr>
+        <w:rFonts w:ascii="Wingdings" w:hAnsi="Wingdings" w:hint="default"/>
+        <w:sz w:val="20"/>
+      </w:rPr>
+    </w:lvl>
+  </w:abstractNum>
+  <w:abstractNum w:abstractNumId="7">
     <w:nsid w:val="373B0311"/>
     <w:multiLevelType w:val="multilevel"/>
     <w:tmpl w:val="9F728774"/>
@@ -3432,7 +9621,156 @@
       </w:rPr>
     </w:lvl>
   </w:abstractNum>
-  <w:abstractNum w:abstractNumId="3">
+  <w:abstractNum w:abstractNumId="8">
+    <w:nsid w:val="42201512"/>
+    <w:multiLevelType w:val="multilevel"/>
+    <w:tmpl w:val="1780F184"/>
+    <w:lvl w:ilvl="0">
+      <w:start w:val="1"/>
+      <w:numFmt w:val="bullet"/>
+      <w:lvlText w:val=""/>
+      <w:lvlJc w:val="left"/>
+      <w:pPr>
+        <w:tabs>
+          <w:tab w:val="num" w:pos="720"/>
+        </w:tabs>
+        <w:ind w:left="720" w:hanging="360"/>
+      </w:pPr>
+      <w:rPr>
+        <w:rFonts w:ascii="Symbol" w:hAnsi="Symbol" w:hint="default"/>
+        <w:sz w:val="20"/>
+      </w:rPr>
+    </w:lvl>
+    <w:lvl w:ilvl="1" w:tentative="1">
+      <w:start w:val="1"/>
+      <w:numFmt w:val="bullet"/>
+      <w:lvlText w:val="o"/>
+      <w:lvlJc w:val="left"/>
+      <w:pPr>
+        <w:tabs>
+          <w:tab w:val="num" w:pos="1440"/>
+        </w:tabs>
+        <w:ind w:left="1440" w:hanging="360"/>
+      </w:pPr>
+      <w:rPr>
+        <w:rFonts w:ascii="Courier New" w:hAnsi="Courier New" w:hint="default"/>
+        <w:sz w:val="20"/>
+      </w:rPr>
+    </w:lvl>
+    <w:lvl w:ilvl="2" w:tentative="1">
+      <w:start w:val="1"/>
+      <w:numFmt w:val="bullet"/>
+      <w:lvlText w:val=""/>
+      <w:lvlJc w:val="left"/>
+      <w:pPr>
+        <w:tabs>
+          <w:tab w:val="num" w:pos="2160"/>
+        </w:tabs>
+        <w:ind w:left="2160" w:hanging="360"/>
+      </w:pPr>
+      <w:rPr>
+        <w:rFonts w:ascii="Wingdings" w:hAnsi="Wingdings" w:hint="default"/>
+        <w:sz w:val="20"/>
+      </w:rPr>
+    </w:lvl>
+    <w:lvl w:ilvl="3" w:tentative="1">
+      <w:start w:val="1"/>
+      <w:numFmt w:val="bullet"/>
+      <w:lvlText w:val=""/>
+      <w:lvlJc w:val="left"/>
+      <w:pPr>
+        <w:tabs>
+          <w:tab w:val="num" w:pos="2880"/>
+        </w:tabs>
+        <w:ind w:left="2880" w:hanging="360"/>
+      </w:pPr>
+      <w:rPr>
+        <w:rFonts w:ascii="Wingdings" w:hAnsi="Wingdings" w:hint="default"/>
+        <w:sz w:val="20"/>
+      </w:rPr>
+    </w:lvl>
+    <w:lvl w:ilvl="4" w:tentative="1">
+      <w:start w:val="1"/>
+      <w:numFmt w:val="bullet"/>
+      <w:lvlText w:val=""/>
+      <w:lvlJc w:val="left"/>
+      <w:pPr>
+        <w:tabs>
+          <w:tab w:val="num" w:pos="3600"/>
+        </w:tabs>
+        <w:ind w:left="3600" w:hanging="360"/>
+      </w:pPr>
+      <w:rPr>
+        <w:rFonts w:ascii="Wingdings" w:hAnsi="Wingdings" w:hint="default"/>
+        <w:sz w:val="20"/>
+      </w:rPr>
+    </w:lvl>
+    <w:lvl w:ilvl="5" w:tentative="1">
+      <w:start w:val="1"/>
+      <w:numFmt w:val="bullet"/>
+      <w:lvlText w:val=""/>
+      <w:lvlJc w:val="left"/>
+      <w:pPr>
+        <w:tabs>
+          <w:tab w:val="num" w:pos="4320"/>
+        </w:tabs>
+        <w:ind w:left="4320" w:hanging="360"/>
+      </w:pPr>
+      <w:rPr>
+        <w:rFonts w:ascii="Wingdings" w:hAnsi="Wingdings" w:hint="default"/>
+        <w:sz w:val="20"/>
+      </w:rPr>
+    </w:lvl>
+    <w:lvl w:ilvl="6" w:tentative="1">
+      <w:start w:val="1"/>
+      <w:numFmt w:val="bullet"/>
+      <w:lvlText w:val=""/>
+      <w:lvlJc w:val="left"/>
+      <w:pPr>
+        <w:tabs>
+          <w:tab w:val="num" w:pos="5040"/>
+        </w:tabs>
+        <w:ind w:left="5040" w:hanging="360"/>
+      </w:pPr>
+      <w:rPr>
+        <w:rFonts w:ascii="Wingdings" w:hAnsi="Wingdings" w:hint="default"/>
+        <w:sz w:val="20"/>
+      </w:rPr>
+    </w:lvl>
+    <w:lvl w:ilvl="7" w:tentative="1">
+      <w:start w:val="1"/>
+      <w:numFmt w:val="bullet"/>
+      <w:lvlText w:val=""/>
+      <w:lvlJc w:val="left"/>
+      <w:pPr>
+        <w:tabs>
+          <w:tab w:val="num" w:pos="5760"/>
+        </w:tabs>
+        <w:ind w:left="5760" w:hanging="360"/>
+      </w:pPr>
+      <w:rPr>
+        <w:rFonts w:ascii="Wingdings" w:hAnsi="Wingdings" w:hint="default"/>
+        <w:sz w:val="20"/>
+      </w:rPr>
+    </w:lvl>
+    <w:lvl w:ilvl="8" w:tentative="1">
+      <w:start w:val="1"/>
+      <w:numFmt w:val="bullet"/>
+      <w:lvlText w:val=""/>
+      <w:lvlJc w:val="left"/>
+      <w:pPr>
+        <w:tabs>
+          <w:tab w:val="num" w:pos="6480"/>
+        </w:tabs>
+        <w:ind w:left="6480" w:hanging="360"/>
+      </w:pPr>
+      <w:rPr>
+        <w:rFonts w:ascii="Wingdings" w:hAnsi="Wingdings" w:hint="default"/>
+        <w:sz w:val="20"/>
+      </w:rPr>
+    </w:lvl>
+  </w:abstractNum>
+  <w:abstractNum w:abstractNumId="9">
     <w:nsid w:val="46EE5585"/>
     <w:multiLevelType w:val="multilevel"/>
     <w:tmpl w:val="3AFAF284"/>
@@ -3581,7 +9919,156 @@
       </w:rPr>
     </w:lvl>
   </w:abstractNum>
-  <w:abstractNum w:abstractNumId="4">
+  <w:abstractNum w:abstractNumId="10">
+    <w:nsid w:val="5BD65A4A"/>
+    <w:multiLevelType w:val="multilevel"/>
+    <w:tmpl w:val="281C0B4E"/>
+    <w:lvl w:ilvl="0">
+      <w:start w:val="1"/>
+      <w:numFmt w:val="bullet"/>
+      <w:lvlText w:val=""/>
+      <w:lvlJc w:val="left"/>
+      <w:pPr>
+        <w:tabs>
+          <w:tab w:val="num" w:pos="720"/>
+        </w:tabs>
+        <w:ind w:left="720" w:hanging="360"/>
+      </w:pPr>
+      <w:rPr>
+        <w:rFonts w:ascii="Symbol" w:hAnsi="Symbol" w:hint="default"/>
+        <w:sz w:val="20"/>
+      </w:rPr>
+    </w:lvl>
+    <w:lvl w:ilvl="1" w:tentative="1">
+      <w:start w:val="1"/>
+      <w:numFmt w:val="bullet"/>
+      <w:lvlText w:val="o"/>
+      <w:lvlJc w:val="left"/>
+      <w:pPr>
+        <w:tabs>
+          <w:tab w:val="num" w:pos="1440"/>
+        </w:tabs>
+        <w:ind w:left="1440" w:hanging="360"/>
+      </w:pPr>
+      <w:rPr>
+        <w:rFonts w:ascii="Courier New" w:hAnsi="Courier New" w:hint="default"/>
+        <w:sz w:val="20"/>
+      </w:rPr>
+    </w:lvl>
+    <w:lvl w:ilvl="2" w:tentative="1">
+      <w:start w:val="1"/>
+      <w:numFmt w:val="bullet"/>
+      <w:lvlText w:val=""/>
+      <w:lvlJc w:val="left"/>
+      <w:pPr>
+        <w:tabs>
+          <w:tab w:val="num" w:pos="2160"/>
+        </w:tabs>
+        <w:ind w:left="2160" w:hanging="360"/>
+      </w:pPr>
+      <w:rPr>
+        <w:rFonts w:ascii="Wingdings" w:hAnsi="Wingdings" w:hint="default"/>
+        <w:sz w:val="20"/>
+      </w:rPr>
+    </w:lvl>
+    <w:lvl w:ilvl="3" w:tentative="1">
+      <w:start w:val="1"/>
+      <w:numFmt w:val="bullet"/>
+      <w:lvlText w:val=""/>
+      <w:lvlJc w:val="left"/>
+      <w:pPr>
+        <w:tabs>
+          <w:tab w:val="num" w:pos="2880"/>
+        </w:tabs>
+        <w:ind w:left="2880" w:hanging="360"/>
+      </w:pPr>
+      <w:rPr>
+        <w:rFonts w:ascii="Wingdings" w:hAnsi="Wingdings" w:hint="default"/>
+        <w:sz w:val="20"/>
+      </w:rPr>
+    </w:lvl>
+    <w:lvl w:ilvl="4" w:tentative="1">
+      <w:start w:val="1"/>
+      <w:numFmt w:val="bullet"/>
+      <w:lvlText w:val=""/>
+      <w:lvlJc w:val="left"/>
+      <w:pPr>
+        <w:tabs>
+          <w:tab w:val="num" w:pos="3600"/>
+        </w:tabs>
+        <w:ind w:left="3600" w:hanging="360"/>
+      </w:pPr>
+      <w:rPr>
+        <w:rFonts w:ascii="Wingdings" w:hAnsi="Wingdings" w:hint="default"/>
+        <w:sz w:val="20"/>
+      </w:rPr>
+    </w:lvl>
+    <w:lvl w:ilvl="5" w:tentative="1">
+      <w:start w:val="1"/>
+      <w:numFmt w:val="bullet"/>
+      <w:lvlText w:val=""/>
+      <w:lvlJc w:val="left"/>
+      <w:pPr>
+        <w:tabs>
+          <w:tab w:val="num" w:pos="4320"/>
+        </w:tabs>
+        <w:ind w:left="4320" w:hanging="360"/>
+      </w:pPr>
+      <w:rPr>
+        <w:rFonts w:ascii="Wingdings" w:hAnsi="Wingdings" w:hint="default"/>
+        <w:sz w:val="20"/>
+      </w:rPr>
+    </w:lvl>
+    <w:lvl w:ilvl="6" w:tentative="1">
+      <w:start w:val="1"/>
+      <w:numFmt w:val="bullet"/>
+      <w:lvlText w:val=""/>
+      <w:lvlJc w:val="left"/>
+      <w:pPr>
+        <w:tabs>
+          <w:tab w:val="num" w:pos="5040"/>
+        </w:tabs>
+        <w:ind w:left="5040" w:hanging="360"/>
+      </w:pPr>
+      <w:rPr>
+        <w:rFonts w:ascii="Wingdings" w:hAnsi="Wingdings" w:hint="default"/>
+        <w:sz w:val="20"/>
+      </w:rPr>
+    </w:lvl>
+    <w:lvl w:ilvl="7" w:tentative="1">
+      <w:start w:val="1"/>
+      <w:numFmt w:val="bullet"/>
+      <w:lvlText w:val=""/>
+      <w:lvlJc w:val="left"/>
+      <w:pPr>
+        <w:tabs>
+          <w:tab w:val="num" w:pos="5760"/>
+        </w:tabs>
+        <w:ind w:left="5760" w:hanging="360"/>
+      </w:pPr>
+      <w:rPr>
+        <w:rFonts w:ascii="Wingdings" w:hAnsi="Wingdings" w:hint="default"/>
+        <w:sz w:val="20"/>
+      </w:rPr>
+    </w:lvl>
+    <w:lvl w:ilvl="8" w:tentative="1">
+      <w:start w:val="1"/>
+      <w:numFmt w:val="bullet"/>
+      <w:lvlText w:val=""/>
+      <w:lvlJc w:val="left"/>
+      <w:pPr>
+        <w:tabs>
+          <w:tab w:val="num" w:pos="6480"/>
+        </w:tabs>
+        <w:ind w:left="6480" w:hanging="360"/>
+      </w:pPr>
+      <w:rPr>
+        <w:rFonts w:ascii="Wingdings" w:hAnsi="Wingdings" w:hint="default"/>
+        <w:sz w:val="20"/>
+      </w:rPr>
+    </w:lvl>
+  </w:abstractNum>
+  <w:abstractNum w:abstractNumId="11">
     <w:nsid w:val="60305347"/>
     <w:multiLevelType w:val="multilevel"/>
     <w:tmpl w:val="4756104A"/>
@@ -3730,7 +10217,156 @@
       </w:rPr>
     </w:lvl>
   </w:abstractNum>
-  <w:abstractNum w:abstractNumId="5">
+  <w:abstractNum w:abstractNumId="12">
+    <w:nsid w:val="747321F2"/>
+    <w:multiLevelType w:val="multilevel"/>
+    <w:tmpl w:val="D4B4A492"/>
+    <w:lvl w:ilvl="0">
+      <w:start w:val="1"/>
+      <w:numFmt w:val="bullet"/>
+      <w:lvlText w:val=""/>
+      <w:lvlJc w:val="left"/>
+      <w:pPr>
+        <w:tabs>
+          <w:tab w:val="num" w:pos="720"/>
+        </w:tabs>
+        <w:ind w:left="720" w:hanging="360"/>
+      </w:pPr>
+      <w:rPr>
+        <w:rFonts w:ascii="Symbol" w:hAnsi="Symbol" w:hint="default"/>
+        <w:sz w:val="20"/>
+      </w:rPr>
+    </w:lvl>
+    <w:lvl w:ilvl="1" w:tentative="1">
+      <w:start w:val="1"/>
+      <w:numFmt w:val="bullet"/>
+      <w:lvlText w:val="o"/>
+      <w:lvlJc w:val="left"/>
+      <w:pPr>
+        <w:tabs>
+          <w:tab w:val="num" w:pos="1440"/>
+        </w:tabs>
+        <w:ind w:left="1440" w:hanging="360"/>
+      </w:pPr>
+      <w:rPr>
+        <w:rFonts w:ascii="Courier New" w:hAnsi="Courier New" w:hint="default"/>
+        <w:sz w:val="20"/>
+      </w:rPr>
+    </w:lvl>
+    <w:lvl w:ilvl="2" w:tentative="1">
+      <w:start w:val="1"/>
+      <w:numFmt w:val="bullet"/>
+      <w:lvlText w:val=""/>
+      <w:lvlJc w:val="left"/>
+      <w:pPr>
+        <w:tabs>
+          <w:tab w:val="num" w:pos="2160"/>
+        </w:tabs>
+        <w:ind w:left="2160" w:hanging="360"/>
+      </w:pPr>
+      <w:rPr>
+        <w:rFonts w:ascii="Wingdings" w:hAnsi="Wingdings" w:hint="default"/>
+        <w:sz w:val="20"/>
+      </w:rPr>
+    </w:lvl>
+    <w:lvl w:ilvl="3" w:tentative="1">
+      <w:start w:val="1"/>
+      <w:numFmt w:val="bullet"/>
+      <w:lvlText w:val=""/>
+      <w:lvlJc w:val="left"/>
+      <w:pPr>
+        <w:tabs>
+          <w:tab w:val="num" w:pos="2880"/>
+        </w:tabs>
+        <w:ind w:left="2880" w:hanging="360"/>
+      </w:pPr>
+      <w:rPr>
+        <w:rFonts w:ascii="Wingdings" w:hAnsi="Wingdings" w:hint="default"/>
+        <w:sz w:val="20"/>
+      </w:rPr>
+    </w:lvl>
+    <w:lvl w:ilvl="4" w:tentative="1">
+      <w:start w:val="1"/>
+      <w:numFmt w:val="bullet"/>
+      <w:lvlText w:val=""/>
+      <w:lvlJc w:val="left"/>
+      <w:pPr>
+        <w:tabs>
+          <w:tab w:val="num" w:pos="3600"/>
+        </w:tabs>
+        <w:ind w:left="3600" w:hanging="360"/>
+      </w:pPr>
+      <w:rPr>
+        <w:rFonts w:ascii="Wingdings" w:hAnsi="Wingdings" w:hint="default"/>
+        <w:sz w:val="20"/>
+      </w:rPr>
+    </w:lvl>
+    <w:lvl w:ilvl="5" w:tentative="1">
+      <w:start w:val="1"/>
+      <w:numFmt w:val="bullet"/>
+      <w:lvlText w:val=""/>
+      <w:lvlJc w:val="left"/>
+      <w:pPr>
+        <w:tabs>
+          <w:tab w:val="num" w:pos="4320"/>
+        </w:tabs>
+        <w:ind w:left="4320" w:hanging="360"/>
+      </w:pPr>
+      <w:rPr>
+        <w:rFonts w:ascii="Wingdings" w:hAnsi="Wingdings" w:hint="default"/>
+        <w:sz w:val="20"/>
+      </w:rPr>
+    </w:lvl>
+    <w:lvl w:ilvl="6" w:tentative="1">
+      <w:start w:val="1"/>
+      <w:numFmt w:val="bullet"/>
+      <w:lvlText w:val=""/>
+      <w:lvlJc w:val="left"/>
+      <w:pPr>
+        <w:tabs>
+          <w:tab w:val="num" w:pos="5040"/>
+        </w:tabs>
+        <w:ind w:left="5040" w:hanging="360"/>
+      </w:pPr>
+      <w:rPr>
+        <w:rFonts w:ascii="Wingdings" w:hAnsi="Wingdings" w:hint="default"/>
+        <w:sz w:val="20"/>
+      </w:rPr>
+    </w:lvl>
+    <w:lvl w:ilvl="7" w:tentative="1">
+      <w:start w:val="1"/>
+      <w:numFmt w:val="bullet"/>
+      <w:lvlText w:val=""/>
+      <w:lvlJc w:val="left"/>
+      <w:pPr>
+        <w:tabs>
+          <w:tab w:val="num" w:pos="5760"/>
+        </w:tabs>
+        <w:ind w:left="5760" w:hanging="360"/>
+      </w:pPr>
+      <w:rPr>
+        <w:rFonts w:ascii="Wingdings" w:hAnsi="Wingdings" w:hint="default"/>
+        <w:sz w:val="20"/>
+      </w:rPr>
+    </w:lvl>
+    <w:lvl w:ilvl="8" w:tentative="1">
+      <w:start w:val="1"/>
+      <w:numFmt w:val="bullet"/>
+      <w:lvlText w:val=""/>
+      <w:lvlJc w:val="left"/>
+      <w:pPr>
+        <w:tabs>
+          <w:tab w:val="num" w:pos="6480"/>
+        </w:tabs>
+        <w:ind w:left="6480" w:hanging="360"/>
+      </w:pPr>
+      <w:rPr>
+        <w:rFonts w:ascii="Wingdings" w:hAnsi="Wingdings" w:hint="default"/>
+        <w:sz w:val="20"/>
+      </w:rPr>
+    </w:lvl>
+  </w:abstractNum>
+  <w:abstractNum w:abstractNumId="13">
     <w:nsid w:val="7BE43B47"/>
     <w:multiLevelType w:val="multilevel"/>
     <w:tmpl w:val="A7B8F1C8"/>
@@ -3880,22 +10516,46 @@
     </w:lvl>
   </w:abstractNum>
   <w:num w:numId="1">
+    <w:abstractNumId w:val="7"/>
+  </w:num>
+  <w:num w:numId="2">
+    <w:abstractNumId w:val="11"/>
+  </w:num>
+  <w:num w:numId="3">
+    <w:abstractNumId w:val="13"/>
+  </w:num>
+  <w:num w:numId="4">
+    <w:abstractNumId w:val="5"/>
+  </w:num>
+  <w:num w:numId="5">
+    <w:abstractNumId w:val="1"/>
+  </w:num>
+  <w:num w:numId="6">
+    <w:abstractNumId w:val="9"/>
+  </w:num>
+  <w:num w:numId="7">
     <w:abstractNumId w:val="2"/>
   </w:num>
-  <w:num w:numId="2">
+  <w:num w:numId="8">
+    <w:abstractNumId w:val="8"/>
+  </w:num>
+  <w:num w:numId="9">
+    <w:abstractNumId w:val="6"/>
+  </w:num>
+  <w:num w:numId="10">
+    <w:abstractNumId w:val="3"/>
+  </w:num>
+  <w:num w:numId="11">
     <w:abstractNumId w:val="4"/>
   </w:num>
-  <w:num w:numId="3">
-    <w:abstractNumId w:val="5"/>
-  </w:num>
-  <w:num w:numId="4">
-    <w:abstractNumId w:val="1"/>
-  </w:num>
-  <w:num w:numId="5">
+  <w:num w:numId="12">
     <w:abstractNumId w:val="0"/>
   </w:num>
-  <w:num w:numId="6">
-    <w:abstractNumId w:val="3"/>
+  <w:num w:numId="13">
+    <w:abstractNumId w:val="12"/>
+  </w:num>
+  <w:num w:numId="14">
+    <w:abstractNumId w:val="10"/>
   </w:num>
 </w:numbering>
 </file>
@@ -4321,6 +10981,16 @@
     <w:basedOn w:val="a0"/>
     <w:rsid w:val="00106DBB"/>
   </w:style>
+  <w:style w:type="character" w:customStyle="1" w:styleId="hljs-meta">
+    <w:name w:val="hljs-meta"/>
+    <w:basedOn w:val="a0"/>
+    <w:rsid w:val="00B67A40"/>
+  </w:style>
+  <w:style w:type="character" w:customStyle="1" w:styleId="hljs-attribute">
+    <w:name w:val="hljs-attribute"/>
+    <w:basedOn w:val="a0"/>
+    <w:rsid w:val="00013F1A"/>
+  </w:style>
 </w:styles>
 </file>
 
